--- a/src/templates/certificate-template.docx
+++ b/src/templates/certificate-template.docx
@@ -1,11 +1,11 @@
 
 <file path=word/document.xml><?xml version="1.0" encoding="utf-8"?>
-<w:document xmlns:mc="http://schemas.openxmlformats.org/markup-compatibility/2006" xmlns:ve="http://schemas.openxmlformats.org/markup-compatibility/2006" xmlns:o="urn:schemas-microsoft-com:office:office" xmlns:r="http://schemas.openxmlformats.org/officeDocument/2006/relationships" xmlns:m="http://schemas.openxmlformats.org/officeDocument/2006/math" xmlns:v="urn:schemas-microsoft-com:vml" xmlns:wp="http://schemas.openxmlformats.org/drawingml/2006/wordprocessingDrawing" xmlns:w10="urn:schemas-microsoft-com:office:word" xmlns:w="http://schemas.openxmlformats.org/wordprocessingml/2006/main" xmlns:wne="http://schemas.microsoft.com/office/word/2006/wordml" xmlns:a="http://schemas.openxmlformats.org/drawingml/2006/main" xmlns:pic="http://schemas.openxmlformats.org/drawingml/2006/picture" xmlns:wpg="http://schemas.microsoft.com/office/word/2010/wordprocessingGroup" xmlns:wps="http://schemas.microsoft.com/office/word/2010/wordprocessingShape" xmlns:w14="http://schemas.microsoft.com/office/word/2010/wordml" mc:Ignorable="w14" xml:space="preserve">
+<w:document xmlns:wpc="http://schemas.microsoft.com/office/word/2010/wordprocessingCanvas" xmlns:cx="http://schemas.microsoft.com/office/drawing/2014/chartex" xmlns:cx1="http://schemas.microsoft.com/office/drawing/2015/9/8/chartex" xmlns:cx2="http://schemas.microsoft.com/office/drawing/2015/10/21/chartex" xmlns:cx3="http://schemas.microsoft.com/office/drawing/2016/5/9/chartex" xmlns:cx4="http://schemas.microsoft.com/office/drawing/2016/5/10/chartex" xmlns:cx5="http://schemas.microsoft.com/office/drawing/2016/5/11/chartex" xmlns:cx6="http://schemas.microsoft.com/office/drawing/2016/5/12/chartex" xmlns:cx7="http://schemas.microsoft.com/office/drawing/2016/5/13/chartex" xmlns:cx8="http://schemas.microsoft.com/office/drawing/2016/5/14/chartex" xmlns:mc="http://schemas.openxmlformats.org/markup-compatibility/2006" xmlns:aink="http://schemas.microsoft.com/office/drawing/2016/ink" xmlns:am3d="http://schemas.microsoft.com/office/drawing/2017/model3d" xmlns:o="urn:schemas-microsoft-com:office:office" xmlns:oel="http://schemas.microsoft.com/office/2019/extlst" xmlns:r="http://schemas.openxmlformats.org/officeDocument/2006/relationships" xmlns:m="http://schemas.openxmlformats.org/officeDocument/2006/math" xmlns:v="urn:schemas-microsoft-com:vml" xmlns:wp14="http://schemas.microsoft.com/office/word/2010/wordprocessingDrawing" xmlns:wp="http://schemas.openxmlformats.org/drawingml/2006/wordprocessingDrawing" xmlns:w10="urn:schemas-microsoft-com:office:word" xmlns:w="http://schemas.openxmlformats.org/wordprocessingml/2006/main" xmlns:w14="http://schemas.microsoft.com/office/word/2010/wordml" xmlns:w15="http://schemas.microsoft.com/office/word/2012/wordml" xmlns:w16cex="http://schemas.microsoft.com/office/word/2018/wordml/cex" xmlns:w16cid="http://schemas.microsoft.com/office/word/2016/wordml/cid" xmlns:w16="http://schemas.microsoft.com/office/word/2018/wordml" xmlns:w16du="http://schemas.microsoft.com/office/word/2023/wordml/word16du" xmlns:w16sdtdh="http://schemas.microsoft.com/office/word/2020/wordml/sdtdatahash" xmlns:w16sdtfl="http://schemas.microsoft.com/office/word/2024/wordml/sdtformatlock" xmlns:w16se="http://schemas.microsoft.com/office/word/2015/wordml/symex" xmlns:wpg="http://schemas.microsoft.com/office/word/2010/wordprocessingGroup" xmlns:wpi="http://schemas.microsoft.com/office/word/2010/wordprocessingInk" xmlns:wne="http://schemas.microsoft.com/office/word/2006/wordml" xmlns:wps="http://schemas.microsoft.com/office/word/2010/wordprocessingShape" mc:Ignorable="w14 w15 w16se w16cid w16 w16cex w16sdtdh w16sdtfl w16du wp14">
   <w:body>
     <w:p>
       <w:pPr>
         <w:spacing w:before="68"/>
-        <w:ind w:left="396" w:right="0" w:firstLine="0"/>
+        <w:ind w:left="396"/>
         <w:jc w:val="center"/>
         <w:rPr>
           <w:sz w:val="48"/>
@@ -23,7 +23,7 @@
           <w:w w:val="150"/>
           <w:sz w:val="48"/>
         </w:rPr>
-        <w:t> </w:t>
+        <w:t xml:space="preserve"> </w:t>
       </w:r>
       <w:r>
         <w:rPr>
@@ -37,7 +37,7 @@
           <w:w w:val="150"/>
           <w:sz w:val="48"/>
         </w:rPr>
-        <w:t> </w:t>
+        <w:t xml:space="preserve"> </w:t>
       </w:r>
       <w:r>
         <w:rPr>
@@ -51,8 +51,9 @@
           <w:w w:val="150"/>
           <w:sz w:val="48"/>
         </w:rPr>
-        <w:t> </w:t>
-      </w:r>
+        <w:t xml:space="preserve"> </w:t>
+      </w:r>
+      <w:proofErr w:type="gramStart"/>
       <w:r>
         <w:rPr>
           <w:sz w:val="48"/>
@@ -64,7 +65,7 @@
           <w:spacing w:val="7"/>
           <w:sz w:val="48"/>
         </w:rPr>
-        <w:t>  </w:t>
+        <w:t xml:space="preserve">  </w:t>
       </w:r>
       <w:r>
         <w:rPr>
@@ -72,13 +73,14 @@
         </w:rPr>
         <w:t>h</w:t>
       </w:r>
+      <w:proofErr w:type="gramEnd"/>
       <w:r>
         <w:rPr>
           <w:spacing w:val="78"/>
           <w:w w:val="150"/>
           <w:sz w:val="48"/>
         </w:rPr>
-        <w:t> </w:t>
+        <w:t xml:space="preserve"> </w:t>
       </w:r>
       <w:r>
         <w:rPr>
@@ -92,8 +94,9 @@
           <w:w w:val="150"/>
           <w:sz w:val="48"/>
         </w:rPr>
-        <w:t> </w:t>
-      </w:r>
+        <w:t xml:space="preserve"> </w:t>
+      </w:r>
+      <w:proofErr w:type="gramStart"/>
       <w:r>
         <w:rPr>
           <w:sz w:val="48"/>
@@ -105,7 +108,7 @@
           <w:spacing w:val="7"/>
           <w:sz w:val="48"/>
         </w:rPr>
-        <w:t>  </w:t>
+        <w:t xml:space="preserve">  </w:t>
       </w:r>
       <w:r>
         <w:rPr>
@@ -113,13 +116,14 @@
         </w:rPr>
         <w:t>n</w:t>
       </w:r>
+      <w:proofErr w:type="gramEnd"/>
       <w:r>
         <w:rPr>
           <w:spacing w:val="79"/>
           <w:w w:val="150"/>
           <w:sz w:val="48"/>
         </w:rPr>
-        <w:t> </w:t>
+        <w:t xml:space="preserve"> </w:t>
       </w:r>
       <w:r>
         <w:rPr>
@@ -133,7 +137,7 @@
           <w:w w:val="150"/>
           <w:sz w:val="48"/>
         </w:rPr>
-        <w:t> </w:t>
+        <w:t xml:space="preserve"> </w:t>
       </w:r>
       <w:r>
         <w:rPr>
@@ -147,8 +151,9 @@
           <w:w w:val="150"/>
           <w:sz w:val="48"/>
         </w:rPr>
-        <w:t> </w:t>
-      </w:r>
+        <w:t xml:space="preserve"> </w:t>
+      </w:r>
+      <w:proofErr w:type="gramStart"/>
       <w:r>
         <w:rPr>
           <w:sz w:val="48"/>
@@ -160,7 +165,7 @@
           <w:spacing w:val="7"/>
           <w:sz w:val="48"/>
         </w:rPr>
-        <w:t>  </w:t>
+        <w:t xml:space="preserve">  </w:t>
       </w:r>
       <w:r>
         <w:rPr>
@@ -168,13 +173,14 @@
         </w:rPr>
         <w:t>n</w:t>
       </w:r>
+      <w:proofErr w:type="gramEnd"/>
       <w:r>
         <w:rPr>
           <w:spacing w:val="78"/>
           <w:w w:val="150"/>
           <w:sz w:val="48"/>
         </w:rPr>
-        <w:t> </w:t>
+        <w:t xml:space="preserve"> </w:t>
       </w:r>
       <w:r>
         <w:rPr>
@@ -187,7 +193,7 @@
     <w:p>
       <w:pPr>
         <w:spacing w:before="2"/>
-        <w:ind w:left="396" w:right="20" w:firstLine="0"/>
+        <w:ind w:left="396" w:right="20"/>
         <w:jc w:val="center"/>
         <w:rPr>
           <w:sz w:val="24"/>
@@ -204,7 +210,7 @@
           <w:spacing w:val="-6"/>
           <w:sz w:val="24"/>
         </w:rPr>
-        <w:t> </w:t>
+        <w:t xml:space="preserve"> </w:t>
       </w:r>
       <w:r>
         <w:rPr>
@@ -217,7 +223,7 @@
           <w:spacing w:val="-1"/>
           <w:sz w:val="24"/>
         </w:rPr>
-        <w:t> </w:t>
+        <w:t xml:space="preserve"> </w:t>
       </w:r>
       <w:r>
         <w:rPr>
@@ -230,7 +236,7 @@
           <w:spacing w:val="-4"/>
           <w:sz w:val="24"/>
         </w:rPr>
-        <w:t> </w:t>
+        <w:t xml:space="preserve"> </w:t>
       </w:r>
       <w:r>
         <w:rPr>
@@ -243,7 +249,7 @@
           <w:spacing w:val="-5"/>
           <w:sz w:val="24"/>
         </w:rPr>
-        <w:t> </w:t>
+        <w:t xml:space="preserve"> </w:t>
       </w:r>
       <w:r>
         <w:rPr>
@@ -256,7 +262,7 @@
           <w:spacing w:val="-1"/>
           <w:sz w:val="24"/>
         </w:rPr>
-        <w:t> </w:t>
+        <w:t xml:space="preserve"> </w:t>
       </w:r>
       <w:r>
         <w:rPr>
@@ -269,7 +275,7 @@
           <w:spacing w:val="-2"/>
           <w:sz w:val="24"/>
         </w:rPr>
-        <w:t> </w:t>
+        <w:t xml:space="preserve"> </w:t>
       </w:r>
       <w:r>
         <w:rPr>
@@ -282,7 +288,7 @@
           <w:spacing w:val="-4"/>
           <w:sz w:val="24"/>
         </w:rPr>
-        <w:t> </w:t>
+        <w:t xml:space="preserve"> </w:t>
       </w:r>
       <w:r>
         <w:rPr>
@@ -295,7 +301,7 @@
           <w:spacing w:val="-1"/>
           <w:sz w:val="24"/>
         </w:rPr>
-        <w:t> </w:t>
+        <w:t xml:space="preserve"> </w:t>
       </w:r>
       <w:r>
         <w:rPr>
@@ -308,7 +314,7 @@
           <w:spacing w:val="-5"/>
           <w:sz w:val="24"/>
         </w:rPr>
-        <w:t> </w:t>
+        <w:t xml:space="preserve"> </w:t>
       </w:r>
       <w:r>
         <w:rPr>
@@ -321,7 +327,7 @@
           <w:spacing w:val="-5"/>
           <w:sz w:val="24"/>
         </w:rPr>
-        <w:t> </w:t>
+        <w:t xml:space="preserve"> </w:t>
       </w:r>
       <w:r>
         <w:rPr>
@@ -334,7 +340,7 @@
           <w:spacing w:val="-4"/>
           <w:sz w:val="24"/>
         </w:rPr>
-        <w:t> </w:t>
+        <w:t xml:space="preserve"> </w:t>
       </w:r>
       <w:r>
         <w:rPr>
@@ -347,13 +353,13 @@
           <w:spacing w:val="-4"/>
           <w:sz w:val="24"/>
         </w:rPr>
-        <w:t> </w:t>
+        <w:t xml:space="preserve"> </w:t>
       </w:r>
       <w:r>
         <w:rPr>
           <w:sz w:val="24"/>
         </w:rPr>
-        <w:t>904 </w:t>
+        <w:t xml:space="preserve">904 </w:t>
       </w:r>
       <w:r>
         <w:rPr>
@@ -365,100 +371,89 @@
     </w:p>
     <w:p>
       <w:pPr>
-        <w:pStyle w:val="Heading1"/>
+        <w:pStyle w:val="berschrift1"/>
         <w:spacing w:after="36"/>
         <w:ind w:right="25"/>
       </w:pPr>
-      <w:bookmarkStart w:name="von der Pfändung nicht erfassten Beträge" w:id="1"/>
-      <w:bookmarkEnd w:id="1"/>
-      <w:r>
-        <w:rPr/>
-      </w:r>
-      <w:r>
-        <w:rPr/>
+      <w:bookmarkStart w:id="0" w:name="von_der_Pfändung_nicht_erfassten_Beträge"/>
+      <w:bookmarkEnd w:id="0"/>
+      <w:r>
         <w:t>von</w:t>
       </w:r>
       <w:r>
         <w:rPr>
           <w:spacing w:val="-9"/>
         </w:rPr>
-        <w:t> </w:t>
-      </w:r>
-      <w:r>
-        <w:rPr/>
+        <w:t xml:space="preserve"> </w:t>
+      </w:r>
+      <w:r>
         <w:t>der</w:t>
       </w:r>
       <w:r>
         <w:rPr>
           <w:spacing w:val="-5"/>
         </w:rPr>
-        <w:t> </w:t>
-      </w:r>
-      <w:r>
-        <w:rPr/>
+        <w:t xml:space="preserve"> </w:t>
+      </w:r>
+      <w:r>
         <w:t>Pfändung</w:t>
       </w:r>
       <w:r>
         <w:rPr>
           <w:spacing w:val="-7"/>
         </w:rPr>
-        <w:t> </w:t>
-      </w:r>
-      <w:r>
-        <w:rPr/>
+        <w:t xml:space="preserve"> </w:t>
+      </w:r>
+      <w:r>
         <w:t>nicht</w:t>
       </w:r>
       <w:r>
         <w:rPr>
           <w:spacing w:val="-4"/>
         </w:rPr>
-        <w:t> </w:t>
-      </w:r>
-      <w:r>
-        <w:rPr/>
+        <w:t xml:space="preserve"> </w:t>
+      </w:r>
+      <w:r>
         <w:t>erfassten</w:t>
       </w:r>
       <w:r>
         <w:rPr>
           <w:spacing w:val="-9"/>
         </w:rPr>
-        <w:t> </w:t>
-      </w:r>
-      <w:r>
-        <w:rPr/>
+        <w:t xml:space="preserve"> </w:t>
+      </w:r>
+      <w:r>
         <w:t>Beträge</w:t>
       </w:r>
       <w:r>
         <w:rPr>
           <w:spacing w:val="-6"/>
         </w:rPr>
-        <w:t> </w:t>
-      </w:r>
-      <w:r>
-        <w:rPr/>
+        <w:t xml:space="preserve"> </w:t>
+      </w:r>
+      <w:r>
         <w:t>auf</w:t>
       </w:r>
       <w:r>
         <w:rPr>
           <w:spacing w:val="-5"/>
         </w:rPr>
-        <w:t> </w:t>
-      </w:r>
-      <w:r>
-        <w:rPr/>
+        <w:t xml:space="preserve"> </w:t>
+      </w:r>
+      <w:r>
         <w:t>einem</w:t>
       </w:r>
       <w:r>
         <w:rPr>
           <w:spacing w:val="-2"/>
         </w:rPr>
-        <w:t> Pfändungsschutzkonto</w:t>
+        <w:t xml:space="preserve"> Pfändungsschutzkonto</w:t>
       </w:r>
     </w:p>
     <w:tbl>
       <w:tblPr>
+        <w:tblStyle w:val="TableNormal"/>
         <w:tblW w:w="0" w:type="auto"/>
-        <w:jc w:val="left"/>
         <w:tblInd w:w="86" w:type="dxa"/>
         <w:tblBorders>
           <w:top w:val="single" w:sz="12" w:space="0" w:color="000000"/>
@@ -469,13 +464,7 @@
           <w:insideV w:val="single" w:sz="12" w:space="0" w:color="000000"/>
         </w:tblBorders>
         <w:tblLayout w:type="fixed"/>
-        <w:tblCellMar>
-          <w:top w:w="0" w:type="dxa"/>
-          <w:left w:w="0" w:type="dxa"/>
-          <w:bottom w:w="0" w:type="dxa"/>
-          <w:right w:w="0" w:type="dxa"/>
-        </w:tblCellMar>
-        <w:tblLook w:val="01E0"/>
+        <w:tblLook w:val="01E0" w:firstRow="1" w:lastRow="1" w:firstColumn="1" w:lastColumn="1" w:noHBand="0" w:noVBand="0"/>
       </w:tblPr>
       <w:tblGrid>
         <w:gridCol w:w="1717"/>
@@ -491,7 +480,7 @@
       </w:tblGrid>
       <w:tr>
         <w:trPr>
-          <w:trHeight w:val="262" w:hRule="atLeast"/>
+          <w:trHeight w:val="262"/>
         </w:trPr>
         <w:tc>
           <w:tcPr>
@@ -535,7 +524,7 @@
                 <w:b/>
                 <w:sz w:val="16"/>
               </w:rPr>
-              <w:t>Bezeichnung der </w:t>
+              <w:t xml:space="preserve">Bezeichnung der </w:t>
             </w:r>
             <w:r>
               <w:rPr>
@@ -551,7 +540,7 @@
                 <w:spacing w:val="-15"/>
                 <w:sz w:val="16"/>
               </w:rPr>
-              <w:t> </w:t>
+              <w:t xml:space="preserve"> </w:t>
             </w:r>
             <w:r>
               <w:rPr>
@@ -567,15 +556,15 @@
                 <w:spacing w:val="-11"/>
                 <w:sz w:val="16"/>
               </w:rPr>
-              <w:t> </w:t>
-            </w:r>
-            <w:r>
-              <w:rPr>
-                <w:b/>
-                <w:spacing w:val="-2"/>
-                <w:sz w:val="16"/>
-              </w:rPr>
-              <w:t>Stelle </w:t>
+              <w:t xml:space="preserve"> </w:t>
+            </w:r>
+            <w:r>
+              <w:rPr>
+                <w:b/>
+                <w:spacing w:val="-2"/>
+                <w:sz w:val="16"/>
+              </w:rPr>
+              <w:t xml:space="preserve">Stelle </w:t>
             </w:r>
             <w:r>
               <w:rPr>
@@ -590,7 +579,7 @@
                 <w:spacing w:val="-5"/>
                 <w:sz w:val="16"/>
               </w:rPr>
-              <w:t> </w:t>
+              <w:t xml:space="preserve"> </w:t>
             </w:r>
             <w:r>
               <w:rPr>
@@ -605,7 +594,7 @@
                 <w:spacing w:val="-3"/>
                 <w:sz w:val="16"/>
               </w:rPr>
-              <w:t> </w:t>
+              <w:t xml:space="preserve"> </w:t>
             </w:r>
             <w:r>
               <w:rPr>
@@ -620,7 +609,7 @@
                 <w:spacing w:val="-2"/>
                 <w:sz w:val="16"/>
               </w:rPr>
-              <w:t> </w:t>
+              <w:t xml:space="preserve"> </w:t>
             </w:r>
             <w:r>
               <w:rPr>
@@ -635,7 +624,7 @@
                 <w:spacing w:val="-3"/>
                 <w:sz w:val="16"/>
               </w:rPr>
-              <w:t> </w:t>
+              <w:t xml:space="preserve"> </w:t>
             </w:r>
             <w:r>
               <w:rPr>
@@ -668,7 +657,7 @@
                 <w:spacing w:val="-3"/>
                 <w:sz w:val="16"/>
               </w:rPr>
-              <w:t> </w:t>
+              <w:t xml:space="preserve"> </w:t>
             </w:r>
             <w:r>
               <w:rPr>
@@ -683,7 +672,7 @@
                 <w:spacing w:val="-5"/>
                 <w:sz w:val="16"/>
               </w:rPr>
-              <w:t> ZPO</w:t>
+              <w:t xml:space="preserve"> ZPO</w:t>
             </w:r>
           </w:p>
         </w:tc>
@@ -726,7 +715,7 @@
           <w:p>
             <w:pPr>
               <w:pStyle w:val="TableParagraph"/>
-              <w:spacing w:line="223" w:lineRule="exact" w:before="19"/>
+              <w:spacing w:before="19" w:line="223" w:lineRule="exact"/>
               <w:ind w:left="1008"/>
               <w:rPr>
                 <w:sz w:val="20"/>
@@ -743,7 +732,7 @@
                 <w:spacing w:val="-2"/>
                 <w:sz w:val="20"/>
               </w:rPr>
-              <w:t> </w:t>
+              <w:t xml:space="preserve"> </w:t>
             </w:r>
             <w:r>
               <w:rPr>
@@ -756,8 +745,9 @@
                 <w:spacing w:val="3"/>
                 <w:sz w:val="20"/>
               </w:rPr>
-              <w:t> </w:t>
-            </w:r>
+              <w:t xml:space="preserve"> </w:t>
+            </w:r>
+            <w:proofErr w:type="spellStart"/>
             <w:r>
               <w:rPr>
                 <w:spacing w:val="-2"/>
@@ -765,12 +755,13 @@
               </w:rPr>
               <w:t>Scuric</w:t>
             </w:r>
+            <w:proofErr w:type="spellEnd"/>
           </w:p>
         </w:tc>
       </w:tr>
       <w:tr>
         <w:trPr>
-          <w:trHeight w:val="267" w:hRule="atLeast"/>
+          <w:trHeight w:val="267"/>
         </w:trPr>
         <w:tc>
           <w:tcPr>
@@ -832,12 +823,13 @@
           <w:p>
             <w:pPr>
               <w:pStyle w:val="TableParagraph"/>
-              <w:spacing w:line="225" w:lineRule="exact" w:before="23"/>
+              <w:spacing w:before="23" w:line="225" w:lineRule="exact"/>
               <w:ind w:left="104"/>
               <w:rPr>
                 <w:sz w:val="20"/>
               </w:rPr>
             </w:pPr>
+            <w:proofErr w:type="spellStart"/>
             <w:r>
               <w:rPr>
                 <w:spacing w:val="-2"/>
@@ -845,6 +837,7 @@
               </w:rPr>
               <w:t>Bongardstraße</w:t>
             </w:r>
+            <w:proofErr w:type="spellEnd"/>
           </w:p>
         </w:tc>
         <w:tc>
@@ -888,7 +881,7 @@
           <w:p>
             <w:pPr>
               <w:pStyle w:val="TableParagraph"/>
-              <w:spacing w:line="221" w:lineRule="exact" w:before="26"/>
+              <w:spacing w:before="26" w:line="221" w:lineRule="exact"/>
               <w:ind w:left="72"/>
               <w:rPr>
                 <w:sz w:val="20"/>
@@ -906,7 +899,7 @@
       </w:tr>
       <w:tr>
         <w:trPr>
-          <w:trHeight w:val="266" w:hRule="atLeast"/>
+          <w:trHeight w:val="266"/>
         </w:trPr>
         <w:tc>
           <w:tcPr>
@@ -968,7 +961,7 @@
           <w:p>
             <w:pPr>
               <w:pStyle w:val="TableParagraph"/>
-              <w:spacing w:line="228" w:lineRule="exact" w:before="18"/>
+              <w:spacing w:before="18" w:line="228" w:lineRule="exact"/>
               <w:ind w:left="90"/>
               <w:rPr>
                 <w:sz w:val="20"/>
@@ -1024,7 +1017,7 @@
           <w:p>
             <w:pPr>
               <w:pStyle w:val="TableParagraph"/>
-              <w:spacing w:line="228" w:lineRule="exact" w:before="18"/>
+              <w:spacing w:before="18" w:line="228" w:lineRule="exact"/>
               <w:ind w:left="114"/>
               <w:rPr>
                 <w:sz w:val="20"/>
@@ -1042,7 +1035,7 @@
       </w:tr>
       <w:tr>
         <w:trPr>
-          <w:trHeight w:val="270" w:hRule="atLeast"/>
+          <w:trHeight w:val="270"/>
         </w:trPr>
         <w:tc>
           <w:tcPr>
@@ -1081,6 +1074,7 @@
                 <w:sz w:val="16"/>
               </w:rPr>
             </w:pPr>
+            <w:proofErr w:type="spellStart"/>
             <w:r>
               <w:rPr>
                 <w:spacing w:val="-2"/>
@@ -1088,6 +1082,7 @@
               </w:rPr>
               <w:t>Ansprechpartner:in</w:t>
             </w:r>
+            <w:proofErr w:type="spellEnd"/>
           </w:p>
         </w:tc>
         <w:tc>
@@ -1103,7 +1098,7 @@
           <w:p>
             <w:pPr>
               <w:pStyle w:val="TableParagraph"/>
-              <w:spacing w:line="223" w:lineRule="exact" w:before="26"/>
+              <w:spacing w:before="26" w:line="223" w:lineRule="exact"/>
               <w:ind w:left="104"/>
               <w:rPr>
                 <w:sz w:val="20"/>
@@ -1120,7 +1115,7 @@
                 <w:spacing w:val="-6"/>
                 <w:sz w:val="20"/>
               </w:rPr>
-              <w:t> </w:t>
+              <w:t xml:space="preserve"> </w:t>
             </w:r>
             <w:r>
               <w:rPr>
@@ -1133,20 +1128,28 @@
                 <w:spacing w:val="-2"/>
                 <w:sz w:val="20"/>
               </w:rPr>
-              <w:t> </w:t>
-            </w:r>
+              <w:t xml:space="preserve"> </w:t>
+            </w:r>
+            <w:proofErr w:type="spellStart"/>
             <w:r>
               <w:rPr>
                 <w:sz w:val="20"/>
               </w:rPr>
-              <w:t>Scuric;</w:t>
+              <w:t>Scuric</w:t>
+            </w:r>
+            <w:proofErr w:type="spellEnd"/>
+            <w:r>
+              <w:rPr>
+                <w:sz w:val="20"/>
+              </w:rPr>
+              <w:t>;</w:t>
             </w:r>
             <w:r>
               <w:rPr>
                 <w:spacing w:val="-3"/>
                 <w:sz w:val="20"/>
               </w:rPr>
-              <w:t> </w:t>
+              <w:t xml:space="preserve"> </w:t>
             </w:r>
             <w:r>
               <w:rPr>
@@ -1159,7 +1162,7 @@
                 <w:spacing w:val="-2"/>
                 <w:sz w:val="20"/>
               </w:rPr>
-              <w:t> </w:t>
+              <w:t xml:space="preserve"> </w:t>
             </w:r>
             <w:r>
               <w:rPr>
@@ -1172,7 +1175,7 @@
                 <w:spacing w:val="-4"/>
                 <w:sz w:val="20"/>
               </w:rPr>
-              <w:t> </w:t>
+              <w:t xml:space="preserve"> </w:t>
             </w:r>
             <w:r>
               <w:rPr>
@@ -1185,7 +1188,7 @@
                 <w:spacing w:val="-3"/>
                 <w:sz w:val="20"/>
               </w:rPr>
-              <w:t> </w:t>
+              <w:t xml:space="preserve"> </w:t>
             </w:r>
             <w:r>
               <w:rPr>
@@ -1198,7 +1201,7 @@
                 <w:spacing w:val="-3"/>
                 <w:sz w:val="20"/>
               </w:rPr>
-              <w:t> </w:t>
+              <w:t xml:space="preserve"> </w:t>
             </w:r>
             <w:r>
               <w:rPr>
@@ -1211,20 +1214,28 @@
                 <w:spacing w:val="-3"/>
                 <w:sz w:val="20"/>
               </w:rPr>
-              <w:t> </w:t>
-            </w:r>
+              <w:t xml:space="preserve"> </w:t>
+            </w:r>
+            <w:proofErr w:type="spellStart"/>
             <w:r>
               <w:rPr>
                 <w:sz w:val="20"/>
               </w:rPr>
-              <w:t>E-mail:</w:t>
+              <w:t>E-mail</w:t>
+            </w:r>
+            <w:proofErr w:type="spellEnd"/>
+            <w:r>
+              <w:rPr>
+                <w:sz w:val="20"/>
+              </w:rPr>
+              <w:t>:</w:t>
             </w:r>
             <w:r>
               <w:rPr>
                 <w:spacing w:val="-3"/>
                 <w:sz w:val="20"/>
               </w:rPr>
-              <w:t> </w:t>
+              <w:t xml:space="preserve"> </w:t>
             </w:r>
             <w:hyperlink r:id="rId5">
               <w:r>
@@ -1246,7 +1257,7 @@
       </w:tr>
       <w:tr>
         <w:trPr>
-          <w:trHeight w:val="672" w:hRule="atLeast"/>
+          <w:trHeight w:val="672"/>
         </w:trPr>
         <w:tc>
           <w:tcPr>
@@ -1288,12 +1299,13 @@
             </w:pPr>
             <w:r>
               <w:rPr>
+                <w:noProof/>
                 <w:sz w:val="18"/>
               </w:rPr>
               <mc:AlternateContent>
                 <mc:Choice Requires="wps">
                   <w:drawing>
-                    <wp:anchor distT="0" distB="0" distL="0" distR="0" allowOverlap="1" layoutInCell="1" locked="0" behindDoc="1" simplePos="0" relativeHeight="487410688">
+                    <wp:anchor distT="0" distB="0" distL="0" distR="0" simplePos="0" relativeHeight="487410688" behindDoc="1" locked="0" layoutInCell="1" allowOverlap="1" wp14:anchorId="785ED022" wp14:editId="6863AD46">
                       <wp:simplePos x="0" y="0"/>
                       <wp:positionH relativeFrom="column">
                         <wp:posOffset>54990</wp:posOffset>
@@ -1306,17 +1318,19 @@
                       <wp:wrapNone/>
                       <wp:docPr id="1" name="Group 1"/>
                       <wp:cNvGraphicFramePr>
-                        <a:graphicFrameLocks/>
+                        <a:graphicFrameLocks xmlns:a="http://schemas.openxmlformats.org/drawingml/2006/main"/>
                       </wp:cNvGraphicFramePr>
-                      <a:graphic>
+                      <a:graphic xmlns:a="http://schemas.openxmlformats.org/drawingml/2006/main">
                         <a:graphicData uri="http://schemas.microsoft.com/office/word/2010/wordprocessingGroup">
                           <wpg:wgp>
-                            <wpg:cNvPr id="1" name="Group 1"/>
-                            <wpg:cNvGrpSpPr/>
+                            <wpg:cNvGrpSpPr>
+                              <a:grpSpLocks/>
+                            </wpg:cNvGrpSpPr>
                             <wpg:grpSpPr>
                               <a:xfrm>
                                 <a:off x="0" y="0"/>
                                 <a:ext cx="111760" cy="242570"/>
+                                <a:chOff x="0" y="0"/>
                                 <a:chExt cx="111760" cy="242570"/>
                               </a:xfrm>
                             </wpg:grpSpPr>
@@ -1471,7 +1485,7 @@
                     </wp:anchor>
                   </w:drawing>
                 </mc:Choice>
-                <mc:Fallback>
+                <mc:Fallback xmlns:pic="http://schemas.openxmlformats.org/drawingml/2006/picture" xmlns:a="http://schemas.openxmlformats.org/drawingml/2006/main" xmlns:ve="http://schemas.openxmlformats.org/markup-compatibility/2006">
                   <w:pict>
                     <v:group style="position:absolute;margin-left:4.33pt;margin-top:13.261909pt;width:8.8pt;height:19.1pt;mso-position-horizontal-relative:column;mso-position-vertical-relative:paragraph;z-index:-15905792" id="docshapegroup1" coordorigin="87,265" coordsize="176,382">
                       <v:shape style="position:absolute;left:93;top:272;width:161;height:368" id="docshape2" coordorigin="94,272" coordsize="161,368" path="m94,433l255,433,255,272,94,272,94,433xm94,640l255,640,255,479,94,479,94,640xe" filled="false" stroked="true" strokeweight=".72pt" strokecolor="#000000">
@@ -1501,7 +1515,7 @@
                 <w:spacing w:val="-9"/>
                 <w:sz w:val="18"/>
               </w:rPr>
-              <w:t> </w:t>
+              <w:t xml:space="preserve"> </w:t>
             </w:r>
             <w:r>
               <w:rPr>
@@ -1514,7 +1528,7 @@
                 <w:spacing w:val="-7"/>
                 <w:sz w:val="18"/>
               </w:rPr>
-              <w:t> </w:t>
+              <w:t xml:space="preserve"> </w:t>
             </w:r>
             <w:r>
               <w:rPr>
@@ -1527,7 +1541,7 @@
                 <w:spacing w:val="-7"/>
                 <w:sz w:val="18"/>
               </w:rPr>
-              <w:t> </w:t>
+              <w:t xml:space="preserve"> </w:t>
             </w:r>
             <w:r>
               <w:rPr>
@@ -1540,7 +1554,7 @@
                 <w:spacing w:val="-9"/>
                 <w:sz w:val="18"/>
               </w:rPr>
-              <w:t> </w:t>
+              <w:t xml:space="preserve"> </w:t>
             </w:r>
             <w:r>
               <w:rPr>
@@ -1570,7 +1584,7 @@
                 <w:spacing w:val="-8"/>
                 <w:sz w:val="16"/>
               </w:rPr>
-              <w:t> </w:t>
+              <w:t xml:space="preserve"> </w:t>
             </w:r>
             <w:r>
               <w:rPr>
@@ -1583,7 +1597,7 @@
                 <w:spacing w:val="-9"/>
                 <w:sz w:val="16"/>
               </w:rPr>
-              <w:t> </w:t>
+              <w:t xml:space="preserve"> </w:t>
             </w:r>
             <w:r>
               <w:rPr>
@@ -1596,7 +1610,7 @@
                 <w:spacing w:val="-10"/>
                 <w:sz w:val="16"/>
               </w:rPr>
-              <w:t> </w:t>
+              <w:t xml:space="preserve"> </w:t>
             </w:r>
             <w:r>
               <w:rPr>
@@ -1609,7 +1623,7 @@
                 <w:spacing w:val="-7"/>
                 <w:sz w:val="16"/>
               </w:rPr>
-              <w:t> </w:t>
+              <w:t xml:space="preserve"> </w:t>
             </w:r>
             <w:r>
               <w:rPr>
@@ -1622,7 +1636,7 @@
                 <w:spacing w:val="-9"/>
                 <w:sz w:val="16"/>
               </w:rPr>
-              <w:t> </w:t>
+              <w:t xml:space="preserve"> </w:t>
             </w:r>
             <w:r>
               <w:rPr>
@@ -1635,7 +1649,7 @@
                 <w:spacing w:val="-8"/>
                 <w:sz w:val="16"/>
               </w:rPr>
-              <w:t> </w:t>
+              <w:t xml:space="preserve"> </w:t>
             </w:r>
             <w:r>
               <w:rPr>
@@ -1648,7 +1662,7 @@
                 <w:spacing w:val="-8"/>
                 <w:sz w:val="16"/>
               </w:rPr>
-              <w:t> </w:t>
+              <w:t xml:space="preserve"> </w:t>
             </w:r>
             <w:r>
               <w:rPr>
@@ -1661,7 +1675,7 @@
                 <w:spacing w:val="-9"/>
                 <w:sz w:val="16"/>
               </w:rPr>
-              <w:t> </w:t>
+              <w:t xml:space="preserve"> </w:t>
             </w:r>
             <w:r>
               <w:rPr>
@@ -1674,7 +1688,7 @@
                 <w:spacing w:val="-8"/>
                 <w:sz w:val="16"/>
               </w:rPr>
-              <w:t> </w:t>
+              <w:t xml:space="preserve"> </w:t>
             </w:r>
             <w:r>
               <w:rPr>
@@ -1786,7 +1800,7 @@
       </w:tr>
       <w:tr>
         <w:trPr>
-          <w:trHeight w:val="805" w:hRule="atLeast"/>
+          <w:trHeight w:val="805"/>
         </w:trPr>
         <w:tc>
           <w:tcPr>
@@ -1820,7 +1834,7 @@
             <w:pPr>
               <w:pStyle w:val="TableParagraph"/>
               <w:tabs>
-                <w:tab w:pos="8711" w:val="left" w:leader="none"/>
+                <w:tab w:val="left" w:pos="8711"/>
               </w:tabs>
               <w:spacing w:before="11"/>
               <w:ind w:left="449"/>
@@ -1840,7 +1854,7 @@
                 <w:spacing w:val="5"/>
                 <w:sz w:val="16"/>
               </w:rPr>
-              <w:t> </w:t>
+              <w:t xml:space="preserve"> </w:t>
             </w:r>
             <w:r>
               <w:rPr>
@@ -1854,7 +1868,7 @@
                 <w:spacing w:val="4"/>
                 <w:sz w:val="16"/>
               </w:rPr>
-              <w:t> </w:t>
+              <w:t xml:space="preserve"> </w:t>
             </w:r>
             <w:r>
               <w:rPr>
@@ -1874,7 +1888,7 @@
               <w:rPr>
                 <w:sz w:val="18"/>
               </w:rPr>
-              <w:t> </w:t>
+              <w:t xml:space="preserve"> </w:t>
             </w:r>
             <w:r>
               <w:rPr>
@@ -1904,27 +1918,30 @@
             </w:pPr>
             <w:r>
               <w:rPr>
+                <w:noProof/>
                 <w:sz w:val="2"/>
               </w:rPr>
               <mc:AlternateContent>
                 <mc:Choice Requires="wps">
                   <w:drawing>
-                    <wp:inline distT="0" distB="0" distL="0" distR="0">
+                    <wp:inline distT="0" distB="0" distL="0" distR="0" wp14:anchorId="52FB391C" wp14:editId="0ACAC97B">
                       <wp:extent cx="5221605" cy="12700"/>
                       <wp:effectExtent l="0" t="0" r="0" b="0"/>
                       <wp:docPr id="5" name="Group 5"/>
                       <wp:cNvGraphicFramePr>
-                        <a:graphicFrameLocks/>
+                        <a:graphicFrameLocks xmlns:a="http://schemas.openxmlformats.org/drawingml/2006/main"/>
                       </wp:cNvGraphicFramePr>
-                      <a:graphic>
+                      <a:graphic xmlns:a="http://schemas.openxmlformats.org/drawingml/2006/main">
                         <a:graphicData uri="http://schemas.microsoft.com/office/word/2010/wordprocessingGroup">
                           <wpg:wgp>
-                            <wpg:cNvPr id="5" name="Group 5"/>
-                            <wpg:cNvGrpSpPr/>
+                            <wpg:cNvGrpSpPr>
+                              <a:grpSpLocks/>
+                            </wpg:cNvGrpSpPr>
                             <wpg:grpSpPr>
                               <a:xfrm>
                                 <a:off x="0" y="0"/>
                                 <a:ext cx="5221605" cy="12700"/>
+                                <a:chOff x="0" y="0"/>
                                 <a:chExt cx="5221605" cy="12700"/>
                               </a:xfrm>
                             </wpg:grpSpPr>
@@ -1980,7 +1997,7 @@
                     </wp:inline>
                   </w:drawing>
                 </mc:Choice>
-                <mc:Fallback>
+                <mc:Fallback xmlns:pic="http://schemas.openxmlformats.org/drawingml/2006/picture" xmlns:a="http://schemas.openxmlformats.org/drawingml/2006/main" xmlns:ve="http://schemas.openxmlformats.org/markup-compatibility/2006">
                   <w:pict>
                     <v:group style="width:411.15pt;height:1pt;mso-position-horizontal-relative:char;mso-position-vertical-relative:line" id="docshapegroup3" coordorigin="0,0" coordsize="8223,20">
                       <v:rect style="position:absolute;left:0;top:0;width:8223;height:20" id="docshape4" filled="true" fillcolor="#000000" stroked="false">
@@ -1991,18 +2008,13 @@
                 </mc:Fallback>
               </mc:AlternateContent>
             </w:r>
-            <w:r>
-              <w:rPr>
-                <w:sz w:val="2"/>
-              </w:rPr>
-            </w:r>
           </w:p>
           <w:p>
             <w:pPr>
               <w:pStyle w:val="TableParagraph"/>
               <w:tabs>
-                <w:tab w:pos="4175" w:val="left" w:leader="none"/>
-                <w:tab w:pos="8711" w:val="left" w:leader="none"/>
+                <w:tab w:val="left" w:pos="4175"/>
+                <w:tab w:val="left" w:pos="8711"/>
               </w:tabs>
               <w:spacing w:before="88"/>
               <w:ind w:left="446"/>
@@ -2021,7 +2033,7 @@
                 <w:spacing w:val="-2"/>
                 <w:sz w:val="16"/>
               </w:rPr>
-              <w:t> </w:t>
+              <w:t xml:space="preserve"> </w:t>
             </w:r>
             <w:r>
               <w:rPr>
@@ -2034,7 +2046,7 @@
                 <w:spacing w:val="-2"/>
                 <w:sz w:val="16"/>
               </w:rPr>
-              <w:t> </w:t>
+              <w:t xml:space="preserve"> </w:t>
             </w:r>
             <w:r>
               <w:rPr>
@@ -2053,7 +2065,7 @@
                 <w:spacing w:val="-3"/>
                 <w:sz w:val="18"/>
               </w:rPr>
-              <w:t> </w:t>
+              <w:t xml:space="preserve"> </w:t>
             </w:r>
             <w:r>
               <w:rPr>
@@ -2067,7 +2079,7 @@
                 <w:spacing w:val="40"/>
                 <w:sz w:val="18"/>
               </w:rPr>
-              <w:t> </w:t>
+              <w:t xml:space="preserve"> </w:t>
             </w:r>
             <w:r>
               <w:rPr>
@@ -2079,7 +2091,7 @@
               <w:rPr>
                 <w:sz w:val="18"/>
               </w:rPr>
-              <w:t>: </w:t>
+              <w:t xml:space="preserve">: </w:t>
             </w:r>
             <w:r>
               <w:rPr>
@@ -2093,7 +2105,7 @@
       </w:tr>
       <w:tr>
         <w:trPr>
-          <w:trHeight w:val="250" w:hRule="atLeast"/>
+          <w:trHeight w:val="250"/>
         </w:trPr>
         <w:tc>
           <w:tcPr>
@@ -2133,12 +2145,13 @@
             </w:pPr>
             <w:r>
               <w:rPr>
+                <w:noProof/>
                 <w:sz w:val="16"/>
               </w:rPr>
               <mc:AlternateContent>
                 <mc:Choice Requires="wps">
                   <w:drawing>
-                    <wp:anchor distT="0" distB="0" distL="0" distR="0" allowOverlap="1" layoutInCell="1" locked="0" behindDoc="1" simplePos="0" relativeHeight="487411200">
+                    <wp:anchor distT="0" distB="0" distL="0" distR="0" simplePos="0" relativeHeight="487411200" behindDoc="1" locked="0" layoutInCell="1" allowOverlap="1" wp14:anchorId="20A03326" wp14:editId="3CD70CE0">
                       <wp:simplePos x="0" y="0"/>
                       <wp:positionH relativeFrom="column">
                         <wp:posOffset>54990</wp:posOffset>
@@ -2151,17 +2164,19 @@
                       <wp:wrapNone/>
                       <wp:docPr id="7" name="Group 7"/>
                       <wp:cNvGraphicFramePr>
-                        <a:graphicFrameLocks/>
+                        <a:graphicFrameLocks xmlns:a="http://schemas.openxmlformats.org/drawingml/2006/main"/>
                       </wp:cNvGraphicFramePr>
-                      <a:graphic>
+                      <a:graphic xmlns:a="http://schemas.openxmlformats.org/drawingml/2006/main">
                         <a:graphicData uri="http://schemas.microsoft.com/office/word/2010/wordprocessingGroup">
                           <wpg:wgp>
-                            <wpg:cNvPr id="7" name="Group 7"/>
-                            <wpg:cNvGrpSpPr/>
+                            <wpg:cNvGrpSpPr>
+                              <a:grpSpLocks/>
+                            </wpg:cNvGrpSpPr>
                             <wpg:grpSpPr>
                               <a:xfrm>
                                 <a:off x="0" y="0"/>
                                 <a:ext cx="111760" cy="111760"/>
+                                <a:chOff x="0" y="0"/>
                                 <a:chExt cx="111760" cy="111760"/>
                               </a:xfrm>
                             </wpg:grpSpPr>
@@ -2220,7 +2235,7 @@
                     </wp:anchor>
                   </w:drawing>
                 </mc:Choice>
-                <mc:Fallback>
+                <mc:Fallback xmlns:pic="http://schemas.openxmlformats.org/drawingml/2006/picture" xmlns:a="http://schemas.openxmlformats.org/drawingml/2006/main" xmlns:ve="http://schemas.openxmlformats.org/markup-compatibility/2006">
                   <w:pict>
                     <v:group style="position:absolute;margin-left:4.33pt;margin-top:.963923pt;width:8.8pt;height:8.8pt;mso-position-horizontal-relative:column;mso-position-vertical-relative:paragraph;z-index:-15905280" id="docshapegroup5" coordorigin="87,19" coordsize="176,176">
                       <v:rect style="position:absolute;left:93;top:26;width:161;height:161" id="docshape6" filled="false" stroked="true" strokeweight=".72pt" strokecolor="#000000">
@@ -2262,28 +2277,31 @@
             </w:pPr>
             <w:r>
               <w:rPr>
+                <w:noProof/>
                 <w:position w:val="-2"/>
                 <w:sz w:val="16"/>
               </w:rPr>
               <mc:AlternateContent>
                 <mc:Choice Requires="wps">
                   <w:drawing>
-                    <wp:inline distT="0" distB="0" distL="0" distR="0">
+                    <wp:inline distT="0" distB="0" distL="0" distR="0" wp14:anchorId="2115BF93" wp14:editId="5A6327D8">
                       <wp:extent cx="111760" cy="111760"/>
                       <wp:effectExtent l="0" t="0" r="0" b="2539"/>
                       <wp:docPr id="9" name="Group 9"/>
                       <wp:cNvGraphicFramePr>
-                        <a:graphicFrameLocks/>
+                        <a:graphicFrameLocks xmlns:a="http://schemas.openxmlformats.org/drawingml/2006/main"/>
                       </wp:cNvGraphicFramePr>
-                      <a:graphic>
+                      <a:graphic xmlns:a="http://schemas.openxmlformats.org/drawingml/2006/main">
                         <a:graphicData uri="http://schemas.microsoft.com/office/word/2010/wordprocessingGroup">
                           <wpg:wgp>
-                            <wpg:cNvPr id="9" name="Group 9"/>
-                            <wpg:cNvGrpSpPr/>
+                            <wpg:cNvGrpSpPr>
+                              <a:grpSpLocks/>
+                            </wpg:cNvGrpSpPr>
                             <wpg:grpSpPr>
                               <a:xfrm>
                                 <a:off x="0" y="0"/>
                                 <a:ext cx="111760" cy="111760"/>
+                                <a:chOff x="0" y="0"/>
                                 <a:chExt cx="111760" cy="111760"/>
                               </a:xfrm>
                             </wpg:grpSpPr>
@@ -2342,7 +2360,7 @@
                     </wp:inline>
                   </w:drawing>
                 </mc:Choice>
-                <mc:Fallback>
+                <mc:Fallback xmlns:pic="http://schemas.openxmlformats.org/drawingml/2006/picture" xmlns:a="http://schemas.openxmlformats.org/drawingml/2006/main" xmlns:ve="http://schemas.openxmlformats.org/markup-compatibility/2006">
                   <w:pict>
                     <v:group style="width:8.8pt;height:8.8pt;mso-position-horizontal-relative:char;mso-position-vertical-relative:line" id="docshapegroup7" coordorigin="0,0" coordsize="176,176">
                       <v:rect style="position:absolute;left:7;top:7;width:161;height:161" id="docshape8" filled="false" stroked="true" strokeweight=".72pt" strokecolor="#000000">
@@ -2352,12 +2370,6 @@
                   </w:pict>
                 </mc:Fallback>
               </mc:AlternateContent>
-            </w:r>
-            <w:r>
-              <w:rPr>
-                <w:position w:val="-2"/>
-                <w:sz w:val="16"/>
-              </w:rPr>
             </w:r>
           </w:p>
         </w:tc>
@@ -2375,7 +2387,7 @@
             <w:pPr>
               <w:pStyle w:val="TableParagraph"/>
               <w:tabs>
-                <w:tab w:pos="1982" w:val="left" w:leader="none"/>
+                <w:tab w:val="left" w:pos="1982"/>
               </w:tabs>
               <w:spacing w:before="23"/>
               <w:ind w:left="61"/>
@@ -2385,12 +2397,13 @@
             </w:pPr>
             <w:r>
               <w:rPr>
+                <w:noProof/>
                 <w:sz w:val="16"/>
               </w:rPr>
               <mc:AlternateContent>
                 <mc:Choice Requires="wps">
                   <w:drawing>
-                    <wp:anchor distT="0" distB="0" distL="0" distR="0" allowOverlap="1" layoutInCell="1" locked="0" behindDoc="1" simplePos="0" relativeHeight="487411712">
+                    <wp:anchor distT="0" distB="0" distL="0" distR="0" simplePos="0" relativeHeight="487411712" behindDoc="1" locked="0" layoutInCell="1" allowOverlap="1" wp14:anchorId="28FC6136" wp14:editId="752A22FD">
                       <wp:simplePos x="0" y="0"/>
                       <wp:positionH relativeFrom="column">
                         <wp:posOffset>1078611</wp:posOffset>
@@ -2403,17 +2416,19 @@
                       <wp:wrapNone/>
                       <wp:docPr id="11" name="Group 11"/>
                       <wp:cNvGraphicFramePr>
-                        <a:graphicFrameLocks/>
+                        <a:graphicFrameLocks xmlns:a="http://schemas.openxmlformats.org/drawingml/2006/main"/>
                       </wp:cNvGraphicFramePr>
-                      <a:graphic>
+                      <a:graphic xmlns:a="http://schemas.openxmlformats.org/drawingml/2006/main">
                         <a:graphicData uri="http://schemas.microsoft.com/office/word/2010/wordprocessingGroup">
                           <wpg:wgp>
-                            <wpg:cNvPr id="11" name="Group 11"/>
-                            <wpg:cNvGrpSpPr/>
+                            <wpg:cNvGrpSpPr>
+                              <a:grpSpLocks/>
+                            </wpg:cNvGrpSpPr>
                             <wpg:grpSpPr>
                               <a:xfrm>
                                 <a:off x="0" y="0"/>
                                 <a:ext cx="111760" cy="111760"/>
+                                <a:chOff x="0" y="0"/>
                                 <a:chExt cx="111760" cy="111760"/>
                               </a:xfrm>
                             </wpg:grpSpPr>
@@ -2472,7 +2487,7 @@
                     </wp:anchor>
                   </w:drawing>
                 </mc:Choice>
-                <mc:Fallback>
+                <mc:Fallback xmlns:pic="http://schemas.openxmlformats.org/drawingml/2006/picture" xmlns:a="http://schemas.openxmlformats.org/drawingml/2006/main" xmlns:ve="http://schemas.openxmlformats.org/markup-compatibility/2006">
                   <w:pict>
                     <v:group style="position:absolute;margin-left:84.93pt;margin-top:.963923pt;width:8.8pt;height:8.8pt;mso-position-horizontal-relative:column;mso-position-vertical-relative:paragraph;z-index:-15904768" id="docshapegroup9" coordorigin="1699,19" coordsize="176,176">
                       <v:rect style="position:absolute;left:1705;top:26;width:161;height:161" id="docshape10" filled="false" stroked="true" strokeweight=".72pt" strokecolor="#000000">
@@ -2509,7 +2524,7 @@
                 <w:spacing w:val="4"/>
                 <w:sz w:val="16"/>
               </w:rPr>
-              <w:t> </w:t>
+              <w:t xml:space="preserve"> </w:t>
             </w:r>
             <w:r>
               <w:rPr>
@@ -2523,7 +2538,7 @@
                 <w:spacing w:val="4"/>
                 <w:sz w:val="16"/>
               </w:rPr>
-              <w:t> </w:t>
+              <w:t xml:space="preserve"> </w:t>
             </w:r>
             <w:r>
               <w:rPr>
@@ -2537,7 +2552,7 @@
                 <w:spacing w:val="2"/>
                 <w:sz w:val="16"/>
               </w:rPr>
-              <w:t> </w:t>
+              <w:t xml:space="preserve"> </w:t>
             </w:r>
             <w:r>
               <w:rPr>
@@ -2568,12 +2583,13 @@
             </w:pPr>
             <w:r>
               <w:rPr>
+                <w:noProof/>
                 <w:sz w:val="16"/>
               </w:rPr>
               <mc:AlternateContent>
                 <mc:Choice Requires="wps">
                   <w:drawing>
-                    <wp:anchor distT="0" distB="0" distL="0" distR="0" allowOverlap="1" layoutInCell="1" locked="0" behindDoc="1" simplePos="0" relativeHeight="487412224">
+                    <wp:anchor distT="0" distB="0" distL="0" distR="0" simplePos="0" relativeHeight="487412224" behindDoc="1" locked="0" layoutInCell="1" allowOverlap="1" wp14:anchorId="6C8D43F6" wp14:editId="02751E8B">
                       <wp:simplePos x="0" y="0"/>
                       <wp:positionH relativeFrom="column">
                         <wp:posOffset>52197</wp:posOffset>
@@ -2586,17 +2602,19 @@
                       <wp:wrapNone/>
                       <wp:docPr id="13" name="Group 13"/>
                       <wp:cNvGraphicFramePr>
-                        <a:graphicFrameLocks/>
+                        <a:graphicFrameLocks xmlns:a="http://schemas.openxmlformats.org/drawingml/2006/main"/>
                       </wp:cNvGraphicFramePr>
-                      <a:graphic>
+                      <a:graphic xmlns:a="http://schemas.openxmlformats.org/drawingml/2006/main">
                         <a:graphicData uri="http://schemas.microsoft.com/office/word/2010/wordprocessingGroup">
                           <wpg:wgp>
-                            <wpg:cNvPr id="13" name="Group 13"/>
-                            <wpg:cNvGrpSpPr/>
+                            <wpg:cNvGrpSpPr>
+                              <a:grpSpLocks/>
+                            </wpg:cNvGrpSpPr>
                             <wpg:grpSpPr>
                               <a:xfrm>
                                 <a:off x="0" y="0"/>
                                 <a:ext cx="111760" cy="111760"/>
+                                <a:chOff x="0" y="0"/>
                                 <a:chExt cx="111760" cy="111760"/>
                               </a:xfrm>
                             </wpg:grpSpPr>
@@ -2655,7 +2673,7 @@
                     </wp:anchor>
                   </w:drawing>
                 </mc:Choice>
-                <mc:Fallback>
+                <mc:Fallback xmlns:pic="http://schemas.openxmlformats.org/drawingml/2006/picture" xmlns:a="http://schemas.openxmlformats.org/drawingml/2006/main" xmlns:ve="http://schemas.openxmlformats.org/markup-compatibility/2006">
                   <w:pict>
                     <v:group style="position:absolute;margin-left:4.110pt;margin-top:.963923pt;width:8.8pt;height:8.8pt;mso-position-horizontal-relative:column;mso-position-vertical-relative:paragraph;z-index:-15904256" id="docshapegroup11" coordorigin="82,19" coordsize="176,176">
                       <v:rect style="position:absolute;left:89;top:26;width:161;height:161" id="docshape12" filled="false" stroked="true" strokeweight=".72pt" strokecolor="#000000">
@@ -2679,7 +2697,7 @@
       </w:tr>
       <w:tr>
         <w:trPr>
-          <w:trHeight w:val="273" w:hRule="atLeast"/>
+          <w:trHeight w:val="273"/>
         </w:trPr>
         <w:tc>
           <w:tcPr>
@@ -2724,7 +2742,7 @@
                 <w:b/>
                 <w:sz w:val="16"/>
               </w:rPr>
-              <w:t>Angaben zum </w:t>
+              <w:t xml:space="preserve">Angaben zum </w:t>
             </w:r>
             <w:r>
               <w:rPr>
@@ -2740,7 +2758,7 @@
                 <w:spacing w:val="-12"/>
                 <w:sz w:val="16"/>
               </w:rPr>
-              <w:t> </w:t>
+              <w:t xml:space="preserve"> </w:t>
             </w:r>
             <w:r>
               <w:rPr>
@@ -2770,6 +2788,7 @@
                 <w:sz w:val="16"/>
               </w:rPr>
             </w:pPr>
+            <w:proofErr w:type="spellStart"/>
             <w:r>
               <w:rPr>
                 <w:spacing w:val="-2"/>
@@ -2777,6 +2796,7 @@
               </w:rPr>
               <w:t>Kontoinhaber:in</w:t>
             </w:r>
+            <w:proofErr w:type="spellEnd"/>
           </w:p>
         </w:tc>
         <w:tc>
@@ -2803,7 +2823,23 @@
                 <w:spacing w:val="-2"/>
                 <w:sz w:val="20"/>
               </w:rPr>
-              <w:t>&lt;&lt;fullName&gt;&gt;</w:t>
+              <w:t>&lt;&lt;</w:t>
+            </w:r>
+            <w:proofErr w:type="spellStart"/>
+            <w:r>
+              <w:rPr>
+                <w:spacing w:val="-2"/>
+                <w:sz w:val="20"/>
+              </w:rPr>
+              <w:t>fullName</w:t>
+            </w:r>
+            <w:proofErr w:type="spellEnd"/>
+            <w:r>
+              <w:rPr>
+                <w:spacing w:val="-2"/>
+                <w:sz w:val="20"/>
+              </w:rPr>
+              <w:t>&gt;&gt;</w:t>
             </w:r>
           </w:p>
         </w:tc>
@@ -2847,7 +2883,7 @@
           <w:p>
             <w:pPr>
               <w:pStyle w:val="TableParagraph"/>
-              <w:spacing w:line="226" w:lineRule="exact" w:before="27"/>
+              <w:spacing w:before="27" w:line="226" w:lineRule="exact"/>
               <w:ind w:left="119" w:right="-116"/>
               <w:rPr>
                 <w:sz w:val="20"/>
@@ -2858,14 +2894,30 @@
                 <w:spacing w:val="-2"/>
                 <w:sz w:val="20"/>
               </w:rPr>
-              <w:t>&lt;&lt;birthdate&gt;&gt;</w:t>
+              <w:t>&lt;&lt;</w:t>
+            </w:r>
+            <w:proofErr w:type="spellStart"/>
+            <w:r>
+              <w:rPr>
+                <w:spacing w:val="-2"/>
+                <w:sz w:val="20"/>
+              </w:rPr>
+              <w:t>birthdate</w:t>
+            </w:r>
+            <w:proofErr w:type="spellEnd"/>
+            <w:r>
+              <w:rPr>
+                <w:spacing w:val="-2"/>
+                <w:sz w:val="20"/>
+              </w:rPr>
+              <w:t>&gt;&gt;</w:t>
             </w:r>
           </w:p>
         </w:tc>
       </w:tr>
       <w:tr>
         <w:trPr>
-          <w:trHeight w:val="275" w:hRule="atLeast"/>
+          <w:trHeight w:val="275"/>
         </w:trPr>
         <w:tc>
           <w:tcPr>
@@ -2927,7 +2979,7 @@
           <w:p>
             <w:pPr>
               <w:pStyle w:val="TableParagraph"/>
-              <w:spacing w:line="225" w:lineRule="exact" w:before="30"/>
+              <w:spacing w:before="30" w:line="225" w:lineRule="exact"/>
               <w:ind w:left="131"/>
               <w:rPr>
                 <w:sz w:val="20"/>
@@ -2937,28 +2989,58 @@
               <w:rPr>
                 <w:sz w:val="20"/>
               </w:rPr>
-              <w:t>&lt;&lt;fullAddress&gt;&gt;,</w:t>
+              <w:t>&lt;&lt;</w:t>
+            </w:r>
+            <w:proofErr w:type="spellStart"/>
+            <w:r>
+              <w:rPr>
+                <w:sz w:val="20"/>
+              </w:rPr>
+              <w:t>fullAddress</w:t>
+            </w:r>
+            <w:proofErr w:type="spellEnd"/>
+            <w:r>
+              <w:rPr>
+                <w:sz w:val="20"/>
+              </w:rPr>
+              <w:t>&gt;&gt;,</w:t>
             </w:r>
             <w:r>
               <w:rPr>
                 <w:spacing w:val="-4"/>
                 <w:sz w:val="20"/>
               </w:rPr>
-              <w:t> </w:t>
+              <w:t xml:space="preserve"> </w:t>
             </w:r>
             <w:r>
               <w:rPr>
                 <w:spacing w:val="-2"/>
                 <w:sz w:val="20"/>
               </w:rPr>
-              <w:t>&lt;&lt;fullCityLine&gt;&gt;</w:t>
+              <w:t>&lt;&lt;</w:t>
+            </w:r>
+            <w:proofErr w:type="spellStart"/>
+            <w:r>
+              <w:rPr>
+                <w:spacing w:val="-2"/>
+                <w:sz w:val="20"/>
+              </w:rPr>
+              <w:t>fullCityLine</w:t>
+            </w:r>
+            <w:proofErr w:type="spellEnd"/>
+            <w:r>
+              <w:rPr>
+                <w:spacing w:val="-2"/>
+                <w:sz w:val="20"/>
+              </w:rPr>
+              <w:t>&gt;&gt;</w:t>
             </w:r>
           </w:p>
         </w:tc>
       </w:tr>
       <w:tr>
         <w:trPr>
-          <w:trHeight w:val="275" w:hRule="atLeast"/>
+          <w:trHeight w:val="275"/>
         </w:trPr>
         <w:tc>
           <w:tcPr>
@@ -3031,14 +3113,30 @@
                 <w:spacing w:val="-2"/>
                 <w:sz w:val="20"/>
               </w:rPr>
-              <w:t>&lt;&lt;bic&gt;&gt;</w:t>
+              <w:t>&lt;&lt;</w:t>
+            </w:r>
+            <w:proofErr w:type="spellStart"/>
+            <w:r>
+              <w:rPr>
+                <w:spacing w:val="-2"/>
+                <w:sz w:val="20"/>
+              </w:rPr>
+              <w:t>bic</w:t>
+            </w:r>
+            <w:proofErr w:type="spellEnd"/>
+            <w:r>
+              <w:rPr>
+                <w:spacing w:val="-2"/>
+                <w:sz w:val="20"/>
+              </w:rPr>
+              <w:t>&gt;&gt;</w:t>
             </w:r>
           </w:p>
         </w:tc>
       </w:tr>
       <w:tr>
         <w:trPr>
-          <w:trHeight w:val="284" w:hRule="atLeast"/>
+          <w:trHeight w:val="284"/>
         </w:trPr>
         <w:tc>
           <w:tcPr>
@@ -3091,7 +3189,7 @@
                 <w:spacing w:val="4"/>
                 <w:sz w:val="16"/>
               </w:rPr>
-              <w:t> </w:t>
+              <w:t xml:space="preserve"> </w:t>
             </w:r>
             <w:r>
               <w:rPr>
@@ -3126,14 +3224,30 @@
                 <w:spacing w:val="-2"/>
                 <w:sz w:val="20"/>
               </w:rPr>
-              <w:t>&lt;&lt;iban&gt;&gt;</w:t>
+              <w:t>&lt;&lt;</w:t>
+            </w:r>
+            <w:proofErr w:type="spellStart"/>
+            <w:r>
+              <w:rPr>
+                <w:spacing w:val="-2"/>
+                <w:sz w:val="20"/>
+              </w:rPr>
+              <w:t>iban</w:t>
+            </w:r>
+            <w:proofErr w:type="spellEnd"/>
+            <w:r>
+              <w:rPr>
+                <w:spacing w:val="-2"/>
+                <w:sz w:val="20"/>
+              </w:rPr>
+              <w:t>&gt;&gt;</w:t>
             </w:r>
           </w:p>
         </w:tc>
       </w:tr>
       <w:tr>
         <w:trPr>
-          <w:trHeight w:val="369" w:hRule="atLeast"/>
+          <w:trHeight w:val="369"/>
         </w:trPr>
         <w:tc>
           <w:tcPr>
@@ -3178,7 +3292,7 @@
                 <w:b/>
                 <w:sz w:val="16"/>
               </w:rPr>
-              <w:t>Ermittlung des </w:t>
+              <w:t xml:space="preserve">Ermittlung des </w:t>
             </w:r>
             <w:r>
               <w:rPr>
@@ -3186,7 +3300,7 @@
                 <w:spacing w:val="-4"/>
                 <w:sz w:val="16"/>
               </w:rPr>
-              <w:t>pfändungsfreien </w:t>
+              <w:t xml:space="preserve">pfändungsfreien </w:t>
             </w:r>
             <w:r>
               <w:rPr>
@@ -3212,7 +3326,7 @@
           <w:p>
             <w:pPr>
               <w:pStyle w:val="TableParagraph"/>
-              <w:spacing w:line="175" w:lineRule="exact" w:before="12"/>
+              <w:spacing w:before="12" w:line="175" w:lineRule="exact"/>
               <w:ind w:left="444"/>
               <w:rPr>
                 <w:b/>
@@ -3233,7 +3347,7 @@
                 <w:spacing w:val="4"/>
                 <w:sz w:val="16"/>
               </w:rPr>
-              <w:t> </w:t>
+              <w:t xml:space="preserve"> </w:t>
             </w:r>
             <w:r>
               <w:rPr>
@@ -3247,7 +3361,7 @@
                 <w:spacing w:val="3"/>
                 <w:sz w:val="16"/>
               </w:rPr>
-              <w:t> </w:t>
+              <w:t xml:space="preserve"> </w:t>
             </w:r>
             <w:r>
               <w:rPr>
@@ -3261,7 +3375,7 @@
                 <w:spacing w:val="1"/>
                 <w:sz w:val="16"/>
               </w:rPr>
-              <w:t> </w:t>
+              <w:t xml:space="preserve"> </w:t>
             </w:r>
             <w:r>
               <w:rPr>
@@ -3275,7 +3389,7 @@
                 <w:spacing w:val="4"/>
                 <w:sz w:val="16"/>
               </w:rPr>
-              <w:t> </w:t>
+              <w:t xml:space="preserve"> </w:t>
             </w:r>
             <w:r>
               <w:rPr>
@@ -3289,7 +3403,7 @@
                 <w:spacing w:val="4"/>
                 <w:sz w:val="16"/>
               </w:rPr>
-              <w:t> </w:t>
+              <w:t xml:space="preserve"> </w:t>
             </w:r>
             <w:r>
               <w:rPr>
@@ -3298,7 +3412,7 @@
               </w:rPr>
               <w:t>derzei</w:t>
             </w:r>
-            <w:hyperlink w:history="true" w:anchor="_bookmark0">
+            <w:hyperlink w:anchor="_bookmark0" w:history="1">
               <w:r>
                 <w:rPr>
                   <w:spacing w:val="-2"/>
@@ -3321,7 +3435,7 @@
             <w:pPr>
               <w:pStyle w:val="TableParagraph"/>
               <w:tabs>
-                <w:tab w:pos="6936" w:val="left" w:leader="none"/>
+                <w:tab w:val="left" w:pos="6936"/>
               </w:tabs>
               <w:spacing w:line="162" w:lineRule="exact"/>
               <w:ind w:left="444"/>
@@ -3333,12 +3447,13 @@
             <w:r>
               <w:rPr>
                 <w:b/>
+                <w:noProof/>
                 <w:sz w:val="16"/>
               </w:rPr>
               <mc:AlternateContent>
                 <mc:Choice Requires="wps">
                   <w:drawing>
-                    <wp:anchor distT="0" distB="0" distL="0" distR="0" allowOverlap="1" layoutInCell="1" locked="0" behindDoc="1" simplePos="0" relativeHeight="487412736">
+                    <wp:anchor distT="0" distB="0" distL="0" distR="0" simplePos="0" relativeHeight="487412736" behindDoc="1" locked="0" layoutInCell="1" allowOverlap="1" wp14:anchorId="62217CCE" wp14:editId="39BDE187">
                       <wp:simplePos x="0" y="0"/>
                       <wp:positionH relativeFrom="column">
                         <wp:posOffset>79756</wp:posOffset>
@@ -3351,21 +3466,23 @@
                       <wp:wrapNone/>
                       <wp:docPr id="15" name="Group 15"/>
                       <wp:cNvGraphicFramePr>
-                        <a:graphicFrameLocks/>
+                        <a:graphicFrameLocks xmlns:a="http://schemas.openxmlformats.org/drawingml/2006/main"/>
                       </wp:cNvGraphicFramePr>
-                      <a:graphic>
+                      <a:graphic xmlns:a="http://schemas.openxmlformats.org/drawingml/2006/main">
                         <a:graphicData uri="http://schemas.microsoft.com/office/word/2010/wordprocessingGroup">
                           <wpg:wgp>
-                            <wpg:cNvPr id="15" name="Group 15"/>
-                            <wpg:cNvGrpSpPr/>
+                            <wpg:cNvGrpSpPr>
+                              <a:grpSpLocks/>
+                            </wpg:cNvGrpSpPr>
                             <wpg:grpSpPr>
                               <a:xfrm>
                                 <a:off x="0" y="0"/>
                                 <a:ext cx="112395" cy="112395"/>
+                                <a:chOff x="0" y="0"/>
                                 <a:chExt cx="112395" cy="112395"/>
                               </a:xfrm>
                             </wpg:grpSpPr>
-                            <pic:pic>
+                            <pic:pic xmlns:pic="http://schemas.openxmlformats.org/drawingml/2006/picture">
                               <pic:nvPicPr>
                                 <pic:cNvPr id="16" name="Image 16"/>
                                 <pic:cNvPicPr/>
@@ -3392,11 +3509,11 @@
                     </wp:anchor>
                   </w:drawing>
                 </mc:Choice>
-                <mc:Fallback>
+                <mc:Fallback xmlns:pic="http://schemas.openxmlformats.org/drawingml/2006/picture" xmlns:a="http://schemas.openxmlformats.org/drawingml/2006/main" xmlns:ve="http://schemas.openxmlformats.org/markup-compatibility/2006">
                   <w:pict>
                     <v:group style="position:absolute;margin-left:6.28pt;margin-top:-4.015594pt;width:8.85pt;height:8.85pt;mso-position-horizontal-relative:column;mso-position-vertical-relative:paragraph;z-index:-15903744" id="docshapegroup13" coordorigin="126,-80" coordsize="177,177">
                       <v:shape style="position:absolute;left:125;top:-81;width:177;height:177" type="#_x0000_t75" id="docshape14" stroked="false">
-                        <v:imagedata r:id="rId6" o:title=""/>
+                        <v:imagedata r:id="rId7" o:title=""/>
                       </v:shape>
                       <w10:wrap type="none"/>
                     </v:group>
@@ -3415,7 +3532,7 @@
                 <w:spacing w:val="-7"/>
                 <w:sz w:val="16"/>
               </w:rPr>
-              <w:t> </w:t>
+              <w:t xml:space="preserve"> </w:t>
             </w:r>
             <w:r>
               <w:rPr>
@@ -3428,7 +3545,7 @@
                 <w:spacing w:val="-5"/>
                 <w:sz w:val="16"/>
               </w:rPr>
-              <w:t> </w:t>
+              <w:t xml:space="preserve"> </w:t>
             </w:r>
             <w:r>
               <w:rPr>
@@ -3441,7 +3558,7 @@
                 <w:spacing w:val="-4"/>
                 <w:sz w:val="16"/>
               </w:rPr>
-              <w:t> </w:t>
+              <w:t xml:space="preserve"> </w:t>
             </w:r>
             <w:r>
               <w:rPr>
@@ -3454,7 +3571,7 @@
                 <w:spacing w:val="-7"/>
                 <w:sz w:val="16"/>
               </w:rPr>
-              <w:t> </w:t>
+              <w:t xml:space="preserve"> </w:t>
             </w:r>
             <w:r>
               <w:rPr>
@@ -3467,7 +3584,7 @@
                 <w:spacing w:val="-8"/>
                 <w:sz w:val="16"/>
               </w:rPr>
-              <w:t> </w:t>
+              <w:t xml:space="preserve"> </w:t>
             </w:r>
             <w:r>
               <w:rPr>
@@ -3480,7 +3597,7 @@
                 <w:spacing w:val="-5"/>
                 <w:sz w:val="16"/>
               </w:rPr>
-              <w:t> </w:t>
+              <w:t xml:space="preserve"> </w:t>
             </w:r>
             <w:r>
               <w:rPr>
@@ -3493,7 +3610,7 @@
                 <w:spacing w:val="-6"/>
                 <w:sz w:val="16"/>
               </w:rPr>
-              <w:t> </w:t>
+              <w:t xml:space="preserve"> </w:t>
             </w:r>
             <w:r>
               <w:rPr>
@@ -3506,7 +3623,7 @@
                 <w:spacing w:val="-7"/>
                 <w:sz w:val="16"/>
               </w:rPr>
-              <w:t> </w:t>
+              <w:t xml:space="preserve"> </w:t>
             </w:r>
             <w:r>
               <w:rPr>
@@ -3519,7 +3636,7 @@
                 <w:spacing w:val="-6"/>
                 <w:sz w:val="16"/>
               </w:rPr>
-              <w:t> </w:t>
+              <w:t xml:space="preserve"> </w:t>
             </w:r>
             <w:r>
               <w:rPr>
@@ -3532,7 +3649,7 @@
                 <w:spacing w:val="-5"/>
                 <w:sz w:val="16"/>
               </w:rPr>
-              <w:t> </w:t>
+              <w:t xml:space="preserve"> </w:t>
             </w:r>
             <w:r>
               <w:rPr>
@@ -3545,7 +3662,7 @@
                 <w:spacing w:val="-4"/>
                 <w:sz w:val="16"/>
               </w:rPr>
-              <w:t> </w:t>
+              <w:t xml:space="preserve"> </w:t>
             </w:r>
             <w:r>
               <w:rPr>
@@ -3558,20 +3675,22 @@
                 <w:spacing w:val="-6"/>
                 <w:sz w:val="16"/>
               </w:rPr>
-              <w:t> </w:t>
-            </w:r>
+              <w:t xml:space="preserve"> </w:t>
+            </w:r>
+            <w:proofErr w:type="spellStart"/>
             <w:r>
               <w:rPr>
                 <w:sz w:val="16"/>
               </w:rPr>
               <w:t>iVm</w:t>
             </w:r>
+            <w:proofErr w:type="spellEnd"/>
             <w:r>
               <w:rPr>
                 <w:spacing w:val="-6"/>
                 <w:sz w:val="16"/>
               </w:rPr>
-              <w:t> </w:t>
+              <w:t xml:space="preserve"> </w:t>
             </w:r>
             <w:r>
               <w:rPr>
@@ -3584,7 +3703,7 @@
                 <w:spacing w:val="-5"/>
                 <w:sz w:val="16"/>
               </w:rPr>
-              <w:t> </w:t>
+              <w:t xml:space="preserve"> </w:t>
             </w:r>
             <w:r>
               <w:rPr>
@@ -3597,7 +3716,7 @@
                 <w:spacing w:val="-7"/>
                 <w:sz w:val="16"/>
               </w:rPr>
-              <w:t> </w:t>
+              <w:t xml:space="preserve"> </w:t>
             </w:r>
             <w:r>
               <w:rPr>
@@ -3625,7 +3744,7 @@
                 <w:spacing w:val="-7"/>
                 <w:sz w:val="16"/>
               </w:rPr>
-              <w:t> </w:t>
+              <w:t xml:space="preserve"> </w:t>
             </w:r>
             <w:r>
               <w:rPr>
@@ -3640,7 +3759,7 @@
                 <w:spacing w:val="-2"/>
                 <w:sz w:val="16"/>
               </w:rPr>
-              <w:t> </w:t>
+              <w:t xml:space="preserve"> </w:t>
             </w:r>
             <w:r>
               <w:rPr>
@@ -3677,7 +3796,21 @@
                 <w:b/>
                 <w:sz w:val="18"/>
               </w:rPr>
-              <w:t>1.560,00</w:t>
+              <w:t>1.5</w:t>
+            </w:r>
+            <w:r>
+              <w:rPr>
+                <w:b/>
+                <w:sz w:val="18"/>
+              </w:rPr>
+              <w:t>9</w:t>
+            </w:r>
+            <w:r>
+              <w:rPr>
+                <w:b/>
+                <w:sz w:val="18"/>
+              </w:rPr>
+              <w:t>0,00</w:t>
             </w:r>
             <w:r>
               <w:rPr>
@@ -3685,7 +3818,7 @@
                 <w:spacing w:val="-5"/>
                 <w:sz w:val="18"/>
               </w:rPr>
-              <w:t> </w:t>
+              <w:t xml:space="preserve"> </w:t>
             </w:r>
             <w:r>
               <w:rPr>
@@ -3700,7 +3833,7 @@
       </w:tr>
       <w:tr>
         <w:trPr>
-          <w:trHeight w:val="740" w:hRule="atLeast"/>
+          <w:trHeight w:val="740"/>
         </w:trPr>
         <w:tc>
           <w:tcPr>
@@ -3735,7 +3868,7 @@
             <w:pPr>
               <w:pStyle w:val="TableParagraph"/>
               <w:tabs>
-                <w:tab w:pos="7219" w:val="left" w:leader="none"/>
+                <w:tab w:val="left" w:pos="7219"/>
               </w:tabs>
               <w:spacing w:line="201" w:lineRule="exact"/>
               <w:ind w:left="444"/>
@@ -3757,7 +3890,7 @@
                 <w:spacing w:val="-10"/>
                 <w:sz w:val="16"/>
               </w:rPr>
-              <w:t> </w:t>
+              <w:t xml:space="preserve"> </w:t>
             </w:r>
             <w:r>
               <w:rPr>
@@ -3770,7 +3903,7 @@
                 <w:spacing w:val="-10"/>
                 <w:sz w:val="16"/>
               </w:rPr>
-              <w:t> </w:t>
+              <w:t xml:space="preserve"> </w:t>
             </w:r>
             <w:r>
               <w:rPr>
@@ -3783,7 +3916,7 @@
                 <w:spacing w:val="-10"/>
                 <w:sz w:val="16"/>
               </w:rPr>
-              <w:t> </w:t>
+              <w:t xml:space="preserve"> </w:t>
             </w:r>
             <w:r>
               <w:rPr>
@@ -3798,7 +3931,7 @@
                 <w:spacing w:val="-10"/>
                 <w:sz w:val="16"/>
               </w:rPr>
-              <w:t> </w:t>
+              <w:t xml:space="preserve"> </w:t>
             </w:r>
             <w:r>
               <w:rPr>
@@ -3813,7 +3946,7 @@
                 <w:spacing w:val="-8"/>
                 <w:sz w:val="16"/>
               </w:rPr>
-              <w:t> </w:t>
+              <w:t xml:space="preserve"> </w:t>
             </w:r>
             <w:r>
               <w:rPr>
@@ -3834,14 +3967,12 @@
                 <w:b/>
                 <w:spacing w:val="-10"/>
                 <w:sz w:val="16"/>
-                <w:vertAlign w:val="baseline"/>
-              </w:rPr>
-              <w:t> </w:t>
-            </w:r>
-            <w:r>
-              <w:rPr>
-                <w:sz w:val="16"/>
-                <w:vertAlign w:val="baseline"/>
+              </w:rPr>
+              <w:t xml:space="preserve"> </w:t>
+            </w:r>
+            <w:r>
+              <w:rPr>
+                <w:sz w:val="16"/>
               </w:rPr>
               <w:t>in</w:t>
             </w:r>
@@ -3849,14 +3980,12 @@
               <w:rPr>
                 <w:spacing w:val="-9"/>
                 <w:sz w:val="16"/>
-                <w:vertAlign w:val="baseline"/>
-              </w:rPr>
-              <w:t> </w:t>
-            </w:r>
-            <w:r>
-              <w:rPr>
-                <w:sz w:val="16"/>
-                <w:vertAlign w:val="baseline"/>
+              </w:rPr>
+              <w:t xml:space="preserve"> </w:t>
+            </w:r>
+            <w:r>
+              <w:rPr>
+                <w:sz w:val="16"/>
               </w:rPr>
               <w:t>Höhe</w:t>
             </w:r>
@@ -3864,22 +3993,19 @@
               <w:rPr>
                 <w:spacing w:val="-8"/>
                 <w:sz w:val="16"/>
-                <w:vertAlign w:val="baseline"/>
-              </w:rPr>
-              <w:t> </w:t>
+              </w:rPr>
+              <w:t xml:space="preserve"> </w:t>
             </w:r>
             <w:r>
               <w:rPr>
                 <w:spacing w:val="-5"/>
                 <w:sz w:val="16"/>
-                <w:vertAlign w:val="baseline"/>
               </w:rPr>
               <w:t>von</w:t>
             </w:r>
             <w:r>
               <w:rPr>
                 <w:sz w:val="16"/>
-                <w:vertAlign w:val="baseline"/>
               </w:rPr>
               <w:tab/>
             </w:r>
@@ -3887,25 +4013,43 @@
               <w:rPr>
                 <w:b/>
                 <w:sz w:val="16"/>
-                <w:vertAlign w:val="baseline"/>
-              </w:rPr>
-              <w:t>585,23</w:t>
+              </w:rPr>
+              <w:t>5</w:t>
+            </w:r>
+            <w:r>
+              <w:rPr>
+                <w:b/>
+                <w:sz w:val="16"/>
+              </w:rPr>
+              <w:t>97</w:t>
+            </w:r>
+            <w:r>
+              <w:rPr>
+                <w:b/>
+                <w:sz w:val="16"/>
+              </w:rPr>
+              <w:t>,</w:t>
+            </w:r>
+            <w:r>
+              <w:rPr>
+                <w:b/>
+                <w:sz w:val="16"/>
+              </w:rPr>
+              <w:t>42</w:t>
             </w:r>
             <w:r>
               <w:rPr>
                 <w:b/>
                 <w:spacing w:val="-10"/>
                 <w:sz w:val="16"/>
-                <w:vertAlign w:val="baseline"/>
-              </w:rPr>
-              <w:t> </w:t>
+              </w:rPr>
+              <w:t xml:space="preserve"> </w:t>
             </w:r>
             <w:r>
               <w:rPr>
                 <w:b/>
                 <w:spacing w:val="-10"/>
                 <w:sz w:val="18"/>
-                <w:vertAlign w:val="baseline"/>
               </w:rPr>
               <w:t>€</w:t>
             </w:r>
@@ -3915,26 +4059,26 @@
               <w:pStyle w:val="TableParagraph"/>
               <w:numPr>
                 <w:ilvl w:val="0"/>
-                <w:numId w:val="1"/>
+                <w:numId w:val="3"/>
               </w:numPr>
               <w:tabs>
-                <w:tab w:pos="628" w:val="left" w:leader="none"/>
+                <w:tab w:val="left" w:pos="628"/>
               </w:tabs>
-              <w:spacing w:line="183" w:lineRule="exact" w:before="0" w:after="0"/>
-              <w:ind w:left="628" w:right="0" w:hanging="184"/>
-              <w:jc w:val="left"/>
+              <w:spacing w:line="183" w:lineRule="exact"/>
+              <w:ind w:left="628" w:hanging="184"/>
               <w:rPr>
                 <w:sz w:val="16"/>
               </w:rPr>
             </w:pPr>
             <w:r>
               <w:rPr>
+                <w:noProof/>
                 <w:sz w:val="16"/>
               </w:rPr>
               <mc:AlternateContent>
                 <mc:Choice Requires="wps">
                   <w:drawing>
-                    <wp:anchor distT="0" distB="0" distL="0" distR="0" allowOverlap="1" layoutInCell="1" locked="0" behindDoc="1" simplePos="0" relativeHeight="487413248">
+                    <wp:anchor distT="0" distB="0" distL="0" distR="0" simplePos="0" relativeHeight="487413248" behindDoc="1" locked="0" layoutInCell="1" allowOverlap="1" wp14:anchorId="4481B7BB" wp14:editId="3F7269E9">
                       <wp:simplePos x="0" y="0"/>
                       <wp:positionH relativeFrom="column">
                         <wp:posOffset>79756</wp:posOffset>
@@ -3947,17 +4091,19 @@
                       <wp:wrapNone/>
                       <wp:docPr id="17" name="Group 17"/>
                       <wp:cNvGraphicFramePr>
-                        <a:graphicFrameLocks/>
+                        <a:graphicFrameLocks xmlns:a="http://schemas.openxmlformats.org/drawingml/2006/main"/>
                       </wp:cNvGraphicFramePr>
-                      <a:graphic>
+                      <a:graphic xmlns:a="http://schemas.openxmlformats.org/drawingml/2006/main">
                         <a:graphicData uri="http://schemas.microsoft.com/office/word/2010/wordprocessingGroup">
                           <wpg:wgp>
-                            <wpg:cNvPr id="17" name="Group 17"/>
-                            <wpg:cNvGrpSpPr/>
+                            <wpg:cNvGrpSpPr>
+                              <a:grpSpLocks/>
+                            </wpg:cNvGrpSpPr>
                             <wpg:grpSpPr>
                               <a:xfrm>
                                 <a:off x="0" y="0"/>
                                 <a:ext cx="111760" cy="111760"/>
+                                <a:chOff x="0" y="0"/>
                                 <a:chExt cx="111760" cy="111760"/>
                               </a:xfrm>
                             </wpg:grpSpPr>
@@ -4016,7 +4162,7 @@
                     </wp:anchor>
                   </w:drawing>
                 </mc:Choice>
-                <mc:Fallback>
+                <mc:Fallback xmlns:pic="http://schemas.openxmlformats.org/drawingml/2006/picture" xmlns:a="http://schemas.openxmlformats.org/drawingml/2006/main" xmlns:ve="http://schemas.openxmlformats.org/markup-compatibility/2006">
                   <w:pict>
                     <v:group style="position:absolute;margin-left:6.28pt;margin-top:4.413905pt;width:8.8pt;height:8.8pt;mso-position-horizontal-relative:column;mso-position-vertical-relative:paragraph;z-index:-15903232" id="docshapegroup15" coordorigin="126,88" coordsize="176,176">
                       <v:rect style="position:absolute;left:132;top:95;width:161;height:161" id="docshape16" filled="false" stroked="true" strokeweight=".72pt" strokecolor="#000000">
@@ -4040,7 +4186,7 @@
                 <w:spacing w:val="-1"/>
                 <w:sz w:val="16"/>
               </w:rPr>
-              <w:t> </w:t>
+              <w:t xml:space="preserve"> </w:t>
             </w:r>
             <w:r>
               <w:rPr>
@@ -4053,7 +4199,7 @@
               <w:rPr>
                 <w:sz w:val="16"/>
               </w:rPr>
-              <w:t> </w:t>
+              <w:t xml:space="preserve"> </w:t>
             </w:r>
             <w:r>
               <w:rPr>
@@ -4067,7 +4213,7 @@
                 <w:spacing w:val="1"/>
                 <w:sz w:val="16"/>
               </w:rPr>
-              <w:t> </w:t>
+              <w:t xml:space="preserve"> </w:t>
             </w:r>
             <w:r>
               <w:rPr>
@@ -4081,7 +4227,7 @@
                 <w:spacing w:val="2"/>
                 <w:sz w:val="16"/>
               </w:rPr>
-              <w:t> </w:t>
+              <w:t xml:space="preserve"> </w:t>
             </w:r>
             <w:r>
               <w:rPr>
@@ -4095,7 +4241,7 @@
                 <w:spacing w:val="4"/>
                 <w:sz w:val="16"/>
               </w:rPr>
-              <w:t> </w:t>
+              <w:t xml:space="preserve"> </w:t>
             </w:r>
             <w:r>
               <w:rPr>
@@ -4109,7 +4255,7 @@
                 <w:spacing w:val="2"/>
                 <w:sz w:val="16"/>
               </w:rPr>
-              <w:t> </w:t>
+              <w:t xml:space="preserve"> </w:t>
             </w:r>
             <w:r>
               <w:rPr>
@@ -4125,14 +4271,13 @@
               <w:pStyle w:val="TableParagraph"/>
               <w:numPr>
                 <w:ilvl w:val="0"/>
-                <w:numId w:val="1"/>
+                <w:numId w:val="3"/>
               </w:numPr>
               <w:tabs>
-                <w:tab w:pos="628" w:val="left" w:leader="none"/>
+                <w:tab w:val="left" w:pos="628"/>
               </w:tabs>
-              <w:spacing w:line="173" w:lineRule="exact" w:before="0" w:after="0"/>
-              <w:ind w:left="628" w:right="0" w:hanging="184"/>
-              <w:jc w:val="left"/>
+              <w:spacing w:line="173" w:lineRule="exact"/>
+              <w:ind w:left="628" w:hanging="184"/>
               <w:rPr>
                 <w:sz w:val="16"/>
               </w:rPr>
@@ -4148,7 +4293,7 @@
                 <w:spacing w:val="-9"/>
                 <w:sz w:val="16"/>
               </w:rPr>
-              <w:t> </w:t>
+              <w:t xml:space="preserve"> </w:t>
             </w:r>
             <w:r>
               <w:rPr>
@@ -4161,7 +4306,7 @@
                 <w:spacing w:val="-9"/>
                 <w:sz w:val="16"/>
               </w:rPr>
-              <w:t> </w:t>
+              <w:t xml:space="preserve"> </w:t>
             </w:r>
             <w:r>
               <w:rPr>
@@ -4174,7 +4319,7 @@
                 <w:spacing w:val="-11"/>
                 <w:sz w:val="16"/>
               </w:rPr>
-              <w:t> </w:t>
+              <w:t xml:space="preserve"> </w:t>
             </w:r>
             <w:r>
               <w:rPr>
@@ -4187,7 +4332,7 @@
                 <w:spacing w:val="-9"/>
                 <w:sz w:val="16"/>
               </w:rPr>
-              <w:t> </w:t>
+              <w:t xml:space="preserve"> </w:t>
             </w:r>
             <w:r>
               <w:rPr>
@@ -4200,7 +4345,7 @@
                 <w:spacing w:val="-8"/>
                 <w:sz w:val="16"/>
               </w:rPr>
-              <w:t> </w:t>
+              <w:t xml:space="preserve"> </w:t>
             </w:r>
             <w:r>
               <w:rPr>
@@ -4213,7 +4358,7 @@
                 <w:spacing w:val="-11"/>
                 <w:sz w:val="16"/>
               </w:rPr>
-              <w:t> </w:t>
+              <w:t xml:space="preserve"> </w:t>
             </w:r>
             <w:r>
               <w:rPr>
@@ -4226,7 +4371,7 @@
                 <w:spacing w:val="-9"/>
                 <w:sz w:val="16"/>
               </w:rPr>
-              <w:t> </w:t>
+              <w:t xml:space="preserve"> </w:t>
             </w:r>
             <w:r>
               <w:rPr>
@@ -4239,7 +4384,7 @@
                 <w:spacing w:val="-9"/>
                 <w:sz w:val="16"/>
               </w:rPr>
-              <w:t> </w:t>
+              <w:t xml:space="preserve"> </w:t>
             </w:r>
             <w:r>
               <w:rPr>
@@ -4252,7 +4397,7 @@
                 <w:spacing w:val="-6"/>
                 <w:sz w:val="16"/>
               </w:rPr>
-              <w:t> </w:t>
+              <w:t xml:space="preserve"> </w:t>
             </w:r>
             <w:r>
               <w:rPr>
@@ -4268,15 +4413,14 @@
               <w:pStyle w:val="TableParagraph"/>
               <w:numPr>
                 <w:ilvl w:val="0"/>
-                <w:numId w:val="1"/>
+                <w:numId w:val="3"/>
               </w:numPr>
               <w:tabs>
-                <w:tab w:pos="623" w:val="left" w:leader="none"/>
-                <w:tab w:pos="6936" w:val="left" w:leader="none"/>
+                <w:tab w:val="left" w:pos="623"/>
+                <w:tab w:val="left" w:pos="6936"/>
               </w:tabs>
-              <w:spacing w:line="163" w:lineRule="exact" w:before="0" w:after="0"/>
-              <w:ind w:left="623" w:right="0" w:hanging="179"/>
-              <w:jc w:val="left"/>
+              <w:spacing w:line="163" w:lineRule="exact"/>
+              <w:ind w:left="623" w:hanging="179"/>
               <w:rPr>
                 <w:b/>
                 <w:sz w:val="16"/>
@@ -4293,7 +4437,7 @@
                 <w:spacing w:val="-8"/>
                 <w:sz w:val="16"/>
               </w:rPr>
-              <w:t> </w:t>
+              <w:t xml:space="preserve"> </w:t>
             </w:r>
             <w:r>
               <w:rPr>
@@ -4306,7 +4450,7 @@
                 <w:spacing w:val="-10"/>
                 <w:sz w:val="16"/>
               </w:rPr>
-              <w:t> </w:t>
+              <w:t xml:space="preserve"> </w:t>
             </w:r>
             <w:r>
               <w:rPr>
@@ -4319,7 +4463,7 @@
                 <w:spacing w:val="-9"/>
                 <w:sz w:val="16"/>
               </w:rPr>
-              <w:t> </w:t>
+              <w:t xml:space="preserve"> </w:t>
             </w:r>
             <w:r>
               <w:rPr>
@@ -4332,7 +4476,7 @@
                 <w:spacing w:val="-9"/>
                 <w:sz w:val="16"/>
               </w:rPr>
-              <w:t> </w:t>
+              <w:t xml:space="preserve"> </w:t>
             </w:r>
             <w:r>
               <w:rPr>
@@ -4345,7 +4489,7 @@
                 <w:spacing w:val="-7"/>
                 <w:sz w:val="16"/>
               </w:rPr>
-              <w:t> </w:t>
+              <w:t xml:space="preserve"> </w:t>
             </w:r>
             <w:r>
               <w:rPr>
@@ -4358,7 +4502,7 @@
                 <w:spacing w:val="-9"/>
                 <w:sz w:val="16"/>
               </w:rPr>
-              <w:t> </w:t>
+              <w:t xml:space="preserve"> </w:t>
             </w:r>
             <w:r>
               <w:rPr>
@@ -4371,7 +4515,7 @@
                 <w:spacing w:val="-8"/>
                 <w:sz w:val="16"/>
               </w:rPr>
-              <w:t> </w:t>
+              <w:t xml:space="preserve"> </w:t>
             </w:r>
             <w:r>
               <w:rPr>
@@ -4384,7 +4528,7 @@
                 <w:spacing w:val="-8"/>
                 <w:sz w:val="16"/>
               </w:rPr>
-              <w:t> </w:t>
+              <w:t xml:space="preserve"> </w:t>
             </w:r>
             <w:r>
               <w:rPr>
@@ -4397,7 +4541,7 @@
                 <w:spacing w:val="-10"/>
                 <w:sz w:val="16"/>
               </w:rPr>
-              <w:t> </w:t>
+              <w:t xml:space="preserve"> </w:t>
             </w:r>
             <w:r>
               <w:rPr>
@@ -4410,7 +4554,7 @@
                 <w:spacing w:val="-8"/>
                 <w:sz w:val="16"/>
               </w:rPr>
-              <w:t> </w:t>
+              <w:t xml:space="preserve"> </w:t>
             </w:r>
             <w:r>
               <w:rPr>
@@ -4423,7 +4567,7 @@
                 <w:spacing w:val="-8"/>
                 <w:sz w:val="16"/>
               </w:rPr>
-              <w:t> </w:t>
+              <w:t xml:space="preserve"> </w:t>
             </w:r>
             <w:r>
               <w:rPr>
@@ -4436,7 +4580,7 @@
                 <w:spacing w:val="-10"/>
                 <w:sz w:val="16"/>
               </w:rPr>
-              <w:t> </w:t>
+              <w:t xml:space="preserve"> </w:t>
             </w:r>
             <w:r>
               <w:rPr>
@@ -4449,7 +4593,7 @@
                 <w:spacing w:val="-9"/>
                 <w:sz w:val="16"/>
               </w:rPr>
-              <w:t> </w:t>
+              <w:t xml:space="preserve"> </w:t>
             </w:r>
             <w:r>
               <w:rPr>
@@ -4477,7 +4621,7 @@
                 <w:spacing w:val="-7"/>
                 <w:sz w:val="16"/>
               </w:rPr>
-              <w:t> </w:t>
+              <w:t xml:space="preserve"> </w:t>
             </w:r>
             <w:r>
               <w:rPr>
@@ -4492,7 +4636,7 @@
                 <w:spacing w:val="-2"/>
                 <w:sz w:val="16"/>
               </w:rPr>
-              <w:t> </w:t>
+              <w:t xml:space="preserve"> </w:t>
             </w:r>
             <w:r>
               <w:rPr>
@@ -4527,7 +4671,7 @@
       </w:tr>
       <w:tr>
         <w:trPr>
-          <w:trHeight w:val="781" w:hRule="atLeast"/>
+          <w:trHeight w:val="781"/>
         </w:trPr>
         <w:tc>
           <w:tcPr>
@@ -4561,12 +4705,12 @@
             <w:pPr>
               <w:pStyle w:val="TableParagraph"/>
               <w:tabs>
-                <w:tab w:pos="2282" w:val="left" w:leader="none"/>
-                <w:tab w:pos="2877" w:val="left" w:leader="none"/>
-                <w:tab w:pos="3489" w:val="left" w:leader="none"/>
-                <w:tab w:pos="4010" w:val="left" w:leader="none"/>
+                <w:tab w:val="left" w:pos="2282"/>
+                <w:tab w:val="left" w:pos="2877"/>
+                <w:tab w:val="left" w:pos="3489"/>
+                <w:tab w:val="left" w:pos="4010"/>
               </w:tabs>
-              <w:spacing w:line="194" w:lineRule="exact" w:before="7"/>
+              <w:spacing w:before="7" w:line="194" w:lineRule="exact"/>
               <w:ind w:left="444"/>
               <w:rPr>
                 <w:b/>
@@ -4576,12 +4720,13 @@
             <w:r>
               <w:rPr>
                 <w:b/>
+                <w:noProof/>
                 <w:sz w:val="16"/>
               </w:rPr>
               <mc:AlternateContent>
                 <mc:Choice Requires="wps">
                   <w:drawing>
-                    <wp:anchor distT="0" distB="0" distL="0" distR="0" allowOverlap="1" layoutInCell="1" locked="0" behindDoc="1" simplePos="0" relativeHeight="487414272">
+                    <wp:anchor distT="0" distB="0" distL="0" distR="0" simplePos="0" relativeHeight="487414272" behindDoc="1" locked="0" layoutInCell="1" allowOverlap="1" wp14:anchorId="2355D57B" wp14:editId="2EEB8E40">
                       <wp:simplePos x="0" y="0"/>
                       <wp:positionH relativeFrom="column">
                         <wp:posOffset>1300225</wp:posOffset>
@@ -4594,17 +4739,19 @@
                       <wp:wrapNone/>
                       <wp:docPr id="19" name="Group 19"/>
                       <wp:cNvGraphicFramePr>
-                        <a:graphicFrameLocks/>
+                        <a:graphicFrameLocks xmlns:a="http://schemas.openxmlformats.org/drawingml/2006/main"/>
                       </wp:cNvGraphicFramePr>
-                      <a:graphic>
+                      <a:graphic xmlns:a="http://schemas.openxmlformats.org/drawingml/2006/main">
                         <a:graphicData uri="http://schemas.microsoft.com/office/word/2010/wordprocessingGroup">
                           <wpg:wgp>
-                            <wpg:cNvPr id="19" name="Group 19"/>
-                            <wpg:cNvGrpSpPr/>
+                            <wpg:cNvGrpSpPr>
+                              <a:grpSpLocks/>
+                            </wpg:cNvGrpSpPr>
                             <wpg:grpSpPr>
                               <a:xfrm>
                                 <a:off x="0" y="0"/>
                                 <a:ext cx="97790" cy="97790"/>
+                                <a:chOff x="0" y="0"/>
                                 <a:chExt cx="97790" cy="97790"/>
                               </a:xfrm>
                             </wpg:grpSpPr>
@@ -4663,7 +4810,7 @@
                     </wp:anchor>
                   </w:drawing>
                 </mc:Choice>
-                <mc:Fallback>
+                <mc:Fallback xmlns:pic="http://schemas.openxmlformats.org/drawingml/2006/picture" xmlns:a="http://schemas.openxmlformats.org/drawingml/2006/main" xmlns:ve="http://schemas.openxmlformats.org/markup-compatibility/2006">
                   <w:pict>
                     <v:group style="position:absolute;margin-left:102.379997pt;margin-top:1.473909pt;width:7.7pt;height:7.7pt;mso-position-horizontal-relative:column;mso-position-vertical-relative:paragraph;z-index:-15902208" id="docshapegroup17" coordorigin="2048,29" coordsize="154,154">
                       <v:rect style="position:absolute;left:2054;top:36;width:140;height:140" id="docshape18" filled="false" stroked="true" strokeweight=".72pt" strokecolor="#000000">
@@ -4678,12 +4825,13 @@
             <w:r>
               <w:rPr>
                 <w:b/>
+                <w:noProof/>
                 <w:sz w:val="16"/>
               </w:rPr>
               <mc:AlternateContent>
                 <mc:Choice Requires="wps">
                   <w:drawing>
-                    <wp:anchor distT="0" distB="0" distL="0" distR="0" allowOverlap="1" layoutInCell="1" locked="0" behindDoc="1" simplePos="0" relativeHeight="487414784">
+                    <wp:anchor distT="0" distB="0" distL="0" distR="0" simplePos="0" relativeHeight="487414784" behindDoc="1" locked="0" layoutInCell="1" allowOverlap="1" wp14:anchorId="1DBCFA6E" wp14:editId="75E004E1">
                       <wp:simplePos x="0" y="0"/>
                       <wp:positionH relativeFrom="column">
                         <wp:posOffset>1678051</wp:posOffset>
@@ -4696,17 +4844,19 @@
                       <wp:wrapNone/>
                       <wp:docPr id="21" name="Group 21"/>
                       <wp:cNvGraphicFramePr>
-                        <a:graphicFrameLocks/>
+                        <a:graphicFrameLocks xmlns:a="http://schemas.openxmlformats.org/drawingml/2006/main"/>
                       </wp:cNvGraphicFramePr>
-                      <a:graphic>
+                      <a:graphic xmlns:a="http://schemas.openxmlformats.org/drawingml/2006/main">
                         <a:graphicData uri="http://schemas.microsoft.com/office/word/2010/wordprocessingGroup">
                           <wpg:wgp>
-                            <wpg:cNvPr id="21" name="Group 21"/>
-                            <wpg:cNvGrpSpPr/>
+                            <wpg:cNvGrpSpPr>
+                              <a:grpSpLocks/>
+                            </wpg:cNvGrpSpPr>
                             <wpg:grpSpPr>
                               <a:xfrm>
                                 <a:off x="0" y="0"/>
                                 <a:ext cx="97790" cy="97790"/>
+                                <a:chOff x="0" y="0"/>
                                 <a:chExt cx="97790" cy="97790"/>
                               </a:xfrm>
                             </wpg:grpSpPr>
@@ -4765,7 +4915,7 @@
                     </wp:anchor>
                   </w:drawing>
                 </mc:Choice>
-                <mc:Fallback>
+                <mc:Fallback xmlns:pic="http://schemas.openxmlformats.org/drawingml/2006/picture" xmlns:a="http://schemas.openxmlformats.org/drawingml/2006/main" xmlns:ve="http://schemas.openxmlformats.org/markup-compatibility/2006">
                   <w:pict>
                     <v:group style="position:absolute;margin-left:132.130005pt;margin-top:1.373909pt;width:7.7pt;height:7.7pt;mso-position-horizontal-relative:column;mso-position-vertical-relative:paragraph;z-index:-15901696" id="docshapegroup19" coordorigin="2643,27" coordsize="154,154">
                       <v:rect style="position:absolute;left:2649;top:34;width:140;height:140" id="docshape20" filled="false" stroked="true" strokeweight=".72pt" strokecolor="#000000">
@@ -4780,12 +4930,13 @@
             <w:r>
               <w:rPr>
                 <w:b/>
+                <w:noProof/>
                 <w:sz w:val="16"/>
               </w:rPr>
               <mc:AlternateContent>
                 <mc:Choice Requires="wps">
                   <w:drawing>
-                    <wp:anchor distT="0" distB="0" distL="0" distR="0" allowOverlap="1" layoutInCell="1" locked="0" behindDoc="1" simplePos="0" relativeHeight="487415296">
+                    <wp:anchor distT="0" distB="0" distL="0" distR="0" simplePos="0" relativeHeight="487415296" behindDoc="1" locked="0" layoutInCell="1" allowOverlap="1" wp14:anchorId="2E283169" wp14:editId="56FC64C8">
                       <wp:simplePos x="0" y="0"/>
                       <wp:positionH relativeFrom="column">
                         <wp:posOffset>2066670</wp:posOffset>
@@ -4798,17 +4949,19 @@
                       <wp:wrapNone/>
                       <wp:docPr id="23" name="Group 23"/>
                       <wp:cNvGraphicFramePr>
-                        <a:graphicFrameLocks/>
+                        <a:graphicFrameLocks xmlns:a="http://schemas.openxmlformats.org/drawingml/2006/main"/>
                       </wp:cNvGraphicFramePr>
-                      <a:graphic>
+                      <a:graphic xmlns:a="http://schemas.openxmlformats.org/drawingml/2006/main">
                         <a:graphicData uri="http://schemas.microsoft.com/office/word/2010/wordprocessingGroup">
                           <wpg:wgp>
-                            <wpg:cNvPr id="23" name="Group 23"/>
-                            <wpg:cNvGrpSpPr/>
+                            <wpg:cNvGrpSpPr>
+                              <a:grpSpLocks/>
+                            </wpg:cNvGrpSpPr>
                             <wpg:grpSpPr>
                               <a:xfrm>
                                 <a:off x="0" y="0"/>
                                 <a:ext cx="97790" cy="97790"/>
+                                <a:chOff x="0" y="0"/>
                                 <a:chExt cx="97790" cy="97790"/>
                               </a:xfrm>
                             </wpg:grpSpPr>
@@ -4867,7 +5020,7 @@
                     </wp:anchor>
                   </w:drawing>
                 </mc:Choice>
-                <mc:Fallback>
+                <mc:Fallback xmlns:pic="http://schemas.openxmlformats.org/drawingml/2006/picture" xmlns:a="http://schemas.openxmlformats.org/drawingml/2006/main" xmlns:ve="http://schemas.openxmlformats.org/markup-compatibility/2006">
                   <w:pict>
                     <v:group style="position:absolute;margin-left:162.729996pt;margin-top:1.373909pt;width:7.7pt;height:7.7pt;mso-position-horizontal-relative:column;mso-position-vertical-relative:paragraph;z-index:-15901184" id="docshapegroup21" coordorigin="3255,27" coordsize="154,154">
                       <v:rect style="position:absolute;left:3261;top:34;width:140;height:140" id="docshape22" filled="false" stroked="true" strokeweight=".72pt" strokecolor="#000000">
@@ -4882,12 +5035,13 @@
             <w:r>
               <w:rPr>
                 <w:b/>
+                <w:noProof/>
                 <w:sz w:val="16"/>
               </w:rPr>
               <mc:AlternateContent>
                 <mc:Choice Requires="wps">
                   <w:drawing>
-                    <wp:anchor distT="0" distB="0" distL="0" distR="0" allowOverlap="1" layoutInCell="1" locked="0" behindDoc="1" simplePos="0" relativeHeight="487415808">
+                    <wp:anchor distT="0" distB="0" distL="0" distR="0" simplePos="0" relativeHeight="487415808" behindDoc="1" locked="0" layoutInCell="1" allowOverlap="1" wp14:anchorId="2BB32C1E" wp14:editId="13B03E1D">
                       <wp:simplePos x="0" y="0"/>
                       <wp:positionH relativeFrom="column">
                         <wp:posOffset>2426716</wp:posOffset>
@@ -4900,17 +5054,19 @@
                       <wp:wrapNone/>
                       <wp:docPr id="25" name="Group 25"/>
                       <wp:cNvGraphicFramePr>
-                        <a:graphicFrameLocks/>
+                        <a:graphicFrameLocks xmlns:a="http://schemas.openxmlformats.org/drawingml/2006/main"/>
                       </wp:cNvGraphicFramePr>
-                      <a:graphic>
+                      <a:graphic xmlns:a="http://schemas.openxmlformats.org/drawingml/2006/main">
                         <a:graphicData uri="http://schemas.microsoft.com/office/word/2010/wordprocessingGroup">
                           <wpg:wgp>
-                            <wpg:cNvPr id="25" name="Group 25"/>
-                            <wpg:cNvGrpSpPr/>
+                            <wpg:cNvGrpSpPr>
+                              <a:grpSpLocks/>
+                            </wpg:cNvGrpSpPr>
                             <wpg:grpSpPr>
                               <a:xfrm>
                                 <a:off x="0" y="0"/>
                                 <a:ext cx="97790" cy="97790"/>
+                                <a:chOff x="0" y="0"/>
                                 <a:chExt cx="97790" cy="97790"/>
                               </a:xfrm>
                             </wpg:grpSpPr>
@@ -4969,7 +5125,7 @@
                     </wp:anchor>
                   </w:drawing>
                 </mc:Choice>
-                <mc:Fallback>
+                <mc:Fallback xmlns:pic="http://schemas.openxmlformats.org/drawingml/2006/picture" xmlns:a="http://schemas.openxmlformats.org/drawingml/2006/main" xmlns:ve="http://schemas.openxmlformats.org/markup-compatibility/2006">
                   <w:pict>
                     <v:group style="position:absolute;margin-left:191.080002pt;margin-top:1.373909pt;width:7.7pt;height:7.7pt;mso-position-horizontal-relative:column;mso-position-vertical-relative:paragraph;z-index:-15900672" id="docshapegroup23" coordorigin="3822,27" coordsize="154,154">
                       <v:rect style="position:absolute;left:3828;top:34;width:140;height:140" id="docshape24" filled="false" stroked="true" strokeweight=".72pt" strokecolor="#000000">
@@ -4997,7 +5153,7 @@
                 <w:position w:val="1"/>
                 <w:sz w:val="16"/>
               </w:rPr>
-              <w:t> </w:t>
+              <w:t xml:space="preserve"> </w:t>
             </w:r>
             <w:r>
               <w:rPr>
@@ -5078,7 +5234,7 @@
                 <w:spacing w:val="-5"/>
                 <w:sz w:val="16"/>
               </w:rPr>
-              <w:t> </w:t>
+              <w:t xml:space="preserve"> </w:t>
             </w:r>
             <w:r>
               <w:rPr>
@@ -5091,7 +5247,7 @@
                 <w:spacing w:val="-8"/>
                 <w:sz w:val="16"/>
               </w:rPr>
-              <w:t> </w:t>
+              <w:t xml:space="preserve"> </w:t>
             </w:r>
             <w:r>
               <w:rPr>
@@ -5104,7 +5260,7 @@
                 <w:spacing w:val="-6"/>
                 <w:sz w:val="16"/>
               </w:rPr>
-              <w:t> </w:t>
+              <w:t xml:space="preserve"> </w:t>
             </w:r>
             <w:r>
               <w:rPr>
@@ -5125,29 +5281,27 @@
                 <w:b/>
                 <w:spacing w:val="-7"/>
                 <w:sz w:val="16"/>
-                <w:vertAlign w:val="baseline"/>
-              </w:rPr>
-              <w:t> </w:t>
-            </w:r>
-            <w:r>
-              <w:rPr>
-                <w:sz w:val="16"/>
-                <w:vertAlign w:val="baseline"/>
+              </w:rPr>
+              <w:t xml:space="preserve"> </w:t>
+            </w:r>
+            <w:proofErr w:type="spellStart"/>
+            <w:r>
+              <w:rPr>
+                <w:sz w:val="16"/>
               </w:rPr>
               <w:t>iHv</w:t>
             </w:r>
+            <w:proofErr w:type="spellEnd"/>
             <w:r>
               <w:rPr>
                 <w:spacing w:val="-8"/>
                 <w:sz w:val="16"/>
-                <w:vertAlign w:val="baseline"/>
-              </w:rPr>
-              <w:t> </w:t>
-            </w:r>
-            <w:r>
-              <w:rPr>
-                <w:sz w:val="16"/>
-                <w:vertAlign w:val="baseline"/>
+              </w:rPr>
+              <w:t xml:space="preserve"> </w:t>
+            </w:r>
+            <w:r>
+              <w:rPr>
+                <w:sz w:val="16"/>
               </w:rPr>
               <w:t>von</w:t>
             </w:r>
@@ -5155,15 +5309,13 @@
               <w:rPr>
                 <w:spacing w:val="-8"/>
                 <w:sz w:val="16"/>
-                <w:vertAlign w:val="baseline"/>
-              </w:rPr>
-              <w:t> </w:t>
-            </w:r>
-            <w:r>
-              <w:rPr>
-                <w:b/>
-                <w:sz w:val="16"/>
-                <w:vertAlign w:val="baseline"/>
+              </w:rPr>
+              <w:t xml:space="preserve"> </w:t>
+            </w:r>
+            <w:r>
+              <w:rPr>
+                <w:b/>
+                <w:sz w:val="16"/>
               </w:rPr>
               <w:t>je</w:t>
             </w:r>
@@ -5172,33 +5324,50 @@
                 <w:b/>
                 <w:spacing w:val="76"/>
                 <w:sz w:val="16"/>
-                <w:vertAlign w:val="baseline"/>
-              </w:rPr>
-              <w:t> </w:t>
-            </w:r>
-            <w:r>
-              <w:rPr>
-                <w:b/>
-                <w:sz w:val="16"/>
-                <w:vertAlign w:val="baseline"/>
-              </w:rPr>
-              <w:t>326,04</w:t>
+              </w:rPr>
+              <w:t xml:space="preserve"> </w:t>
+            </w:r>
+            <w:r>
+              <w:rPr>
+                <w:b/>
+                <w:sz w:val="16"/>
+              </w:rPr>
+              <w:t>3</w:t>
+            </w:r>
+            <w:r>
+              <w:rPr>
+                <w:b/>
+                <w:sz w:val="16"/>
+              </w:rPr>
+              <w:t>32</w:t>
+            </w:r>
+            <w:r>
+              <w:rPr>
+                <w:b/>
+                <w:sz w:val="16"/>
+              </w:rPr>
+              <w:t>,</w:t>
+            </w:r>
+            <w:r>
+              <w:rPr>
+                <w:b/>
+                <w:sz w:val="16"/>
+              </w:rPr>
+              <w:t>83</w:t>
             </w:r>
             <w:r>
               <w:rPr>
                 <w:b/>
                 <w:spacing w:val="-9"/>
                 <w:sz w:val="16"/>
-                <w:vertAlign w:val="baseline"/>
-              </w:rPr>
-              <w:t> </w:t>
+              </w:rPr>
+              <w:t xml:space="preserve"> </w:t>
             </w:r>
             <w:r>
               <w:rPr>
                 <w:b/>
                 <w:spacing w:val="-10"/>
                 <w:sz w:val="16"/>
-                <w:vertAlign w:val="baseline"/>
               </w:rPr>
               <w:t>€</w:t>
             </w:r>
@@ -5211,11 +5380,10 @@
                 <w:numId w:val="2"/>
               </w:numPr>
               <w:tabs>
-                <w:tab w:pos="628" w:val="left" w:leader="none"/>
+                <w:tab w:val="left" w:pos="628"/>
               </w:tabs>
-              <w:spacing w:line="184" w:lineRule="exact" w:before="0" w:after="0"/>
-              <w:ind w:left="628" w:right="0" w:hanging="184"/>
-              <w:jc w:val="left"/>
+              <w:spacing w:line="184" w:lineRule="exact"/>
+              <w:ind w:left="628" w:hanging="184"/>
               <w:rPr>
                 <w:sz w:val="16"/>
               </w:rPr>
@@ -5232,7 +5400,7 @@
                 <w:spacing w:val="-1"/>
                 <w:sz w:val="16"/>
               </w:rPr>
-              <w:t> </w:t>
+              <w:t xml:space="preserve"> </w:t>
             </w:r>
             <w:r>
               <w:rPr>
@@ -5245,7 +5413,7 @@
               <w:rPr>
                 <w:sz w:val="16"/>
               </w:rPr>
-              <w:t> </w:t>
+              <w:t xml:space="preserve"> </w:t>
             </w:r>
             <w:r>
               <w:rPr>
@@ -5259,7 +5427,7 @@
                 <w:spacing w:val="1"/>
                 <w:sz w:val="16"/>
               </w:rPr>
-              <w:t> </w:t>
+              <w:t xml:space="preserve"> </w:t>
             </w:r>
             <w:r>
               <w:rPr>
@@ -5273,7 +5441,7 @@
                 <w:spacing w:val="2"/>
                 <w:sz w:val="16"/>
               </w:rPr>
-              <w:t> </w:t>
+              <w:t xml:space="preserve"> </w:t>
             </w:r>
             <w:r>
               <w:rPr>
@@ -5287,7 +5455,7 @@
                 <w:spacing w:val="4"/>
                 <w:sz w:val="16"/>
               </w:rPr>
-              <w:t> </w:t>
+              <w:t xml:space="preserve"> </w:t>
             </w:r>
             <w:r>
               <w:rPr>
@@ -5301,7 +5469,7 @@
                 <w:spacing w:val="2"/>
                 <w:sz w:val="16"/>
               </w:rPr>
-              <w:t> </w:t>
+              <w:t xml:space="preserve"> </w:t>
             </w:r>
             <w:r>
               <w:rPr>
@@ -5320,23 +5488,23 @@
                 <w:numId w:val="2"/>
               </w:numPr>
               <w:tabs>
-                <w:tab w:pos="628" w:val="left" w:leader="none"/>
+                <w:tab w:val="left" w:pos="628"/>
               </w:tabs>
-              <w:spacing w:line="183" w:lineRule="exact" w:before="0" w:after="0"/>
-              <w:ind w:left="628" w:right="0" w:hanging="184"/>
-              <w:jc w:val="left"/>
+              <w:spacing w:line="183" w:lineRule="exact"/>
+              <w:ind w:left="628" w:hanging="184"/>
               <w:rPr>
                 <w:sz w:val="16"/>
               </w:rPr>
             </w:pPr>
             <w:r>
               <w:rPr>
+                <w:noProof/>
                 <w:sz w:val="16"/>
               </w:rPr>
               <mc:AlternateContent>
                 <mc:Choice Requires="wps">
                   <w:drawing>
-                    <wp:anchor distT="0" distB="0" distL="0" distR="0" allowOverlap="1" layoutInCell="1" locked="0" behindDoc="1" simplePos="0" relativeHeight="487413760">
+                    <wp:anchor distT="0" distB="0" distL="0" distR="0" simplePos="0" relativeHeight="487413760" behindDoc="1" locked="0" layoutInCell="1" allowOverlap="1" wp14:anchorId="6B4B8F63" wp14:editId="4CC8B34A">
                       <wp:simplePos x="0" y="0"/>
                       <wp:positionH relativeFrom="column">
                         <wp:posOffset>79756</wp:posOffset>
@@ -5349,17 +5517,19 @@
                       <wp:wrapNone/>
                       <wp:docPr id="27" name="Group 27"/>
                       <wp:cNvGraphicFramePr>
-                        <a:graphicFrameLocks/>
+                        <a:graphicFrameLocks xmlns:a="http://schemas.openxmlformats.org/drawingml/2006/main"/>
                       </wp:cNvGraphicFramePr>
-                      <a:graphic>
+                      <a:graphic xmlns:a="http://schemas.openxmlformats.org/drawingml/2006/main">
                         <a:graphicData uri="http://schemas.microsoft.com/office/word/2010/wordprocessingGroup">
                           <wpg:wgp>
-                            <wpg:cNvPr id="27" name="Group 27"/>
-                            <wpg:cNvGrpSpPr/>
+                            <wpg:cNvGrpSpPr>
+                              <a:grpSpLocks/>
+                            </wpg:cNvGrpSpPr>
                             <wpg:grpSpPr>
                               <a:xfrm>
                                 <a:off x="0" y="0"/>
                                 <a:ext cx="111760" cy="111760"/>
+                                <a:chOff x="0" y="0"/>
                                 <a:chExt cx="111760" cy="111760"/>
                               </a:xfrm>
                             </wpg:grpSpPr>
@@ -5418,7 +5588,7 @@
                     </wp:anchor>
                   </w:drawing>
                 </mc:Choice>
-                <mc:Fallback>
+                <mc:Fallback xmlns:pic="http://schemas.openxmlformats.org/drawingml/2006/picture" xmlns:a="http://schemas.openxmlformats.org/drawingml/2006/main" xmlns:ve="http://schemas.openxmlformats.org/markup-compatibility/2006">
                   <w:pict>
                     <v:group style="position:absolute;margin-left:6.28pt;margin-top:-4.195705pt;width:8.8pt;height:8.8pt;mso-position-horizontal-relative:column;mso-position-vertical-relative:paragraph;z-index:-15902720" id="docshapegroup25" coordorigin="126,-84" coordsize="176,176">
                       <v:rect style="position:absolute;left:132;top:-77;width:161;height:161" id="docshape26" filled="false" stroked="true" strokeweight=".72pt" strokecolor="#000000">
@@ -5441,7 +5611,7 @@
                 <w:spacing w:val="-9"/>
                 <w:sz w:val="16"/>
               </w:rPr>
-              <w:t> </w:t>
+              <w:t xml:space="preserve"> </w:t>
             </w:r>
             <w:r>
               <w:rPr>
@@ -5454,7 +5624,7 @@
                 <w:spacing w:val="-9"/>
                 <w:sz w:val="16"/>
               </w:rPr>
-              <w:t> </w:t>
+              <w:t xml:space="preserve"> </w:t>
             </w:r>
             <w:r>
               <w:rPr>
@@ -5467,7 +5637,7 @@
                 <w:spacing w:val="-11"/>
                 <w:sz w:val="16"/>
               </w:rPr>
-              <w:t> </w:t>
+              <w:t xml:space="preserve"> </w:t>
             </w:r>
             <w:r>
               <w:rPr>
@@ -5480,7 +5650,7 @@
                 <w:spacing w:val="-9"/>
                 <w:sz w:val="16"/>
               </w:rPr>
-              <w:t> </w:t>
+              <w:t xml:space="preserve"> </w:t>
             </w:r>
             <w:r>
               <w:rPr>
@@ -5493,7 +5663,7 @@
                 <w:spacing w:val="-8"/>
                 <w:sz w:val="16"/>
               </w:rPr>
-              <w:t> </w:t>
+              <w:t xml:space="preserve"> </w:t>
             </w:r>
             <w:r>
               <w:rPr>
@@ -5506,7 +5676,7 @@
                 <w:spacing w:val="-11"/>
                 <w:sz w:val="16"/>
               </w:rPr>
-              <w:t> </w:t>
+              <w:t xml:space="preserve"> </w:t>
             </w:r>
             <w:r>
               <w:rPr>
@@ -5519,7 +5689,7 @@
                 <w:spacing w:val="-9"/>
                 <w:sz w:val="16"/>
               </w:rPr>
-              <w:t> </w:t>
+              <w:t xml:space="preserve"> </w:t>
             </w:r>
             <w:r>
               <w:rPr>
@@ -5532,7 +5702,7 @@
                 <w:spacing w:val="-9"/>
                 <w:sz w:val="16"/>
               </w:rPr>
-              <w:t> </w:t>
+              <w:t xml:space="preserve"> </w:t>
             </w:r>
             <w:r>
               <w:rPr>
@@ -5545,7 +5715,7 @@
                 <w:spacing w:val="-6"/>
                 <w:sz w:val="16"/>
               </w:rPr>
-              <w:t> </w:t>
+              <w:t xml:space="preserve"> </w:t>
             </w:r>
             <w:r>
               <w:rPr>
@@ -5564,12 +5734,11 @@
                 <w:numId w:val="2"/>
               </w:numPr>
               <w:tabs>
-                <w:tab w:pos="623" w:val="left" w:leader="none"/>
-                <w:tab w:pos="6936" w:val="left" w:leader="none"/>
+                <w:tab w:val="left" w:pos="623"/>
+                <w:tab w:val="left" w:pos="6936"/>
               </w:tabs>
-              <w:spacing w:line="183" w:lineRule="exact" w:before="0" w:after="0"/>
-              <w:ind w:left="623" w:right="0" w:hanging="179"/>
-              <w:jc w:val="left"/>
+              <w:spacing w:line="183" w:lineRule="exact"/>
+              <w:ind w:left="623" w:hanging="179"/>
               <w:rPr>
                 <w:b/>
                 <w:sz w:val="16"/>
@@ -5586,7 +5755,7 @@
                 <w:spacing w:val="-12"/>
                 <w:sz w:val="16"/>
               </w:rPr>
-              <w:t> </w:t>
+              <w:t xml:space="preserve"> </w:t>
             </w:r>
             <w:r>
               <w:rPr>
@@ -5599,7 +5768,7 @@
                 <w:spacing w:val="-7"/>
                 <w:sz w:val="16"/>
               </w:rPr>
-              <w:t> </w:t>
+              <w:t xml:space="preserve"> </w:t>
             </w:r>
             <w:r>
               <w:rPr>
@@ -5612,7 +5781,7 @@
                 <w:spacing w:val="-10"/>
                 <w:sz w:val="16"/>
               </w:rPr>
-              <w:t> </w:t>
+              <w:t xml:space="preserve"> </w:t>
             </w:r>
             <w:r>
               <w:rPr>
@@ -5625,7 +5794,7 @@
                 <w:spacing w:val="-11"/>
                 <w:sz w:val="16"/>
               </w:rPr>
-              <w:t> </w:t>
+              <w:t xml:space="preserve"> </w:t>
             </w:r>
             <w:r>
               <w:rPr>
@@ -5638,7 +5807,7 @@
                 <w:spacing w:val="-9"/>
                 <w:sz w:val="16"/>
               </w:rPr>
-              <w:t> </w:t>
+              <w:t xml:space="preserve"> </w:t>
             </w:r>
             <w:r>
               <w:rPr>
@@ -5651,7 +5820,7 @@
                 <w:spacing w:val="-9"/>
                 <w:sz w:val="16"/>
               </w:rPr>
-              <w:t> </w:t>
+              <w:t xml:space="preserve"> </w:t>
             </w:r>
             <w:r>
               <w:rPr>
@@ -5664,7 +5833,7 @@
                 <w:spacing w:val="-11"/>
                 <w:sz w:val="16"/>
               </w:rPr>
-              <w:t> </w:t>
+              <w:t xml:space="preserve"> </w:t>
             </w:r>
             <w:r>
               <w:rPr>
@@ -5677,7 +5846,7 @@
                 <w:spacing w:val="-9"/>
                 <w:sz w:val="16"/>
               </w:rPr>
-              <w:t> </w:t>
+              <w:t xml:space="preserve"> </w:t>
             </w:r>
             <w:r>
               <w:rPr>
@@ -5690,7 +5859,7 @@
                 <w:spacing w:val="-10"/>
                 <w:sz w:val="16"/>
               </w:rPr>
-              <w:t> </w:t>
+              <w:t xml:space="preserve"> </w:t>
             </w:r>
             <w:r>
               <w:rPr>
@@ -5703,7 +5872,7 @@
                 <w:spacing w:val="-11"/>
                 <w:sz w:val="16"/>
               </w:rPr>
-              <w:t> </w:t>
+              <w:t xml:space="preserve"> </w:t>
             </w:r>
             <w:r>
               <w:rPr>
@@ -5716,7 +5885,7 @@
                 <w:spacing w:val="-9"/>
                 <w:sz w:val="16"/>
               </w:rPr>
-              <w:t> </w:t>
+              <w:t xml:space="preserve"> </w:t>
             </w:r>
             <w:r>
               <w:rPr>
@@ -5744,7 +5913,7 @@
                 <w:spacing w:val="-7"/>
                 <w:sz w:val="16"/>
               </w:rPr>
-              <w:t> </w:t>
+              <w:t xml:space="preserve"> </w:t>
             </w:r>
             <w:r>
               <w:rPr>
@@ -5759,7 +5928,7 @@
                 <w:spacing w:val="-2"/>
                 <w:sz w:val="16"/>
               </w:rPr>
-              <w:t> </w:t>
+              <w:t xml:space="preserve"> </w:t>
             </w:r>
             <w:r>
               <w:rPr>
@@ -5793,7 +5962,7 @@
       </w:tr>
       <w:tr>
         <w:trPr>
-          <w:trHeight w:val="403" w:hRule="atLeast"/>
+          <w:trHeight w:val="403"/>
         </w:trPr>
         <w:tc>
           <w:tcPr>
@@ -5843,7 +6012,7 @@
                 <w:spacing w:val="-12"/>
                 <w:sz w:val="16"/>
               </w:rPr>
-              <w:t> </w:t>
+              <w:t xml:space="preserve"> </w:t>
             </w:r>
             <w:r>
               <w:rPr>
@@ -5886,7 +6055,7 @@
                 <w:spacing w:val="-12"/>
                 <w:sz w:val="16"/>
               </w:rPr>
-              <w:t> </w:t>
+              <w:t xml:space="preserve"> </w:t>
             </w:r>
             <w:r>
               <w:rPr>
@@ -5906,7 +6075,7 @@
                 <w:spacing w:val="-9"/>
                 <w:sz w:val="14"/>
               </w:rPr>
-              <w:t> </w:t>
+              <w:t xml:space="preserve"> </w:t>
             </w:r>
             <w:r>
               <w:rPr>
@@ -5919,7 +6088,7 @@
                 <w:spacing w:val="-9"/>
                 <w:sz w:val="16"/>
               </w:rPr>
-              <w:t> </w:t>
+              <w:t xml:space="preserve"> </w:t>
             </w:r>
             <w:r>
               <w:rPr>
@@ -5932,7 +6101,7 @@
                 <w:spacing w:val="-10"/>
                 <w:sz w:val="16"/>
               </w:rPr>
-              <w:t> </w:t>
+              <w:t xml:space="preserve"> </w:t>
             </w:r>
             <w:r>
               <w:rPr>
@@ -5947,7 +6116,7 @@
                 <w:spacing w:val="-11"/>
                 <w:sz w:val="16"/>
               </w:rPr>
-              <w:t> </w:t>
+              <w:t xml:space="preserve"> </w:t>
             </w:r>
             <w:r>
               <w:rPr>
@@ -5961,7 +6130,7 @@
                 <w:spacing w:val="-9"/>
                 <w:sz w:val="16"/>
               </w:rPr>
-              <w:t> </w:t>
+              <w:t xml:space="preserve"> </w:t>
             </w:r>
             <w:r>
               <w:rPr>
@@ -5974,7 +6143,7 @@
                 <w:spacing w:val="-10"/>
                 <w:sz w:val="16"/>
               </w:rPr>
-              <w:t> </w:t>
+              <w:t xml:space="preserve"> </w:t>
             </w:r>
             <w:r>
               <w:rPr>
@@ -5987,7 +6156,7 @@
                 <w:spacing w:val="-11"/>
                 <w:sz w:val="16"/>
               </w:rPr>
-              <w:t> </w:t>
+              <w:t xml:space="preserve"> </w:t>
             </w:r>
             <w:r>
               <w:rPr>
@@ -6000,7 +6169,7 @@
                 <w:spacing w:val="-11"/>
                 <w:sz w:val="16"/>
               </w:rPr>
-              <w:t> </w:t>
+              <w:t xml:space="preserve"> </w:t>
             </w:r>
             <w:r>
               <w:rPr>
@@ -6013,7 +6182,7 @@
                 <w:spacing w:val="-9"/>
                 <w:sz w:val="16"/>
               </w:rPr>
-              <w:t> </w:t>
+              <w:t xml:space="preserve"> </w:t>
             </w:r>
             <w:r>
               <w:rPr>
@@ -6026,7 +6195,7 @@
                 <w:spacing w:val="-11"/>
                 <w:sz w:val="16"/>
               </w:rPr>
-              <w:t> </w:t>
+              <w:t xml:space="preserve"> </w:t>
             </w:r>
             <w:r>
               <w:rPr>
@@ -6040,9 +6209,9 @@
             <w:pPr>
               <w:pStyle w:val="TableParagraph"/>
               <w:tabs>
-                <w:tab w:pos="6893" w:val="left" w:leader="none"/>
+                <w:tab w:val="left" w:pos="6893"/>
               </w:tabs>
-              <w:spacing w:line="176" w:lineRule="exact" w:before="1"/>
+              <w:spacing w:before="1" w:line="176" w:lineRule="exact"/>
               <w:ind w:left="434"/>
               <w:rPr>
                 <w:b/>
@@ -6052,12 +6221,13 @@
             <w:r>
               <w:rPr>
                 <w:b/>
+                <w:noProof/>
                 <w:sz w:val="16"/>
               </w:rPr>
               <mc:AlternateContent>
                 <mc:Choice Requires="wps">
                   <w:drawing>
-                    <wp:anchor distT="0" distB="0" distL="0" distR="0" allowOverlap="1" layoutInCell="1" locked="0" behindDoc="1" simplePos="0" relativeHeight="487416320">
+                    <wp:anchor distT="0" distB="0" distL="0" distR="0" simplePos="0" relativeHeight="487416320" behindDoc="1" locked="0" layoutInCell="1" allowOverlap="1" wp14:anchorId="4A92EE21" wp14:editId="01C65670">
                       <wp:simplePos x="0" y="0"/>
                       <wp:positionH relativeFrom="column">
                         <wp:posOffset>79756</wp:posOffset>
@@ -6070,17 +6240,19 @@
                       <wp:wrapNone/>
                       <wp:docPr id="29" name="Group 29"/>
                       <wp:cNvGraphicFramePr>
-                        <a:graphicFrameLocks/>
+                        <a:graphicFrameLocks xmlns:a="http://schemas.openxmlformats.org/drawingml/2006/main"/>
                       </wp:cNvGraphicFramePr>
-                      <a:graphic>
+                      <a:graphic xmlns:a="http://schemas.openxmlformats.org/drawingml/2006/main">
                         <a:graphicData uri="http://schemas.microsoft.com/office/word/2010/wordprocessingGroup">
                           <wpg:wgp>
-                            <wpg:cNvPr id="29" name="Group 29"/>
-                            <wpg:cNvGrpSpPr/>
+                            <wpg:cNvGrpSpPr>
+                              <a:grpSpLocks/>
+                            </wpg:cNvGrpSpPr>
                             <wpg:grpSpPr>
                               <a:xfrm>
                                 <a:off x="0" y="0"/>
                                 <a:ext cx="111760" cy="111760"/>
+                                <a:chOff x="0" y="0"/>
                                 <a:chExt cx="111760" cy="111760"/>
                               </a:xfrm>
                             </wpg:grpSpPr>
@@ -6139,7 +6311,7 @@
                     </wp:anchor>
                   </w:drawing>
                 </mc:Choice>
-                <mc:Fallback>
+                <mc:Fallback xmlns:pic="http://schemas.openxmlformats.org/drawingml/2006/picture" xmlns:a="http://schemas.openxmlformats.org/drawingml/2006/main" xmlns:ve="http://schemas.openxmlformats.org/markup-compatibility/2006">
                   <w:pict>
                     <v:group style="position:absolute;margin-left:6.28pt;margin-top:-4.246089pt;width:8.8pt;height:8.8pt;mso-position-horizontal-relative:column;mso-position-vertical-relative:paragraph;z-index:-15900160" id="docshapegroup27" coordorigin="126,-85" coordsize="176,176">
                       <v:rect style="position:absolute;left:132;top:-78;width:161;height:161" id="docshape28" filled="false" stroked="true" strokeweight=".72pt" strokecolor="#000000">
@@ -6162,7 +6334,7 @@
                 <w:spacing w:val="-7"/>
                 <w:sz w:val="16"/>
               </w:rPr>
-              <w:t> </w:t>
+              <w:t xml:space="preserve"> </w:t>
             </w:r>
             <w:r>
               <w:rPr>
@@ -6175,7 +6347,7 @@
                 <w:spacing w:val="-8"/>
                 <w:sz w:val="16"/>
               </w:rPr>
-              <w:t> </w:t>
+              <w:t xml:space="preserve"> </w:t>
             </w:r>
             <w:r>
               <w:rPr>
@@ -6188,7 +6360,7 @@
                 <w:spacing w:val="-9"/>
                 <w:sz w:val="16"/>
               </w:rPr>
-              <w:t> </w:t>
+              <w:t xml:space="preserve"> </w:t>
             </w:r>
             <w:r>
               <w:rPr>
@@ -6201,7 +6373,7 @@
                 <w:spacing w:val="-8"/>
                 <w:sz w:val="16"/>
               </w:rPr>
-              <w:t> </w:t>
+              <w:t xml:space="preserve"> </w:t>
             </w:r>
             <w:r>
               <w:rPr>
@@ -6216,7 +6388,7 @@
                 <w:spacing w:val="-8"/>
                 <w:sz w:val="16"/>
               </w:rPr>
-              <w:t> </w:t>
+              <w:t xml:space="preserve"> </w:t>
             </w:r>
             <w:r>
               <w:rPr>
@@ -6231,7 +6403,7 @@
                 <w:spacing w:val="-9"/>
                 <w:sz w:val="16"/>
               </w:rPr>
-              <w:t> </w:t>
+              <w:t xml:space="preserve"> </w:t>
             </w:r>
             <w:r>
               <w:rPr>
@@ -6244,7 +6416,7 @@
                 <w:spacing w:val="-9"/>
                 <w:sz w:val="16"/>
               </w:rPr>
-              <w:t> </w:t>
+              <w:t xml:space="preserve"> </w:t>
             </w:r>
             <w:r>
               <w:rPr>
@@ -6257,7 +6429,7 @@
                 <w:spacing w:val="-10"/>
                 <w:sz w:val="16"/>
               </w:rPr>
-              <w:t> </w:t>
+              <w:t xml:space="preserve"> </w:t>
             </w:r>
             <w:r>
               <w:rPr>
@@ -6270,7 +6442,7 @@
                 <w:spacing w:val="-11"/>
                 <w:sz w:val="16"/>
               </w:rPr>
-              <w:t> </w:t>
+              <w:t xml:space="preserve"> </w:t>
             </w:r>
             <w:r>
               <w:rPr>
@@ -6283,7 +6455,7 @@
                 <w:spacing w:val="-9"/>
                 <w:sz w:val="16"/>
               </w:rPr>
-              <w:t> </w:t>
+              <w:t xml:space="preserve"> </w:t>
             </w:r>
             <w:r>
               <w:rPr>
@@ -6296,7 +6468,7 @@
                 <w:spacing w:val="-7"/>
                 <w:sz w:val="16"/>
               </w:rPr>
-              <w:t> </w:t>
+              <w:t xml:space="preserve"> </w:t>
             </w:r>
             <w:r>
               <w:rPr>
@@ -6309,7 +6481,7 @@
                 <w:spacing w:val="-10"/>
                 <w:sz w:val="16"/>
               </w:rPr>
-              <w:t> </w:t>
+              <w:t xml:space="preserve"> </w:t>
             </w:r>
             <w:r>
               <w:rPr>
@@ -6337,7 +6509,7 @@
                 <w:spacing w:val="-7"/>
                 <w:sz w:val="16"/>
               </w:rPr>
-              <w:t> </w:t>
+              <w:t xml:space="preserve"> </w:t>
             </w:r>
             <w:r>
               <w:rPr>
@@ -6352,7 +6524,7 @@
                 <w:spacing w:val="-2"/>
                 <w:sz w:val="16"/>
               </w:rPr>
-              <w:t> </w:t>
+              <w:t xml:space="preserve"> </w:t>
             </w:r>
             <w:r>
               <w:rPr>
@@ -6386,7 +6558,7 @@
       </w:tr>
       <w:tr>
         <w:trPr>
-          <w:trHeight w:val="347" w:hRule="atLeast"/>
+          <w:trHeight w:val="347"/>
         </w:trPr>
         <w:tc>
           <w:tcPr>
@@ -6439,7 +6611,7 @@
                 <w:spacing w:val="-1"/>
                 <w:sz w:val="16"/>
               </w:rPr>
-              <w:t> </w:t>
+              <w:t xml:space="preserve"> </w:t>
             </w:r>
             <w:r>
               <w:rPr>
@@ -6455,7 +6627,7 @@
                 <w:spacing w:val="2"/>
                 <w:sz w:val="16"/>
               </w:rPr>
-              <w:t> </w:t>
+              <w:t xml:space="preserve"> </w:t>
             </w:r>
             <w:r>
               <w:rPr>
@@ -6469,7 +6641,7 @@
                 <w:spacing w:val="3"/>
                 <w:sz w:val="16"/>
               </w:rPr>
-              <w:t> </w:t>
+              <w:t xml:space="preserve"> </w:t>
             </w:r>
             <w:r>
               <w:rPr>
@@ -6482,7 +6654,7 @@
               <w:rPr>
                 <w:sz w:val="16"/>
               </w:rPr>
-              <w:t> </w:t>
+              <w:t xml:space="preserve"> </w:t>
             </w:r>
             <w:r>
               <w:rPr>
@@ -6496,7 +6668,7 @@
                 <w:spacing w:val="2"/>
                 <w:sz w:val="16"/>
               </w:rPr>
-              <w:t> </w:t>
+              <w:t xml:space="preserve"> </w:t>
             </w:r>
             <w:r>
               <w:rPr>
@@ -6510,7 +6682,7 @@
                 <w:spacing w:val="-1"/>
                 <w:sz w:val="16"/>
               </w:rPr>
-              <w:t> </w:t>
+              <w:t xml:space="preserve"> </w:t>
             </w:r>
             <w:r>
               <w:rPr>
@@ -6524,7 +6696,7 @@
                 <w:spacing w:val="2"/>
                 <w:sz w:val="16"/>
               </w:rPr>
-              <w:t> </w:t>
+              <w:t xml:space="preserve"> </w:t>
             </w:r>
             <w:r>
               <w:rPr>
@@ -6540,7 +6712,7 @@
                 <w:spacing w:val="-5"/>
                 <w:sz w:val="16"/>
               </w:rPr>
-              <w:t> </w:t>
+              <w:t xml:space="preserve"> </w:t>
             </w:r>
             <w:r>
               <w:rPr>
@@ -6556,7 +6728,7 @@
                 <w:spacing w:val="3"/>
                 <w:sz w:val="16"/>
               </w:rPr>
-              <w:t> </w:t>
+              <w:t xml:space="preserve"> </w:t>
             </w:r>
             <w:r>
               <w:rPr>
@@ -6571,7 +6743,7 @@
             <w:pPr>
               <w:pStyle w:val="TableParagraph"/>
               <w:tabs>
-                <w:tab w:pos="6926" w:val="left" w:leader="none"/>
+                <w:tab w:val="left" w:pos="6926"/>
               </w:tabs>
               <w:spacing w:line="160" w:lineRule="exact"/>
               <w:ind w:left="434"/>
@@ -6583,12 +6755,13 @@
             <w:r>
               <w:rPr>
                 <w:b/>
+                <w:noProof/>
                 <w:sz w:val="16"/>
               </w:rPr>
               <mc:AlternateContent>
                 <mc:Choice Requires="wps">
                   <w:drawing>
-                    <wp:anchor distT="0" distB="0" distL="0" distR="0" allowOverlap="1" layoutInCell="1" locked="0" behindDoc="1" simplePos="0" relativeHeight="487416832">
+                    <wp:anchor distT="0" distB="0" distL="0" distR="0" simplePos="0" relativeHeight="487416832" behindDoc="1" locked="0" layoutInCell="1" allowOverlap="1" wp14:anchorId="30EEB020" wp14:editId="4FE78043">
                       <wp:simplePos x="0" y="0"/>
                       <wp:positionH relativeFrom="column">
                         <wp:posOffset>79756</wp:posOffset>
@@ -6601,17 +6774,19 @@
                       <wp:wrapNone/>
                       <wp:docPr id="31" name="Group 31"/>
                       <wp:cNvGraphicFramePr>
-                        <a:graphicFrameLocks/>
+                        <a:graphicFrameLocks xmlns:a="http://schemas.openxmlformats.org/drawingml/2006/main"/>
                       </wp:cNvGraphicFramePr>
-                      <a:graphic>
+                      <a:graphic xmlns:a="http://schemas.openxmlformats.org/drawingml/2006/main">
                         <a:graphicData uri="http://schemas.microsoft.com/office/word/2010/wordprocessingGroup">
                           <wpg:wgp>
-                            <wpg:cNvPr id="31" name="Group 31"/>
-                            <wpg:cNvGrpSpPr/>
+                            <wpg:cNvGrpSpPr>
+                              <a:grpSpLocks/>
+                            </wpg:cNvGrpSpPr>
                             <wpg:grpSpPr>
                               <a:xfrm>
                                 <a:off x="0" y="0"/>
                                 <a:ext cx="111760" cy="111760"/>
+                                <a:chOff x="0" y="0"/>
                                 <a:chExt cx="111760" cy="111760"/>
                               </a:xfrm>
                             </wpg:grpSpPr>
@@ -6670,7 +6845,7 @@
                     </wp:anchor>
                   </w:drawing>
                 </mc:Choice>
-                <mc:Fallback>
+                <mc:Fallback xmlns:pic="http://schemas.openxmlformats.org/drawingml/2006/picture" xmlns:a="http://schemas.openxmlformats.org/drawingml/2006/main" xmlns:ve="http://schemas.openxmlformats.org/markup-compatibility/2006">
                   <w:pict>
                     <v:group style="position:absolute;margin-left:6.28pt;margin-top:-3.605709pt;width:8.8pt;height:8.8pt;mso-position-horizontal-relative:column;mso-position-vertical-relative:paragraph;z-index:-15899648" id="docshapegroup29" coordorigin="126,-72" coordsize="176,176">
                       <v:rect style="position:absolute;left:132;top:-65;width:161;height:161" id="docshape30" filled="false" stroked="true" strokeweight=".72pt" strokecolor="#000000">
@@ -6693,7 +6868,7 @@
                 <w:spacing w:val="-8"/>
                 <w:sz w:val="16"/>
               </w:rPr>
-              <w:t> </w:t>
+              <w:t xml:space="preserve"> </w:t>
             </w:r>
             <w:r>
               <w:rPr>
@@ -6708,7 +6883,7 @@
                 <w:spacing w:val="-6"/>
                 <w:sz w:val="16"/>
               </w:rPr>
-              <w:t> </w:t>
+              <w:t xml:space="preserve"> </w:t>
             </w:r>
             <w:r>
               <w:rPr>
@@ -6721,7 +6896,7 @@
                 <w:spacing w:val="-6"/>
                 <w:sz w:val="16"/>
               </w:rPr>
-              <w:t> </w:t>
+              <w:t xml:space="preserve"> </w:t>
             </w:r>
             <w:r>
               <w:rPr>
@@ -6734,7 +6909,7 @@
                 <w:spacing w:val="-7"/>
                 <w:sz w:val="16"/>
               </w:rPr>
-              <w:t> </w:t>
+              <w:t xml:space="preserve"> </w:t>
             </w:r>
             <w:r>
               <w:rPr>
@@ -6747,7 +6922,7 @@
                 <w:spacing w:val="-8"/>
                 <w:sz w:val="16"/>
               </w:rPr>
-              <w:t> </w:t>
+              <w:t xml:space="preserve"> </w:t>
             </w:r>
             <w:r>
               <w:rPr>
@@ -6760,7 +6935,7 @@
                 <w:spacing w:val="-6"/>
                 <w:sz w:val="16"/>
               </w:rPr>
-              <w:t> </w:t>
+              <w:t xml:space="preserve"> </w:t>
             </w:r>
             <w:r>
               <w:rPr>
@@ -6773,7 +6948,7 @@
                 <w:spacing w:val="-8"/>
                 <w:sz w:val="16"/>
               </w:rPr>
-              <w:t> </w:t>
+              <w:t xml:space="preserve"> </w:t>
             </w:r>
             <w:r>
               <w:rPr>
@@ -6786,7 +6961,7 @@
                 <w:spacing w:val="-5"/>
                 <w:sz w:val="16"/>
               </w:rPr>
-              <w:t> </w:t>
+              <w:t xml:space="preserve"> </w:t>
             </w:r>
             <w:r>
               <w:rPr>
@@ -6799,20 +6974,22 @@
                 <w:spacing w:val="-8"/>
                 <w:sz w:val="16"/>
               </w:rPr>
-              <w:t> </w:t>
-            </w:r>
+              <w:t xml:space="preserve"> </w:t>
+            </w:r>
+            <w:proofErr w:type="spellStart"/>
             <w:r>
               <w:rPr>
                 <w:sz w:val="16"/>
               </w:rPr>
               <w:t>iVm</w:t>
             </w:r>
+            <w:proofErr w:type="spellEnd"/>
             <w:r>
               <w:rPr>
                 <w:spacing w:val="-5"/>
                 <w:sz w:val="16"/>
               </w:rPr>
-              <w:t> </w:t>
+              <w:t xml:space="preserve"> </w:t>
             </w:r>
             <w:r>
               <w:rPr>
@@ -6825,7 +7002,7 @@
                 <w:spacing w:val="-7"/>
                 <w:sz w:val="16"/>
               </w:rPr>
-              <w:t> </w:t>
+              <w:t xml:space="preserve"> </w:t>
             </w:r>
             <w:r>
               <w:rPr>
@@ -6838,7 +7015,7 @@
                 <w:spacing w:val="-6"/>
                 <w:sz w:val="16"/>
               </w:rPr>
-              <w:t> </w:t>
+              <w:t xml:space="preserve"> </w:t>
             </w:r>
             <w:r>
               <w:rPr>
@@ -6851,7 +7028,7 @@
                 <w:spacing w:val="-7"/>
                 <w:sz w:val="16"/>
               </w:rPr>
-              <w:t> </w:t>
+              <w:t xml:space="preserve"> </w:t>
             </w:r>
             <w:r>
               <w:rPr>
@@ -6864,7 +7041,7 @@
                 <w:spacing w:val="-7"/>
                 <w:sz w:val="16"/>
               </w:rPr>
-              <w:t> </w:t>
+              <w:t xml:space="preserve"> </w:t>
             </w:r>
             <w:r>
               <w:rPr>
@@ -6877,7 +7054,7 @@
                 <w:spacing w:val="-6"/>
                 <w:sz w:val="16"/>
               </w:rPr>
-              <w:t> </w:t>
+              <w:t xml:space="preserve"> </w:t>
             </w:r>
             <w:r>
               <w:rPr>
@@ -6890,7 +7067,7 @@
                 <w:spacing w:val="-7"/>
                 <w:sz w:val="16"/>
               </w:rPr>
-              <w:t> </w:t>
+              <w:t xml:space="preserve"> </w:t>
             </w:r>
             <w:r>
               <w:rPr>
@@ -6903,7 +7080,7 @@
                 <w:spacing w:val="-6"/>
                 <w:sz w:val="16"/>
               </w:rPr>
-              <w:t> </w:t>
+              <w:t xml:space="preserve"> </w:t>
             </w:r>
             <w:r>
               <w:rPr>
@@ -6931,7 +7108,7 @@
                 <w:spacing w:val="-7"/>
                 <w:sz w:val="16"/>
               </w:rPr>
-              <w:t> </w:t>
+              <w:t xml:space="preserve"> </w:t>
             </w:r>
             <w:r>
               <w:rPr>
@@ -6946,7 +7123,7 @@
                 <w:spacing w:val="-2"/>
                 <w:sz w:val="16"/>
               </w:rPr>
-              <w:t> </w:t>
+              <w:t xml:space="preserve"> </w:t>
             </w:r>
             <w:r>
               <w:rPr>
@@ -6981,7 +7158,7 @@
       </w:tr>
       <w:tr>
         <w:trPr>
-          <w:trHeight w:val="356" w:hRule="atLeast"/>
+          <w:trHeight w:val="356"/>
         </w:trPr>
         <w:tc>
           <w:tcPr>
@@ -7032,7 +7209,7 @@
                 <w:spacing w:val="-1"/>
                 <w:sz w:val="16"/>
               </w:rPr>
-              <w:t> </w:t>
+              <w:t xml:space="preserve"> </w:t>
             </w:r>
             <w:r>
               <w:rPr>
@@ -7048,7 +7225,7 @@
                 <w:spacing w:val="3"/>
                 <w:sz w:val="16"/>
               </w:rPr>
-              <w:t> </w:t>
+              <w:t xml:space="preserve"> </w:t>
             </w:r>
             <w:r>
               <w:rPr>
@@ -7063,7 +7240,7 @@
                 <w:b/>
                 <w:sz w:val="16"/>
               </w:rPr>
-              <w:t> </w:t>
+              <w:t xml:space="preserve"> </w:t>
             </w:r>
             <w:r>
               <w:rPr>
@@ -7079,7 +7256,7 @@
                 <w:spacing w:val="-3"/>
                 <w:sz w:val="16"/>
               </w:rPr>
-              <w:t> </w:t>
+              <w:t xml:space="preserve"> </w:t>
             </w:r>
             <w:r>
               <w:rPr>
@@ -7094,7 +7271,7 @@
                 <w:b/>
                 <w:sz w:val="16"/>
               </w:rPr>
-              <w:t> </w:t>
+              <w:t xml:space="preserve"> </w:t>
             </w:r>
             <w:r>
               <w:rPr>
@@ -7109,7 +7286,7 @@
                 <w:spacing w:val="4"/>
                 <w:sz w:val="16"/>
               </w:rPr>
-              <w:t> </w:t>
+              <w:t xml:space="preserve"> </w:t>
             </w:r>
             <w:r>
               <w:rPr>
@@ -7122,7 +7299,7 @@
               <w:rPr>
                 <w:sz w:val="16"/>
               </w:rPr>
-              <w:t> </w:t>
+              <w:t xml:space="preserve"> </w:t>
             </w:r>
             <w:r>
               <w:rPr>
@@ -7138,7 +7315,7 @@
                 <w:spacing w:val="2"/>
                 <w:sz w:val="16"/>
               </w:rPr>
-              <w:t> </w:t>
+              <w:t xml:space="preserve"> </w:t>
             </w:r>
             <w:r>
               <w:rPr>
@@ -7154,7 +7331,7 @@
                 <w:spacing w:val="4"/>
                 <w:sz w:val="16"/>
               </w:rPr>
-              <w:t> </w:t>
+              <w:t xml:space="preserve"> </w:t>
             </w:r>
             <w:r>
               <w:rPr>
@@ -7169,7 +7346,7 @@
             <w:pPr>
               <w:pStyle w:val="TableParagraph"/>
               <w:tabs>
-                <w:tab w:pos="6926" w:val="left" w:leader="none"/>
+                <w:tab w:val="left" w:pos="6926"/>
               </w:tabs>
               <w:spacing w:line="163" w:lineRule="exact"/>
               <w:ind w:left="434"/>
@@ -7181,12 +7358,13 @@
             <w:r>
               <w:rPr>
                 <w:b/>
+                <w:noProof/>
                 <w:sz w:val="16"/>
               </w:rPr>
               <mc:AlternateContent>
                 <mc:Choice Requires="wps">
                   <w:drawing>
-                    <wp:anchor distT="0" distB="0" distL="0" distR="0" allowOverlap="1" layoutInCell="1" locked="0" behindDoc="1" simplePos="0" relativeHeight="487417344">
+                    <wp:anchor distT="0" distB="0" distL="0" distR="0" simplePos="0" relativeHeight="487417344" behindDoc="1" locked="0" layoutInCell="1" allowOverlap="1" wp14:anchorId="7F306380" wp14:editId="7E662B8B">
                       <wp:simplePos x="0" y="0"/>
                       <wp:positionH relativeFrom="column">
                         <wp:posOffset>79756</wp:posOffset>
@@ -7199,17 +7377,19 @@
                       <wp:wrapNone/>
                       <wp:docPr id="33" name="Group 33"/>
                       <wp:cNvGraphicFramePr>
-                        <a:graphicFrameLocks/>
+                        <a:graphicFrameLocks xmlns:a="http://schemas.openxmlformats.org/drawingml/2006/main"/>
                       </wp:cNvGraphicFramePr>
-                      <a:graphic>
+                      <a:graphic xmlns:a="http://schemas.openxmlformats.org/drawingml/2006/main">
                         <a:graphicData uri="http://schemas.microsoft.com/office/word/2010/wordprocessingGroup">
                           <wpg:wgp>
-                            <wpg:cNvPr id="33" name="Group 33"/>
-                            <wpg:cNvGrpSpPr/>
+                            <wpg:cNvGrpSpPr>
+                              <a:grpSpLocks/>
+                            </wpg:cNvGrpSpPr>
                             <wpg:grpSpPr>
                               <a:xfrm>
                                 <a:off x="0" y="0"/>
                                 <a:ext cx="111760" cy="111760"/>
+                                <a:chOff x="0" y="0"/>
                                 <a:chExt cx="111760" cy="111760"/>
                               </a:xfrm>
                             </wpg:grpSpPr>
@@ -7268,7 +7448,7 @@
                     </wp:anchor>
                   </w:drawing>
                 </mc:Choice>
-                <mc:Fallback>
+                <mc:Fallback xmlns:pic="http://schemas.openxmlformats.org/drawingml/2006/picture" xmlns:a="http://schemas.openxmlformats.org/drawingml/2006/main" xmlns:ve="http://schemas.openxmlformats.org/markup-compatibility/2006">
                   <w:pict>
                     <v:group style="position:absolute;margin-left:6.28pt;margin-top:-3.725692pt;width:8.8pt;height:8.8pt;mso-position-horizontal-relative:column;mso-position-vertical-relative:paragraph;z-index:-15899136" id="docshapegroup31" coordorigin="126,-75" coordsize="176,176">
                       <v:rect style="position:absolute;left:132;top:-68;width:161;height:161" id="docshape32" filled="false" stroked="true" strokeweight=".72pt" strokecolor="#000000">
@@ -7291,7 +7471,7 @@
                 <w:spacing w:val="-8"/>
                 <w:sz w:val="16"/>
               </w:rPr>
-              <w:t> </w:t>
+              <w:t xml:space="preserve"> </w:t>
             </w:r>
             <w:r>
               <w:rPr>
@@ -7304,7 +7484,7 @@
                 <w:spacing w:val="-9"/>
                 <w:sz w:val="16"/>
               </w:rPr>
-              <w:t> </w:t>
+              <w:t xml:space="preserve"> </w:t>
             </w:r>
             <w:r>
               <w:rPr>
@@ -7319,7 +7499,7 @@
                 <w:spacing w:val="-8"/>
                 <w:sz w:val="16"/>
               </w:rPr>
-              <w:t> </w:t>
+              <w:t xml:space="preserve"> </w:t>
             </w:r>
             <w:r>
               <w:rPr>
@@ -7332,7 +7512,7 @@
                 <w:spacing w:val="-9"/>
                 <w:sz w:val="16"/>
               </w:rPr>
-              <w:t> </w:t>
+              <w:t xml:space="preserve"> </w:t>
             </w:r>
             <w:r>
               <w:rPr>
@@ -7345,7 +7525,7 @@
                 <w:spacing w:val="-7"/>
                 <w:sz w:val="16"/>
               </w:rPr>
-              <w:t> </w:t>
+              <w:t xml:space="preserve"> </w:t>
             </w:r>
             <w:r>
               <w:rPr>
@@ -7358,7 +7538,7 @@
                 <w:spacing w:val="-10"/>
                 <w:sz w:val="16"/>
               </w:rPr>
-              <w:t> </w:t>
+              <w:t xml:space="preserve"> </w:t>
             </w:r>
             <w:r>
               <w:rPr>
@@ -7371,7 +7551,7 @@
                 <w:spacing w:val="-7"/>
                 <w:sz w:val="16"/>
               </w:rPr>
-              <w:t> </w:t>
+              <w:t xml:space="preserve"> </w:t>
             </w:r>
             <w:r>
               <w:rPr>
@@ -7384,7 +7564,7 @@
                 <w:spacing w:val="-9"/>
                 <w:sz w:val="16"/>
               </w:rPr>
-              <w:t> </w:t>
+              <w:t xml:space="preserve"> </w:t>
             </w:r>
             <w:r>
               <w:rPr>
@@ -7397,7 +7577,7 @@
                 <w:spacing w:val="-6"/>
                 <w:sz w:val="16"/>
               </w:rPr>
-              <w:t> </w:t>
+              <w:t xml:space="preserve"> </w:t>
             </w:r>
             <w:r>
               <w:rPr>
@@ -7410,7 +7590,7 @@
                 <w:spacing w:val="-8"/>
                 <w:sz w:val="16"/>
               </w:rPr>
-              <w:t> </w:t>
+              <w:t xml:space="preserve"> </w:t>
             </w:r>
             <w:r>
               <w:rPr>
@@ -7438,7 +7618,7 @@
                 <w:spacing w:val="-7"/>
                 <w:sz w:val="16"/>
               </w:rPr>
-              <w:t> </w:t>
+              <w:t xml:space="preserve"> </w:t>
             </w:r>
             <w:r>
               <w:rPr>
@@ -7453,7 +7633,7 @@
                 <w:spacing w:val="-2"/>
                 <w:sz w:val="16"/>
               </w:rPr>
-              <w:t> </w:t>
+              <w:t xml:space="preserve"> </w:t>
             </w:r>
             <w:r>
               <w:rPr>
@@ -7488,7 +7668,7 @@
       </w:tr>
       <w:tr>
         <w:trPr>
-          <w:trHeight w:val="1353" w:hRule="atLeast"/>
+          <w:trHeight w:val="1353"/>
         </w:trPr>
         <w:tc>
           <w:tcPr>
@@ -7531,12 +7711,13 @@
             <w:r>
               <w:rPr>
                 <w:b/>
+                <w:noProof/>
                 <w:sz w:val="16"/>
               </w:rPr>
               <mc:AlternateContent>
                 <mc:Choice Requires="wps">
                   <w:drawing>
-                    <wp:anchor distT="0" distB="0" distL="0" distR="0" allowOverlap="1" layoutInCell="1" locked="0" behindDoc="1" simplePos="0" relativeHeight="487417856">
+                    <wp:anchor distT="0" distB="0" distL="0" distR="0" simplePos="0" relativeHeight="487417856" behindDoc="1" locked="0" layoutInCell="1" allowOverlap="1" wp14:anchorId="30A1720D" wp14:editId="3CA12E9F">
                       <wp:simplePos x="0" y="0"/>
                       <wp:positionH relativeFrom="column">
                         <wp:posOffset>79756</wp:posOffset>
@@ -7549,17 +7730,19 @@
                       <wp:wrapNone/>
                       <wp:docPr id="35" name="Group 35"/>
                       <wp:cNvGraphicFramePr>
-                        <a:graphicFrameLocks/>
+                        <a:graphicFrameLocks xmlns:a="http://schemas.openxmlformats.org/drawingml/2006/main"/>
                       </wp:cNvGraphicFramePr>
-                      <a:graphic>
+                      <a:graphic xmlns:a="http://schemas.openxmlformats.org/drawingml/2006/main">
                         <a:graphicData uri="http://schemas.microsoft.com/office/word/2010/wordprocessingGroup">
                           <wpg:wgp>
-                            <wpg:cNvPr id="35" name="Group 35"/>
-                            <wpg:cNvGrpSpPr/>
+                            <wpg:cNvGrpSpPr>
+                              <a:grpSpLocks/>
+                            </wpg:cNvGrpSpPr>
                             <wpg:grpSpPr>
                               <a:xfrm>
                                 <a:off x="0" y="0"/>
                                 <a:ext cx="111760" cy="111760"/>
+                                <a:chOff x="0" y="0"/>
                                 <a:chExt cx="111760" cy="111760"/>
                               </a:xfrm>
                             </wpg:grpSpPr>
@@ -7618,7 +7801,7 @@
                     </wp:anchor>
                   </w:drawing>
                 </mc:Choice>
-                <mc:Fallback>
+                <mc:Fallback xmlns:pic="http://schemas.openxmlformats.org/drawingml/2006/picture" xmlns:a="http://schemas.openxmlformats.org/drawingml/2006/main" xmlns:ve="http://schemas.openxmlformats.org/markup-compatibility/2006">
                   <w:pict>
                     <v:group style="position:absolute;margin-left:6.28pt;margin-top:29.793909pt;width:8.8pt;height:8.8pt;mso-position-horizontal-relative:column;mso-position-vertical-relative:paragraph;z-index:-15898624" id="docshapegroup33" coordorigin="126,596" coordsize="176,176">
                       <v:rect style="position:absolute;left:132;top:603;width:161;height:161" id="docshape34" filled="false" stroked="true" strokeweight=".72pt" strokecolor="#000000">
@@ -7633,12 +7816,13 @@
             <w:r>
               <w:rPr>
                 <w:b/>
+                <w:noProof/>
                 <w:sz w:val="16"/>
               </w:rPr>
               <mc:AlternateContent>
                 <mc:Choice Requires="wps">
                   <w:drawing>
-                    <wp:anchor distT="0" distB="0" distL="0" distR="0" allowOverlap="1" layoutInCell="1" locked="0" behindDoc="1" simplePos="0" relativeHeight="487418368">
+                    <wp:anchor distT="0" distB="0" distL="0" distR="0" simplePos="0" relativeHeight="487418368" behindDoc="1" locked="0" layoutInCell="1" allowOverlap="1" wp14:anchorId="0E8651B2" wp14:editId="51F8DB86">
                       <wp:simplePos x="0" y="0"/>
                       <wp:positionH relativeFrom="column">
                         <wp:posOffset>282320</wp:posOffset>
@@ -7651,17 +7835,19 @@
                       <wp:wrapNone/>
                       <wp:docPr id="37" name="Group 37"/>
                       <wp:cNvGraphicFramePr>
-                        <a:graphicFrameLocks/>
+                        <a:graphicFrameLocks xmlns:a="http://schemas.openxmlformats.org/drawingml/2006/main"/>
                       </wp:cNvGraphicFramePr>
-                      <a:graphic>
+                      <a:graphic xmlns:a="http://schemas.openxmlformats.org/drawingml/2006/main">
                         <a:graphicData uri="http://schemas.microsoft.com/office/word/2010/wordprocessingGroup">
                           <wpg:wgp>
-                            <wpg:cNvPr id="37" name="Group 37"/>
-                            <wpg:cNvGrpSpPr/>
+                            <wpg:cNvGrpSpPr>
+                              <a:grpSpLocks/>
+                            </wpg:cNvGrpSpPr>
                             <wpg:grpSpPr>
                               <a:xfrm>
                                 <a:off x="0" y="0"/>
                                 <a:ext cx="97790" cy="565785"/>
+                                <a:chOff x="0" y="0"/>
                                 <a:chExt cx="97790" cy="565785"/>
                               </a:xfrm>
                             </wpg:grpSpPr>
@@ -7792,7 +7978,7 @@
                     </wp:anchor>
                   </w:drawing>
                 </mc:Choice>
-                <mc:Fallback>
+                <mc:Fallback xmlns:pic="http://schemas.openxmlformats.org/drawingml/2006/picture" xmlns:a="http://schemas.openxmlformats.org/drawingml/2006/main" xmlns:ve="http://schemas.openxmlformats.org/markup-compatibility/2006">
                   <w:pict>
                     <v:group style="position:absolute;margin-left:22.23pt;margin-top:10.69391pt;width:7.7pt;height:44.55pt;mso-position-horizontal-relative:column;mso-position-vertical-relative:paragraph;z-index:-15898112" id="docshapegroup35" coordorigin="445,214" coordsize="154,891">
                       <v:shape style="position:absolute;left:451;top:221;width:140;height:876" id="docshape36" coordorigin="452,221" coordsize="140,876" path="m452,360l591,360,591,221,452,221,452,360xm452,545l591,545,591,406,452,406,452,545xm452,730l591,730,591,591,452,591,452,730xm452,912l591,912,591,773,452,773,452,912xm452,1097l591,1097,591,958,452,958,452,1097xe" filled="false" stroked="true" strokeweight=".72pt" strokecolor="#000000">
@@ -7818,7 +8004,7 @@
                 <w:spacing w:val="33"/>
                 <w:sz w:val="16"/>
               </w:rPr>
-              <w:t> </w:t>
+              <w:t xml:space="preserve"> </w:t>
             </w:r>
             <w:r>
               <w:rPr>
@@ -7833,7 +8019,7 @@
                 <w:spacing w:val="-3"/>
                 <w:sz w:val="16"/>
               </w:rPr>
-              <w:t> </w:t>
+              <w:t xml:space="preserve"> </w:t>
             </w:r>
             <w:r>
               <w:rPr>
@@ -7846,7 +8032,7 @@
                 <w:spacing w:val="-7"/>
                 <w:sz w:val="16"/>
               </w:rPr>
-              <w:t> </w:t>
+              <w:t xml:space="preserve"> </w:t>
             </w:r>
             <w:r>
               <w:rPr>
@@ -7859,7 +8045,7 @@
                 <w:spacing w:val="-5"/>
                 <w:sz w:val="16"/>
               </w:rPr>
-              <w:t> </w:t>
+              <w:t xml:space="preserve"> </w:t>
             </w:r>
             <w:r>
               <w:rPr>
@@ -7872,7 +8058,7 @@
                 <w:spacing w:val="-4"/>
                 <w:sz w:val="16"/>
               </w:rPr>
-              <w:t> </w:t>
+              <w:t xml:space="preserve"> </w:t>
             </w:r>
             <w:r>
               <w:rPr>
@@ -7885,7 +8071,7 @@
                 <w:spacing w:val="-5"/>
                 <w:sz w:val="16"/>
               </w:rPr>
-              <w:t> </w:t>
+              <w:t xml:space="preserve"> </w:t>
             </w:r>
             <w:r>
               <w:rPr>
@@ -7898,7 +8084,7 @@
                 <w:spacing w:val="-7"/>
                 <w:sz w:val="16"/>
               </w:rPr>
-              <w:t> </w:t>
+              <w:t xml:space="preserve"> </w:t>
             </w:r>
             <w:r>
               <w:rPr>
@@ -7911,7 +8097,7 @@
                 <w:spacing w:val="-6"/>
                 <w:sz w:val="16"/>
               </w:rPr>
-              <w:t> </w:t>
+              <w:t xml:space="preserve"> </w:t>
             </w:r>
             <w:r>
               <w:rPr>
@@ -7920,7 +8106,7 @@
               </w:rPr>
               <w:t>ZPO</w:t>
             </w:r>
-            <w:hyperlink w:history="true" w:anchor="_bookmark1">
+            <w:hyperlink w:anchor="_bookmark1" w:history="1">
               <w:r>
                 <w:rPr>
                   <w:spacing w:val="-4"/>
@@ -7943,9 +8129,9 @@
             <w:pPr>
               <w:pStyle w:val="TableParagraph"/>
               <w:tabs>
-                <w:tab w:pos="3345" w:val="left" w:leader="none"/>
-                <w:tab w:pos="3923" w:val="left" w:leader="none"/>
-                <w:tab w:pos="3956" w:val="left" w:leader="none"/>
+                <w:tab w:val="left" w:pos="3345"/>
+                <w:tab w:val="left" w:pos="3923"/>
+                <w:tab w:val="left" w:pos="3956"/>
               </w:tabs>
               <w:spacing w:before="4"/>
               <w:ind w:left="669" w:right="3440"/>
@@ -7965,13 +8151,18 @@
                 <w:spacing w:val="40"/>
                 <w:sz w:val="16"/>
               </w:rPr>
-              <w:t> </w:t>
+              <w:t xml:space="preserve"> </w:t>
             </w:r>
             <w:r>
               <w:rPr>
                 <w:sz w:val="16"/>
               </w:rPr>
               <w:t>geboren im Monat/Jahr</w:t>
+            </w:r>
+            <w:r>
+              <w:rPr>
+                <w:sz w:val="16"/>
+              </w:rPr>
               <w:tab/>
             </w:r>
             <w:r>
@@ -7999,14 +8190,14 @@
                 <w:spacing w:val="-10"/>
                 <w:sz w:val="16"/>
               </w:rPr>
-              <w:t> </w:t>
-            </w:r>
-            <w:r>
-              <w:rPr>
-                <w:spacing w:val="-2"/>
-                <w:sz w:val="16"/>
-              </w:rPr>
-              <w:t>Höhe </w:t>
+              <w:t xml:space="preserve"> </w:t>
+            </w:r>
+            <w:r>
+              <w:rPr>
+                <w:spacing w:val="-2"/>
+                <w:sz w:val="16"/>
+              </w:rPr>
+              <w:t xml:space="preserve">Höhe </w:t>
             </w:r>
             <w:r>
               <w:rPr>
@@ -8019,13 +8210,18 @@
                 <w:spacing w:val="40"/>
                 <w:sz w:val="16"/>
               </w:rPr>
-              <w:t> </w:t>
+              <w:t xml:space="preserve"> </w:t>
             </w:r>
             <w:r>
               <w:rPr>
                 <w:sz w:val="16"/>
               </w:rPr>
               <w:t>geboren im Monat/Jahr</w:t>
+            </w:r>
+            <w:r>
+              <w:rPr>
+                <w:sz w:val="16"/>
+              </w:rPr>
               <w:tab/>
             </w:r>
             <w:r>
@@ -8040,6 +8236,11 @@
                 <w:sz w:val="16"/>
               </w:rPr>
               <w:tab/>
+            </w:r>
+            <w:r>
+              <w:rPr>
+                <w:sz w:val="16"/>
+              </w:rPr>
               <w:tab/>
             </w:r>
             <w:r>
@@ -8054,7 +8255,7 @@
                 <w:spacing w:val="-4"/>
                 <w:sz w:val="16"/>
               </w:rPr>
-              <w:t> </w:t>
+              <w:t xml:space="preserve"> </w:t>
             </w:r>
             <w:r>
               <w:rPr>
@@ -8067,20 +8268,25 @@
               <w:rPr>
                 <w:sz w:val="16"/>
               </w:rPr>
-              <w:t> Kind 3</w:t>
+              <w:t xml:space="preserve"> Kind 3</w:t>
             </w:r>
             <w:r>
               <w:rPr>
                 <w:spacing w:val="40"/>
                 <w:sz w:val="16"/>
               </w:rPr>
-              <w:t> </w:t>
+              <w:t xml:space="preserve"> </w:t>
             </w:r>
             <w:r>
               <w:rPr>
                 <w:sz w:val="16"/>
               </w:rPr>
               <w:t>geboren im Monat/Jahr</w:t>
+            </w:r>
+            <w:r>
+              <w:rPr>
+                <w:sz w:val="16"/>
+              </w:rPr>
               <w:tab/>
             </w:r>
             <w:r>
@@ -8095,6 +8301,11 @@
                 <w:sz w:val="16"/>
               </w:rPr>
               <w:tab/>
+            </w:r>
+            <w:r>
+              <w:rPr>
+                <w:sz w:val="16"/>
+              </w:rPr>
               <w:tab/>
             </w:r>
             <w:r>
@@ -8109,7 +8320,7 @@
                 <w:spacing w:val="-4"/>
                 <w:sz w:val="16"/>
               </w:rPr>
-              <w:t> </w:t>
+              <w:t xml:space="preserve"> </w:t>
             </w:r>
             <w:r>
               <w:rPr>
@@ -8122,20 +8333,25 @@
               <w:rPr>
                 <w:sz w:val="16"/>
               </w:rPr>
-              <w:t> Kind 4</w:t>
+              <w:t xml:space="preserve"> Kind 4</w:t>
             </w:r>
             <w:r>
               <w:rPr>
                 <w:spacing w:val="40"/>
                 <w:sz w:val="16"/>
               </w:rPr>
-              <w:t> </w:t>
+              <w:t xml:space="preserve"> </w:t>
             </w:r>
             <w:r>
               <w:rPr>
                 <w:sz w:val="16"/>
               </w:rPr>
               <w:t>geboren im Monat/Jahr</w:t>
+            </w:r>
+            <w:r>
+              <w:rPr>
+                <w:sz w:val="16"/>
+              </w:rPr>
               <w:tab/>
             </w:r>
             <w:r>
@@ -8150,6 +8366,11 @@
                 <w:sz w:val="16"/>
               </w:rPr>
               <w:tab/>
+            </w:r>
+            <w:r>
+              <w:rPr>
+                <w:sz w:val="16"/>
+              </w:rPr>
               <w:tab/>
             </w:r>
             <w:r>
@@ -8164,7 +8385,7 @@
                 <w:spacing w:val="-4"/>
                 <w:sz w:val="16"/>
               </w:rPr>
-              <w:t> </w:t>
+              <w:t xml:space="preserve"> </w:t>
             </w:r>
             <w:r>
               <w:rPr>
@@ -8177,14 +8398,14 @@
               <w:rPr>
                 <w:sz w:val="16"/>
               </w:rPr>
-              <w:t> Kind</w:t>
+              <w:t xml:space="preserve"> Kind</w:t>
             </w:r>
             <w:r>
               <w:rPr>
                 <w:spacing w:val="-8"/>
                 <w:sz w:val="16"/>
               </w:rPr>
-              <w:t> </w:t>
+              <w:t xml:space="preserve"> </w:t>
             </w:r>
             <w:r>
               <w:rPr>
@@ -8197,7 +8418,7 @@
                 <w:spacing w:val="32"/>
                 <w:sz w:val="16"/>
               </w:rPr>
-              <w:t> </w:t>
+              <w:t xml:space="preserve"> </w:t>
             </w:r>
             <w:r>
               <w:rPr>
@@ -8210,7 +8431,7 @@
                 <w:spacing w:val="-6"/>
                 <w:sz w:val="16"/>
               </w:rPr>
-              <w:t> </w:t>
+              <w:t xml:space="preserve"> </w:t>
             </w:r>
             <w:r>
               <w:rPr>
@@ -8223,7 +8444,7 @@
                 <w:spacing w:val="-6"/>
                 <w:sz w:val="16"/>
               </w:rPr>
-              <w:t> </w:t>
+              <w:t xml:space="preserve"> </w:t>
             </w:r>
             <w:r>
               <w:rPr>
@@ -8256,7 +8477,7 @@
                 <w:spacing w:val="-43"/>
                 <w:sz w:val="16"/>
               </w:rPr>
-              <w:t> </w:t>
+              <w:t xml:space="preserve"> </w:t>
             </w:r>
             <w:r>
               <w:rPr>
@@ -8269,7 +8490,7 @@
                 <w:spacing w:val="-1"/>
                 <w:sz w:val="16"/>
               </w:rPr>
-              <w:t> </w:t>
+              <w:t xml:space="preserve"> </w:t>
             </w:r>
             <w:r>
               <w:rPr>
@@ -8283,10 +8504,10 @@
             <w:pPr>
               <w:pStyle w:val="TableParagraph"/>
               <w:tabs>
-                <w:tab w:pos="2891" w:val="left" w:leader="none"/>
-                <w:tab w:pos="6926" w:val="left" w:leader="none"/>
+                <w:tab w:val="left" w:pos="2891"/>
+                <w:tab w:val="left" w:pos="6926"/>
               </w:tabs>
-              <w:spacing w:line="171" w:lineRule="exact" w:before="41"/>
+              <w:spacing w:before="41" w:line="171" w:lineRule="exact"/>
               <w:ind w:left="669"/>
               <w:jc w:val="both"/>
               <w:rPr>
@@ -8297,12 +8518,13 @@
             <w:r>
               <w:rPr>
                 <w:b/>
+                <w:noProof/>
                 <w:sz w:val="16"/>
               </w:rPr>
               <mc:AlternateContent>
                 <mc:Choice Requires="wps">
                   <w:drawing>
-                    <wp:anchor distT="0" distB="0" distL="0" distR="0" allowOverlap="1" layoutInCell="1" locked="0" behindDoc="1" simplePos="0" relativeHeight="487418880">
+                    <wp:anchor distT="0" distB="0" distL="0" distR="0" simplePos="0" relativeHeight="487418880" behindDoc="1" locked="0" layoutInCell="1" allowOverlap="1" wp14:anchorId="530A96EB" wp14:editId="584C9D25">
                       <wp:simplePos x="0" y="0"/>
                       <wp:positionH relativeFrom="column">
                         <wp:posOffset>282320</wp:posOffset>
@@ -8315,17 +8537,19 @@
                       <wp:wrapNone/>
                       <wp:docPr id="39" name="Group 39"/>
                       <wp:cNvGraphicFramePr>
-                        <a:graphicFrameLocks/>
+                        <a:graphicFrameLocks xmlns:a="http://schemas.openxmlformats.org/drawingml/2006/main"/>
                       </wp:cNvGraphicFramePr>
-                      <a:graphic>
+                      <a:graphic xmlns:a="http://schemas.openxmlformats.org/drawingml/2006/main">
                         <a:graphicData uri="http://schemas.microsoft.com/office/word/2010/wordprocessingGroup">
                           <wpg:wgp>
-                            <wpg:cNvPr id="39" name="Group 39"/>
-                            <wpg:cNvGrpSpPr/>
+                            <wpg:cNvGrpSpPr>
+                              <a:grpSpLocks/>
+                            </wpg:cNvGrpSpPr>
                             <wpg:grpSpPr>
                               <a:xfrm>
                                 <a:off x="0" y="0"/>
                                 <a:ext cx="97790" cy="97790"/>
+                                <a:chOff x="0" y="0"/>
                                 <a:chExt cx="97790" cy="97790"/>
                               </a:xfrm>
                             </wpg:grpSpPr>
@@ -8384,7 +8608,7 @@
                     </wp:anchor>
                   </w:drawing>
                 </mc:Choice>
-                <mc:Fallback>
+                <mc:Fallback xmlns:pic="http://schemas.openxmlformats.org/drawingml/2006/picture" xmlns:a="http://schemas.openxmlformats.org/drawingml/2006/main" xmlns:ve="http://schemas.openxmlformats.org/markup-compatibility/2006">
                   <w:pict>
                     <v:group style="position:absolute;margin-left:22.23pt;margin-top:3.613896pt;width:7.7pt;height:7.7pt;mso-position-horizontal-relative:column;mso-position-vertical-relative:paragraph;z-index:-15897600" id="docshapegroup37" coordorigin="445,72" coordsize="154,154">
                       <v:rect style="position:absolute;left:451;top:79;width:140;height:140" id="docshape38" filled="false" stroked="true" strokeweight=".72pt" strokecolor="#000000">
@@ -8396,6 +8620,7 @@
                 </mc:Fallback>
               </mc:AlternateContent>
             </w:r>
+            <w:proofErr w:type="gramStart"/>
             <w:r>
               <w:rPr>
                 <w:sz w:val="16"/>
@@ -8407,7 +8632,7 @@
                 <w:spacing w:val="-6"/>
                 <w:sz w:val="16"/>
               </w:rPr>
-              <w:t> </w:t>
+              <w:t xml:space="preserve"> </w:t>
             </w:r>
             <w:r>
               <w:rPr>
@@ -8415,43 +8640,51 @@
               </w:rPr>
               <w:t>Kinde</w:t>
             </w:r>
-            <w:hyperlink w:history="true" w:anchor="_bookmark2">
-              <w:r>
-                <w:rPr>
-                  <w:sz w:val="16"/>
-                </w:rPr>
-                <w:t>r</w:t>
-              </w:r>
-              <w:r>
-                <w:rPr>
-                  <w:b/>
-                  <w:sz w:val="16"/>
-                  <w:vertAlign w:val="superscript"/>
-                </w:rPr>
-                <w:t>3</w:t>
-              </w:r>
-            </w:hyperlink>
+            <w:proofErr w:type="gramEnd"/>
+            <w:r>
+              <w:fldChar w:fldCharType="begin"/>
+            </w:r>
+            <w:r>
+              <w:instrText>HYPERLINK \l "_bookmark2"</w:instrText>
+            </w:r>
+            <w:r>
+              <w:fldChar w:fldCharType="separate"/>
+            </w:r>
+            <w:r>
+              <w:rPr>
+                <w:sz w:val="16"/>
+              </w:rPr>
+              <w:t>r</w:t>
+            </w:r>
+            <w:r>
+              <w:rPr>
+                <w:b/>
+                <w:sz w:val="16"/>
+                <w:vertAlign w:val="superscript"/>
+              </w:rPr>
+              <w:t>3</w:t>
+            </w:r>
+            <w:r>
+              <w:fldChar w:fldCharType="end"/>
+            </w:r>
             <w:r>
               <w:rPr>
                 <w:b/>
                 <w:spacing w:val="-3"/>
                 <w:sz w:val="16"/>
-                <w:vertAlign w:val="baseline"/>
-              </w:rPr>
-              <w:t> </w:t>
-            </w:r>
-            <w:r>
-              <w:rPr>
-                <w:spacing w:val="-2"/>
-                <w:sz w:val="16"/>
-                <w:vertAlign w:val="baseline"/>
+              </w:rPr>
+              <w:t xml:space="preserve"> </w:t>
+            </w:r>
+            <w:r>
+              <w:rPr>
+                <w:spacing w:val="-2"/>
+                <w:sz w:val="16"/>
               </w:rPr>
               <w:t>(Anzahl</w:t>
             </w:r>
             <w:r>
               <w:rPr>
                 <w:sz w:val="16"/>
-                <w:vertAlign w:val="baseline"/>
               </w:rPr>
               <w:tab/>
               <w:t>)</w:t>
@@ -8460,14 +8693,12 @@
               <w:rPr>
                 <w:spacing w:val="-3"/>
                 <w:sz w:val="16"/>
-                <w:vertAlign w:val="baseline"/>
-              </w:rPr>
-              <w:t> </w:t>
-            </w:r>
-            <w:r>
-              <w:rPr>
-                <w:sz w:val="16"/>
-                <w:vertAlign w:val="baseline"/>
+              </w:rPr>
+              <w:t xml:space="preserve"> </w:t>
+            </w:r>
+            <w:r>
+              <w:rPr>
+                <w:sz w:val="16"/>
               </w:rPr>
               <w:t>in</w:t>
             </w:r>
@@ -8475,14 +8706,12 @@
               <w:rPr>
                 <w:spacing w:val="-4"/>
                 <w:sz w:val="16"/>
-                <w:vertAlign w:val="baseline"/>
-              </w:rPr>
-              <w:t> Höhe</w:t>
-            </w:r>
-            <w:r>
-              <w:rPr>
-                <w:sz w:val="16"/>
-                <w:vertAlign w:val="baseline"/>
+              </w:rPr>
+              <w:t xml:space="preserve"> Höhe</w:t>
+            </w:r>
+            <w:r>
+              <w:rPr>
+                <w:sz w:val="16"/>
               </w:rPr>
               <w:tab/>
             </w:r>
@@ -8490,7 +8719,6 @@
               <w:rPr>
                 <w:b/>
                 <w:sz w:val="16"/>
-                <w:vertAlign w:val="baseline"/>
               </w:rPr>
               <w:t>in</w:t>
             </w:r>
@@ -8499,15 +8727,13 @@
                 <w:b/>
                 <w:spacing w:val="-7"/>
                 <w:sz w:val="16"/>
-                <w:vertAlign w:val="baseline"/>
-              </w:rPr>
-              <w:t> </w:t>
-            </w:r>
-            <w:r>
-              <w:rPr>
-                <w:b/>
-                <w:sz w:val="16"/>
-                <w:vertAlign w:val="baseline"/>
+              </w:rPr>
+              <w:t xml:space="preserve"> </w:t>
+            </w:r>
+            <w:r>
+              <w:rPr>
+                <w:b/>
+                <w:sz w:val="16"/>
               </w:rPr>
               <w:t>Höhe</w:t>
             </w:r>
@@ -8516,16 +8742,14 @@
                 <w:b/>
                 <w:spacing w:val="-2"/>
                 <w:sz w:val="16"/>
-                <w:vertAlign w:val="baseline"/>
-              </w:rPr>
-              <w:t> </w:t>
+              </w:rPr>
+              <w:t xml:space="preserve"> </w:t>
             </w:r>
             <w:r>
               <w:rPr>
                 <w:b/>
                 <w:spacing w:val="-5"/>
                 <w:sz w:val="16"/>
-                <w:vertAlign w:val="baseline"/>
               </w:rPr>
               <w:t>von</w:t>
             </w:r>
@@ -8554,7 +8778,7 @@
       </w:tr>
       <w:tr>
         <w:trPr>
-          <w:trHeight w:val="366" w:hRule="atLeast"/>
+          <w:trHeight w:val="366"/>
         </w:trPr>
         <w:tc>
           <w:tcPr>
@@ -8587,9 +8811,9 @@
             <w:pPr>
               <w:pStyle w:val="TableParagraph"/>
               <w:tabs>
-                <w:tab w:pos="6926" w:val="left" w:leader="none"/>
+                <w:tab w:val="left" w:pos="6926"/>
               </w:tabs>
-              <w:spacing w:line="220" w:lineRule="auto" w:before="5"/>
+              <w:spacing w:before="5" w:line="220" w:lineRule="auto"/>
               <w:ind w:left="434" w:right="81"/>
               <w:rPr>
                 <w:b/>
@@ -8599,12 +8823,13 @@
             <w:r>
               <w:rPr>
                 <w:b/>
+                <w:noProof/>
                 <w:sz w:val="16"/>
               </w:rPr>
               <mc:AlternateContent>
                 <mc:Choice Requires="wps">
                   <w:drawing>
-                    <wp:anchor distT="0" distB="0" distL="0" distR="0" allowOverlap="1" layoutInCell="1" locked="0" behindDoc="1" simplePos="0" relativeHeight="487419392">
+                    <wp:anchor distT="0" distB="0" distL="0" distR="0" simplePos="0" relativeHeight="487419392" behindDoc="1" locked="0" layoutInCell="1" allowOverlap="1" wp14:anchorId="0E35843D" wp14:editId="361ECBF0">
                       <wp:simplePos x="0" y="0"/>
                       <wp:positionH relativeFrom="column">
                         <wp:posOffset>79756</wp:posOffset>
@@ -8617,17 +8842,19 @@
                       <wp:wrapNone/>
                       <wp:docPr id="41" name="Group 41"/>
                       <wp:cNvGraphicFramePr>
-                        <a:graphicFrameLocks/>
+                        <a:graphicFrameLocks xmlns:a="http://schemas.openxmlformats.org/drawingml/2006/main"/>
                       </wp:cNvGraphicFramePr>
-                      <a:graphic>
+                      <a:graphic xmlns:a="http://schemas.openxmlformats.org/drawingml/2006/main">
                         <a:graphicData uri="http://schemas.microsoft.com/office/word/2010/wordprocessingGroup">
                           <wpg:wgp>
-                            <wpg:cNvPr id="41" name="Group 41"/>
-                            <wpg:cNvGrpSpPr/>
+                            <wpg:cNvGrpSpPr>
+                              <a:grpSpLocks/>
+                            </wpg:cNvGrpSpPr>
                             <wpg:grpSpPr>
                               <a:xfrm>
                                 <a:off x="0" y="0"/>
                                 <a:ext cx="111760" cy="111760"/>
+                                <a:chOff x="0" y="0"/>
                                 <a:chExt cx="111760" cy="111760"/>
                               </a:xfrm>
                             </wpg:grpSpPr>
@@ -8686,7 +8913,7 @@
                     </wp:anchor>
                   </w:drawing>
                 </mc:Choice>
-                <mc:Fallback>
+                <mc:Fallback xmlns:pic="http://schemas.openxmlformats.org/drawingml/2006/picture" xmlns:a="http://schemas.openxmlformats.org/drawingml/2006/main" xmlns:ve="http://schemas.openxmlformats.org/markup-compatibility/2006">
                   <w:pict>
                     <v:group style="position:absolute;margin-left:6.28pt;margin-top:4.633594pt;width:8.8pt;height:8.8pt;mso-position-horizontal-relative:column;mso-position-vertical-relative:paragraph;z-index:-15897088" id="docshapegroup39" coordorigin="126,93" coordsize="176,176">
                       <v:rect style="position:absolute;left:132;top:99;width:161;height:161" id="docshape40" filled="false" stroked="true" strokeweight=".72pt" strokecolor="#000000">
@@ -8703,13 +8930,18 @@
                 <w:b/>
                 <w:sz w:val="16"/>
               </w:rPr>
-              <w:t>Andere gesetzliche Geldleistung(en) für Kinder </w:t>
+              <w:t xml:space="preserve">Andere gesetzliche Geldleistung(en) für Kinder </w:t>
             </w:r>
             <w:r>
               <w:rPr>
                 <w:sz w:val="16"/>
               </w:rPr>
               <w:t>- z. B. Kinderzuschlag und vergleichbare Rentenbestandteile (§ 902 Satz 1 Nr. 5 ZPO)</w:t>
+            </w:r>
+            <w:r>
+              <w:rPr>
+                <w:sz w:val="16"/>
+              </w:rPr>
               <w:tab/>
             </w:r>
             <w:r>
@@ -8725,7 +8957,7 @@
                 <w:spacing w:val="-12"/>
                 <w:sz w:val="16"/>
               </w:rPr>
-              <w:t> </w:t>
+              <w:t xml:space="preserve"> </w:t>
             </w:r>
             <w:r>
               <w:rPr>
@@ -8740,7 +8972,7 @@
                 <w:spacing w:val="-11"/>
                 <w:sz w:val="16"/>
               </w:rPr>
-              <w:t> </w:t>
+              <w:t xml:space="preserve"> </w:t>
             </w:r>
             <w:r>
               <w:rPr>
@@ -8774,7 +9006,7 @@
       </w:tr>
       <w:tr>
         <w:trPr>
-          <w:trHeight w:val="246" w:hRule="atLeast"/>
+          <w:trHeight w:val="246"/>
         </w:trPr>
         <w:tc>
           <w:tcPr>
@@ -8810,14 +9042,12 @@
               <w:ind w:left="120"/>
               <w:rPr>
                 <w:b/>
-                <w:sz w:val="22"/>
               </w:rPr>
             </w:pPr>
             <w:r>
               <w:rPr>
                 <w:b/>
                 <w:spacing w:val="-2"/>
-                <w:sz w:val="22"/>
               </w:rPr>
               <w:t>Monatlicher</w:t>
             </w:r>
@@ -8825,15 +9055,13 @@
               <w:rPr>
                 <w:b/>
                 <w:spacing w:val="-8"/>
-                <w:sz w:val="22"/>
-              </w:rPr>
-              <w:t> </w:t>
-            </w:r>
-            <w:r>
-              <w:rPr>
-                <w:b/>
-                <w:spacing w:val="-2"/>
-                <w:sz w:val="22"/>
+              </w:rPr>
+              <w:t xml:space="preserve"> </w:t>
+            </w:r>
+            <w:r>
+              <w:rPr>
+                <w:b/>
+                <w:spacing w:val="-2"/>
               </w:rPr>
               <w:t>Gesamtfreibetrag</w:t>
             </w:r>
@@ -8863,7 +9091,7 @@
       </w:tr>
       <w:tr>
         <w:trPr>
-          <w:trHeight w:val="227" w:hRule="atLeast"/>
+          <w:trHeight w:val="227"/>
         </w:trPr>
         <w:tc>
           <w:tcPr>
@@ -8913,7 +9141,7 @@
                 <w:spacing w:val="-12"/>
                 <w:sz w:val="16"/>
               </w:rPr>
-              <w:t> </w:t>
+              <w:t xml:space="preserve"> </w:t>
             </w:r>
             <w:r>
               <w:rPr>
@@ -8957,7 +9185,7 @@
                 <w:spacing w:val="-5"/>
                 <w:sz w:val="18"/>
               </w:rPr>
-              <w:t> </w:t>
+              <w:t xml:space="preserve"> </w:t>
             </w:r>
             <w:r>
               <w:rPr>
@@ -8972,7 +9200,7 @@
       </w:tr>
       <w:tr>
         <w:trPr>
-          <w:trHeight w:val="348" w:hRule="atLeast"/>
+          <w:trHeight w:val="348"/>
         </w:trPr>
         <w:tc>
           <w:tcPr>
@@ -9012,12 +9240,13 @@
             </w:pPr>
             <w:r>
               <w:rPr>
+                <w:noProof/>
                 <w:sz w:val="16"/>
               </w:rPr>
               <mc:AlternateContent>
                 <mc:Choice Requires="wps">
                   <w:drawing>
-                    <wp:anchor distT="0" distB="0" distL="0" distR="0" allowOverlap="1" layoutInCell="1" locked="0" behindDoc="1" simplePos="0" relativeHeight="487419904">
+                    <wp:anchor distT="0" distB="0" distL="0" distR="0" simplePos="0" relativeHeight="487419904" behindDoc="1" locked="0" layoutInCell="1" allowOverlap="1" wp14:anchorId="56827D5E" wp14:editId="67106E6A">
                       <wp:simplePos x="0" y="0"/>
                       <wp:positionH relativeFrom="column">
                         <wp:posOffset>79756</wp:posOffset>
@@ -9030,17 +9259,19 @@
                       <wp:wrapNone/>
                       <wp:docPr id="43" name="Group 43"/>
                       <wp:cNvGraphicFramePr>
-                        <a:graphicFrameLocks/>
+                        <a:graphicFrameLocks xmlns:a="http://schemas.openxmlformats.org/drawingml/2006/main"/>
                       </wp:cNvGraphicFramePr>
-                      <a:graphic>
+                      <a:graphic xmlns:a="http://schemas.openxmlformats.org/drawingml/2006/main">
                         <a:graphicData uri="http://schemas.microsoft.com/office/word/2010/wordprocessingGroup">
                           <wpg:wgp>
-                            <wpg:cNvPr id="43" name="Group 43"/>
-                            <wpg:cNvGrpSpPr/>
+                            <wpg:cNvGrpSpPr>
+                              <a:grpSpLocks/>
+                            </wpg:cNvGrpSpPr>
                             <wpg:grpSpPr>
                               <a:xfrm>
                                 <a:off x="0" y="0"/>
                                 <a:ext cx="111760" cy="111760"/>
+                                <a:chOff x="0" y="0"/>
                                 <a:chExt cx="111760" cy="111760"/>
                               </a:xfrm>
                             </wpg:grpSpPr>
@@ -9099,7 +9330,7 @@
                     </wp:anchor>
                   </w:drawing>
                 </mc:Choice>
-                <mc:Fallback>
+                <mc:Fallback xmlns:pic="http://schemas.openxmlformats.org/drawingml/2006/picture" xmlns:a="http://schemas.openxmlformats.org/drawingml/2006/main" xmlns:ve="http://schemas.openxmlformats.org/markup-compatibility/2006">
                   <w:pict>
                     <v:group style="position:absolute;margin-left:6.28pt;margin-top:4.755pt;width:8.8pt;height:8.8pt;mso-position-horizontal-relative:column;mso-position-vertical-relative:paragraph;z-index:-15896576" id="docshapegroup41" coordorigin="126,95" coordsize="176,176">
                       <v:rect style="position:absolute;left:132;top:102;width:161;height:161" id="docshape42" filled="false" stroked="true" strokeweight=".72pt" strokecolor="#000000">
@@ -9124,7 +9355,7 @@
                 <w:spacing w:val="-10"/>
                 <w:sz w:val="16"/>
               </w:rPr>
-              <w:t> </w:t>
+              <w:t xml:space="preserve"> </w:t>
             </w:r>
             <w:r>
               <w:rPr>
@@ -9139,7 +9370,7 @@
                 <w:spacing w:val="-7"/>
                 <w:sz w:val="16"/>
               </w:rPr>
-              <w:t> </w:t>
+              <w:t xml:space="preserve"> </w:t>
             </w:r>
             <w:r>
               <w:rPr>
@@ -9152,7 +9383,7 @@
                 <w:spacing w:val="-6"/>
                 <w:sz w:val="16"/>
               </w:rPr>
-              <w:t> </w:t>
+              <w:t xml:space="preserve"> </w:t>
             </w:r>
             <w:r>
               <w:rPr>
@@ -9165,7 +9396,7 @@
                 <w:spacing w:val="-7"/>
                 <w:sz w:val="16"/>
               </w:rPr>
-              <w:t> </w:t>
+              <w:t xml:space="preserve"> </w:t>
             </w:r>
             <w:r>
               <w:rPr>
@@ -9178,7 +9409,7 @@
                 <w:spacing w:val="-6"/>
                 <w:sz w:val="16"/>
               </w:rPr>
-              <w:t> </w:t>
+              <w:t xml:space="preserve"> </w:t>
             </w:r>
             <w:r>
               <w:rPr>
@@ -9191,7 +9422,7 @@
                 <w:spacing w:val="-7"/>
                 <w:sz w:val="16"/>
               </w:rPr>
-              <w:t> </w:t>
+              <w:t xml:space="preserve"> </w:t>
             </w:r>
             <w:r>
               <w:rPr>
@@ -9204,7 +9435,7 @@
                 <w:spacing w:val="-6"/>
                 <w:sz w:val="16"/>
               </w:rPr>
-              <w:t> </w:t>
+              <w:t xml:space="preserve"> </w:t>
             </w:r>
             <w:r>
               <w:rPr>
@@ -9217,20 +9448,22 @@
                 <w:spacing w:val="-7"/>
                 <w:sz w:val="16"/>
               </w:rPr>
-              <w:t> </w:t>
-            </w:r>
+              <w:t xml:space="preserve"> </w:t>
+            </w:r>
+            <w:proofErr w:type="spellStart"/>
             <w:r>
               <w:rPr>
                 <w:sz w:val="16"/>
               </w:rPr>
               <w:t>iVm</w:t>
             </w:r>
+            <w:proofErr w:type="spellEnd"/>
             <w:r>
               <w:rPr>
                 <w:spacing w:val="-5"/>
                 <w:sz w:val="16"/>
               </w:rPr>
-              <w:t> </w:t>
+              <w:t xml:space="preserve"> </w:t>
             </w:r>
             <w:r>
               <w:rPr>
@@ -9243,7 +9476,7 @@
                 <w:spacing w:val="-8"/>
                 <w:sz w:val="16"/>
               </w:rPr>
-              <w:t> </w:t>
+              <w:t xml:space="preserve"> </w:t>
             </w:r>
             <w:r>
               <w:rPr>
@@ -9256,7 +9489,7 @@
                 <w:spacing w:val="-8"/>
                 <w:sz w:val="16"/>
               </w:rPr>
-              <w:t> </w:t>
+              <w:t xml:space="preserve"> </w:t>
             </w:r>
             <w:r>
               <w:rPr>
@@ -9269,7 +9502,7 @@
                 <w:spacing w:val="-4"/>
                 <w:sz w:val="16"/>
               </w:rPr>
-              <w:t> </w:t>
+              <w:t xml:space="preserve"> </w:t>
             </w:r>
             <w:r>
               <w:rPr>
@@ -9282,7 +9515,7 @@
                 <w:spacing w:val="-8"/>
                 <w:sz w:val="16"/>
               </w:rPr>
-              <w:t> </w:t>
+              <w:t xml:space="preserve"> </w:t>
             </w:r>
             <w:r>
               <w:rPr>
@@ -9295,7 +9528,7 @@
                 <w:spacing w:val="-7"/>
                 <w:sz w:val="16"/>
               </w:rPr>
-              <w:t> </w:t>
+              <w:t xml:space="preserve"> </w:t>
             </w:r>
             <w:r>
               <w:rPr>
@@ -9328,7 +9561,7 @@
                 <w:spacing w:val="-7"/>
                 <w:sz w:val="16"/>
               </w:rPr>
-              <w:t> </w:t>
+              <w:t xml:space="preserve"> </w:t>
             </w:r>
             <w:r>
               <w:rPr>
@@ -9343,7 +9576,7 @@
                 <w:spacing w:val="-2"/>
                 <w:sz w:val="16"/>
               </w:rPr>
-              <w:t> </w:t>
+              <w:t xml:space="preserve"> </w:t>
             </w:r>
             <w:r>
               <w:rPr>
@@ -9378,7 +9611,7 @@
       </w:tr>
       <w:tr>
         <w:trPr>
-          <w:trHeight w:val="368" w:hRule="atLeast"/>
+          <w:trHeight w:val="368"/>
         </w:trPr>
         <w:tc>
           <w:tcPr>
@@ -9410,7 +9643,7 @@
           <w:p>
             <w:pPr>
               <w:pStyle w:val="TableParagraph"/>
-              <w:spacing w:line="174" w:lineRule="exact" w:before="12"/>
+              <w:spacing w:before="12" w:line="174" w:lineRule="exact"/>
               <w:ind w:left="434"/>
               <w:rPr>
                 <w:b/>
@@ -9431,7 +9664,7 @@
                 <w:spacing w:val="-3"/>
                 <w:sz w:val="16"/>
               </w:rPr>
-              <w:t> </w:t>
+              <w:t xml:space="preserve"> </w:t>
             </w:r>
             <w:r>
               <w:rPr>
@@ -9447,7 +9680,7 @@
                 <w:spacing w:val="4"/>
                 <w:sz w:val="16"/>
               </w:rPr>
-              <w:t> </w:t>
+              <w:t xml:space="preserve"> </w:t>
             </w:r>
             <w:r>
               <w:rPr>
@@ -9463,7 +9696,7 @@
                 <w:spacing w:val="3"/>
                 <w:sz w:val="16"/>
               </w:rPr>
-              <w:t> </w:t>
+              <w:t xml:space="preserve"> </w:t>
             </w:r>
             <w:r>
               <w:rPr>
@@ -9479,7 +9712,7 @@
                 <w:spacing w:val="3"/>
                 <w:sz w:val="16"/>
               </w:rPr>
-              <w:t> </w:t>
+              <w:t xml:space="preserve"> </w:t>
             </w:r>
             <w:r>
               <w:rPr>
@@ -9495,7 +9728,7 @@
                 <w:spacing w:val="1"/>
                 <w:sz w:val="16"/>
               </w:rPr>
-              <w:t> </w:t>
+              <w:t xml:space="preserve"> </w:t>
             </w:r>
             <w:r>
               <w:rPr>
@@ -9510,7 +9743,7 @@
                 <w:spacing w:val="3"/>
                 <w:sz w:val="16"/>
               </w:rPr>
-              <w:t> </w:t>
+              <w:t xml:space="preserve"> </w:t>
             </w:r>
             <w:r>
               <w:rPr>
@@ -9524,7 +9757,7 @@
                 <w:spacing w:val="-1"/>
                 <w:sz w:val="16"/>
               </w:rPr>
-              <w:t> </w:t>
+              <w:t xml:space="preserve"> </w:t>
             </w:r>
             <w:r>
               <w:rPr>
@@ -9540,7 +9773,7 @@
                 <w:spacing w:val="-1"/>
                 <w:sz w:val="16"/>
               </w:rPr>
-              <w:t> </w:t>
+              <w:t xml:space="preserve"> </w:t>
             </w:r>
             <w:r>
               <w:rPr>
@@ -9556,7 +9789,7 @@
                 <w:spacing w:val="7"/>
                 <w:sz w:val="16"/>
               </w:rPr>
-              <w:t> </w:t>
+              <w:t xml:space="preserve"> </w:t>
             </w:r>
             <w:r>
               <w:rPr>
@@ -9571,7 +9804,7 @@
             <w:pPr>
               <w:pStyle w:val="TableParagraph"/>
               <w:tabs>
-                <w:tab w:pos="6926" w:val="left" w:leader="none"/>
+                <w:tab w:val="left" w:pos="6926"/>
               </w:tabs>
               <w:spacing w:line="162" w:lineRule="exact"/>
               <w:ind w:left="434"/>
@@ -9583,12 +9816,13 @@
             <w:r>
               <w:rPr>
                 <w:b/>
+                <w:noProof/>
                 <w:sz w:val="16"/>
               </w:rPr>
               <mc:AlternateContent>
                 <mc:Choice Requires="wps">
                   <w:drawing>
-                    <wp:anchor distT="0" distB="0" distL="0" distR="0" allowOverlap="1" layoutInCell="1" locked="0" behindDoc="1" simplePos="0" relativeHeight="487420416">
+                    <wp:anchor distT="0" distB="0" distL="0" distR="0" simplePos="0" relativeHeight="487420416" behindDoc="1" locked="0" layoutInCell="1" allowOverlap="1" wp14:anchorId="7C68CE97" wp14:editId="5BCA813F">
                       <wp:simplePos x="0" y="0"/>
                       <wp:positionH relativeFrom="column">
                         <wp:posOffset>79756</wp:posOffset>
@@ -9601,17 +9835,19 @@
                       <wp:wrapNone/>
                       <wp:docPr id="45" name="Group 45"/>
                       <wp:cNvGraphicFramePr>
-                        <a:graphicFrameLocks/>
+                        <a:graphicFrameLocks xmlns:a="http://schemas.openxmlformats.org/drawingml/2006/main"/>
                       </wp:cNvGraphicFramePr>
-                      <a:graphic>
+                      <a:graphic xmlns:a="http://schemas.openxmlformats.org/drawingml/2006/main">
                         <a:graphicData uri="http://schemas.microsoft.com/office/word/2010/wordprocessingGroup">
                           <wpg:wgp>
-                            <wpg:cNvPr id="45" name="Group 45"/>
-                            <wpg:cNvGrpSpPr/>
+                            <wpg:cNvGrpSpPr>
+                              <a:grpSpLocks/>
+                            </wpg:cNvGrpSpPr>
                             <wpg:grpSpPr>
                               <a:xfrm>
                                 <a:off x="0" y="0"/>
                                 <a:ext cx="111760" cy="111760"/>
+                                <a:chOff x="0" y="0"/>
                                 <a:chExt cx="111760" cy="111760"/>
                               </a:xfrm>
                             </wpg:grpSpPr>
@@ -9670,7 +9906,7 @@
                     </wp:anchor>
                   </w:drawing>
                 </mc:Choice>
-                <mc:Fallback>
+                <mc:Fallback xmlns:pic="http://schemas.openxmlformats.org/drawingml/2006/picture" xmlns:a="http://schemas.openxmlformats.org/drawingml/2006/main" xmlns:ve="http://schemas.openxmlformats.org/markup-compatibility/2006">
                   <w:pict>
                     <v:group style="position:absolute;margin-left:6.28pt;margin-top:-3.595702pt;width:8.8pt;height:8.8pt;mso-position-horizontal-relative:column;mso-position-vertical-relative:paragraph;z-index:-15896064" id="docshapegroup43" coordorigin="126,-72" coordsize="176,176">
                       <v:rect style="position:absolute;left:132;top:-65;width:161;height:161" id="docshape44" filled="false" stroked="true" strokeweight=".72pt" strokecolor="#000000">
@@ -9693,7 +9929,7 @@
                 <w:spacing w:val="-7"/>
                 <w:sz w:val="16"/>
               </w:rPr>
-              <w:t> </w:t>
+              <w:t xml:space="preserve"> </w:t>
             </w:r>
             <w:r>
               <w:rPr>
@@ -9706,7 +9942,7 @@
                 <w:spacing w:val="-8"/>
                 <w:sz w:val="16"/>
               </w:rPr>
-              <w:t> </w:t>
+              <w:t xml:space="preserve"> </w:t>
             </w:r>
             <w:r>
               <w:rPr>
@@ -9719,7 +9955,7 @@
                 <w:spacing w:val="-7"/>
                 <w:sz w:val="16"/>
               </w:rPr>
-              <w:t> </w:t>
+              <w:t xml:space="preserve"> </w:t>
             </w:r>
             <w:r>
               <w:rPr>
@@ -9732,7 +9968,7 @@
                 <w:spacing w:val="-6"/>
                 <w:sz w:val="16"/>
               </w:rPr>
-              <w:t> </w:t>
+              <w:t xml:space="preserve"> </w:t>
             </w:r>
             <w:r>
               <w:rPr>
@@ -9745,7 +9981,7 @@
                 <w:spacing w:val="-8"/>
                 <w:sz w:val="16"/>
               </w:rPr>
-              <w:t> </w:t>
+              <w:t xml:space="preserve"> </w:t>
             </w:r>
             <w:r>
               <w:rPr>
@@ -9758,7 +9994,7 @@
                 <w:spacing w:val="-6"/>
                 <w:sz w:val="16"/>
               </w:rPr>
-              <w:t> </w:t>
+              <w:t xml:space="preserve"> </w:t>
             </w:r>
             <w:r>
               <w:rPr>
@@ -9771,7 +10007,7 @@
                 <w:spacing w:val="-6"/>
                 <w:sz w:val="16"/>
               </w:rPr>
-              <w:t> </w:t>
+              <w:t xml:space="preserve"> </w:t>
             </w:r>
             <w:r>
               <w:rPr>
@@ -9784,7 +10020,7 @@
                 <w:spacing w:val="-6"/>
                 <w:sz w:val="16"/>
               </w:rPr>
-              <w:t> </w:t>
+              <w:t xml:space="preserve"> </w:t>
             </w:r>
             <w:r>
               <w:rPr>
@@ -9797,7 +10033,7 @@
                 <w:spacing w:val="-7"/>
                 <w:sz w:val="16"/>
               </w:rPr>
-              <w:t> </w:t>
+              <w:t xml:space="preserve"> </w:t>
             </w:r>
             <w:r>
               <w:rPr>
@@ -9810,7 +10046,7 @@
                 <w:spacing w:val="-8"/>
                 <w:sz w:val="16"/>
               </w:rPr>
-              <w:t> </w:t>
+              <w:t xml:space="preserve"> </w:t>
             </w:r>
             <w:r>
               <w:rPr>
@@ -9838,7 +10074,7 @@
                 <w:spacing w:val="-7"/>
                 <w:sz w:val="16"/>
               </w:rPr>
-              <w:t> </w:t>
+              <w:t xml:space="preserve"> </w:t>
             </w:r>
             <w:r>
               <w:rPr>
@@ -9853,7 +10089,7 @@
                 <w:spacing w:val="-2"/>
                 <w:sz w:val="16"/>
               </w:rPr>
-              <w:t> </w:t>
+              <w:t xml:space="preserve"> </w:t>
             </w:r>
             <w:r>
               <w:rPr>
@@ -9888,7 +10124,7 @@
       </w:tr>
       <w:tr>
         <w:trPr>
-          <w:trHeight w:val="553" w:hRule="atLeast"/>
+          <w:trHeight w:val="553"/>
         </w:trPr>
         <w:tc>
           <w:tcPr>
@@ -9940,7 +10176,7 @@
                 <w:spacing w:val="-11"/>
                 <w:sz w:val="16"/>
               </w:rPr>
-              <w:t> </w:t>
+              <w:t xml:space="preserve"> </w:t>
             </w:r>
             <w:r>
               <w:rPr>
@@ -9955,7 +10191,7 @@
                 <w:spacing w:val="-9"/>
                 <w:sz w:val="16"/>
               </w:rPr>
-              <w:t> </w:t>
+              <w:t xml:space="preserve"> </w:t>
             </w:r>
             <w:r>
               <w:rPr>
@@ -9970,7 +10206,7 @@
                 <w:spacing w:val="-8"/>
                 <w:sz w:val="16"/>
               </w:rPr>
-              <w:t> </w:t>
+              <w:t xml:space="preserve"> </w:t>
             </w:r>
             <w:r>
               <w:rPr>
@@ -9983,7 +10219,7 @@
                 <w:spacing w:val="-9"/>
                 <w:sz w:val="16"/>
               </w:rPr>
-              <w:t> </w:t>
+              <w:t xml:space="preserve"> </w:t>
             </w:r>
             <w:r>
               <w:rPr>
@@ -9996,7 +10232,7 @@
                 <w:spacing w:val="-9"/>
                 <w:sz w:val="16"/>
               </w:rPr>
-              <w:t> </w:t>
+              <w:t xml:space="preserve"> </w:t>
             </w:r>
             <w:r>
               <w:rPr>
@@ -10009,7 +10245,7 @@
                 <w:spacing w:val="-9"/>
                 <w:sz w:val="16"/>
               </w:rPr>
-              <w:t> </w:t>
+              <w:t xml:space="preserve"> </w:t>
             </w:r>
             <w:r>
               <w:rPr>
@@ -10022,7 +10258,7 @@
                 <w:spacing w:val="-9"/>
                 <w:sz w:val="16"/>
               </w:rPr>
-              <w:t> </w:t>
+              <w:t xml:space="preserve"> </w:t>
             </w:r>
             <w:r>
               <w:rPr>
@@ -10035,7 +10271,7 @@
                 <w:spacing w:val="-7"/>
                 <w:sz w:val="16"/>
               </w:rPr>
-              <w:t> </w:t>
+              <w:t xml:space="preserve"> </w:t>
             </w:r>
             <w:r>
               <w:rPr>
@@ -10048,7 +10284,7 @@
                 <w:spacing w:val="-8"/>
                 <w:sz w:val="16"/>
               </w:rPr>
-              <w:t> </w:t>
+              <w:t xml:space="preserve"> </w:t>
             </w:r>
             <w:r>
               <w:rPr>
@@ -10061,13 +10297,27 @@
                 <w:spacing w:val="-10"/>
                 <w:sz w:val="16"/>
               </w:rPr>
-              <w:t> </w:t>
-            </w:r>
-            <w:r>
-              <w:rPr>
-                <w:sz w:val="16"/>
-              </w:rPr>
-              <w:t>für Kinder und nach landes- und bundesrechtlichen Recht) </w:t>
+              <w:t xml:space="preserve"> </w:t>
+            </w:r>
+            <w:r>
+              <w:rPr>
+                <w:sz w:val="16"/>
+              </w:rPr>
+              <w:t xml:space="preserve">für Kinder und </w:t>
+            </w:r>
+            <w:proofErr w:type="gramStart"/>
+            <w:r>
+              <w:rPr>
+                <w:sz w:val="16"/>
+              </w:rPr>
+              <w:t>nach landes- und bundesrechtlichen Recht</w:t>
+            </w:r>
+            <w:proofErr w:type="gramEnd"/>
+            <w:r>
+              <w:rPr>
+                <w:sz w:val="16"/>
+              </w:rPr>
+              <w:t xml:space="preserve">) </w:t>
             </w:r>
             <w:r>
               <w:rPr>
@@ -10081,7 +10331,7 @@
             <w:pPr>
               <w:pStyle w:val="TableParagraph"/>
               <w:tabs>
-                <w:tab w:pos="6926" w:val="left" w:leader="none"/>
+                <w:tab w:val="left" w:pos="6926"/>
               </w:tabs>
               <w:spacing w:line="150" w:lineRule="exact"/>
               <w:ind w:left="434"/>
@@ -10093,12 +10343,13 @@
             <w:r>
               <w:rPr>
                 <w:b/>
+                <w:noProof/>
                 <w:sz w:val="16"/>
               </w:rPr>
               <mc:AlternateContent>
                 <mc:Choice Requires="wps">
                   <w:drawing>
-                    <wp:anchor distT="0" distB="0" distL="0" distR="0" allowOverlap="1" layoutInCell="1" locked="0" behindDoc="1" simplePos="0" relativeHeight="487420928">
+                    <wp:anchor distT="0" distB="0" distL="0" distR="0" simplePos="0" relativeHeight="487420928" behindDoc="1" locked="0" layoutInCell="1" allowOverlap="1" wp14:anchorId="02CD3A9D" wp14:editId="164E3BA8">
                       <wp:simplePos x="0" y="0"/>
                       <wp:positionH relativeFrom="column">
                         <wp:posOffset>79756</wp:posOffset>
@@ -10111,17 +10362,19 @@
                       <wp:wrapNone/>
                       <wp:docPr id="47" name="Group 47"/>
                       <wp:cNvGraphicFramePr>
-                        <a:graphicFrameLocks/>
+                        <a:graphicFrameLocks xmlns:a="http://schemas.openxmlformats.org/drawingml/2006/main"/>
                       </wp:cNvGraphicFramePr>
-                      <a:graphic>
+                      <a:graphic xmlns:a="http://schemas.openxmlformats.org/drawingml/2006/main">
                         <a:graphicData uri="http://schemas.microsoft.com/office/word/2010/wordprocessingGroup">
                           <wpg:wgp>
-                            <wpg:cNvPr id="47" name="Group 47"/>
-                            <wpg:cNvGrpSpPr/>
+                            <wpg:cNvGrpSpPr>
+                              <a:grpSpLocks/>
+                            </wpg:cNvGrpSpPr>
                             <wpg:grpSpPr>
                               <a:xfrm>
                                 <a:off x="0" y="0"/>
                                 <a:ext cx="111760" cy="111760"/>
+                                <a:chOff x="0" y="0"/>
                                 <a:chExt cx="111760" cy="111760"/>
                               </a:xfrm>
                             </wpg:grpSpPr>
@@ -10180,7 +10433,7 @@
                     </wp:anchor>
                   </w:drawing>
                 </mc:Choice>
-                <mc:Fallback>
+                <mc:Fallback xmlns:pic="http://schemas.openxmlformats.org/drawingml/2006/picture" xmlns:a="http://schemas.openxmlformats.org/drawingml/2006/main" xmlns:ve="http://schemas.openxmlformats.org/markup-compatibility/2006">
                   <w:pict>
                     <v:group style="position:absolute;margin-left:6.28pt;margin-top:-8.884538pt;width:8.8pt;height:8.8pt;mso-position-horizontal-relative:column;mso-position-vertical-relative:paragraph;z-index:-15895552" id="docshapegroup45" coordorigin="126,-178" coordsize="176,176">
                       <v:rect style="position:absolute;left:132;top:-171;width:161;height:161" id="docshape46" filled="false" stroked="true" strokeweight=".72pt" strokecolor="#000000">
@@ -10203,7 +10456,7 @@
                 <w:spacing w:val="-7"/>
                 <w:sz w:val="16"/>
               </w:rPr>
-              <w:t> </w:t>
+              <w:t xml:space="preserve"> </w:t>
             </w:r>
             <w:r>
               <w:rPr>
@@ -10216,7 +10469,7 @@
                 <w:spacing w:val="-5"/>
                 <w:sz w:val="16"/>
               </w:rPr>
-              <w:t> </w:t>
+              <w:t xml:space="preserve"> </w:t>
             </w:r>
             <w:r>
               <w:rPr>
@@ -10229,7 +10482,7 @@
                 <w:spacing w:val="-3"/>
                 <w:sz w:val="16"/>
               </w:rPr>
-              <w:t> </w:t>
+              <w:t xml:space="preserve"> </w:t>
             </w:r>
             <w:r>
               <w:rPr>
@@ -10242,20 +10495,22 @@
                 <w:spacing w:val="-6"/>
                 <w:sz w:val="16"/>
               </w:rPr>
-              <w:t> </w:t>
-            </w:r>
+              <w:t xml:space="preserve"> </w:t>
+            </w:r>
+            <w:proofErr w:type="spellStart"/>
             <w:r>
               <w:rPr>
                 <w:sz w:val="16"/>
               </w:rPr>
               <w:t>iVm</w:t>
             </w:r>
+            <w:proofErr w:type="spellEnd"/>
             <w:r>
               <w:rPr>
                 <w:spacing w:val="-4"/>
                 <w:sz w:val="16"/>
               </w:rPr>
-              <w:t> </w:t>
+              <w:t xml:space="preserve"> </w:t>
             </w:r>
             <w:r>
               <w:rPr>
@@ -10268,7 +10523,7 @@
                 <w:spacing w:val="-5"/>
                 <w:sz w:val="16"/>
               </w:rPr>
-              <w:t> </w:t>
+              <w:t xml:space="preserve"> </w:t>
             </w:r>
             <w:r>
               <w:rPr>
@@ -10281,7 +10536,7 @@
                 <w:spacing w:val="-6"/>
                 <w:sz w:val="16"/>
               </w:rPr>
-              <w:t> </w:t>
+              <w:t xml:space="preserve"> </w:t>
             </w:r>
             <w:r>
               <w:rPr>
@@ -10309,7 +10564,7 @@
                 <w:spacing w:val="-7"/>
                 <w:sz w:val="16"/>
               </w:rPr>
-              <w:t> </w:t>
+              <w:t xml:space="preserve"> </w:t>
             </w:r>
             <w:r>
               <w:rPr>
@@ -10324,7 +10579,7 @@
                 <w:spacing w:val="-2"/>
                 <w:sz w:val="16"/>
               </w:rPr>
-              <w:t> </w:t>
+              <w:t xml:space="preserve"> </w:t>
             </w:r>
             <w:r>
               <w:rPr>
@@ -10359,7 +10614,7 @@
       </w:tr>
       <w:tr>
         <w:trPr>
-          <w:trHeight w:val="366" w:hRule="atLeast"/>
+          <w:trHeight w:val="366"/>
         </w:trPr>
         <w:tc>
           <w:tcPr>
@@ -10391,7 +10646,7 @@
           <w:p>
             <w:pPr>
               <w:pStyle w:val="TableParagraph"/>
-              <w:spacing w:line="172" w:lineRule="exact" w:before="14"/>
+              <w:spacing w:before="14" w:line="172" w:lineRule="exact"/>
               <w:ind w:left="434"/>
               <w:rPr>
                 <w:sz w:val="16"/>
@@ -10411,7 +10666,7 @@
                 <w:spacing w:val="-3"/>
                 <w:sz w:val="16"/>
               </w:rPr>
-              <w:t> </w:t>
+              <w:t xml:space="preserve"> </w:t>
             </w:r>
             <w:r>
               <w:rPr>
@@ -10427,7 +10682,7 @@
                 <w:spacing w:val="3"/>
                 <w:sz w:val="16"/>
               </w:rPr>
-              <w:t> </w:t>
+              <w:t xml:space="preserve"> </w:t>
             </w:r>
             <w:r>
               <w:rPr>
@@ -10443,7 +10698,7 @@
                 <w:spacing w:val="2"/>
                 <w:sz w:val="16"/>
               </w:rPr>
-              <w:t> </w:t>
+              <w:t xml:space="preserve"> </w:t>
             </w:r>
             <w:r>
               <w:rPr>
@@ -10459,7 +10714,7 @@
                 <w:spacing w:val="3"/>
                 <w:sz w:val="16"/>
               </w:rPr>
-              <w:t> </w:t>
+              <w:t xml:space="preserve"> </w:t>
             </w:r>
             <w:r>
               <w:rPr>
@@ -10473,7 +10728,7 @@
                 <w:spacing w:val="2"/>
                 <w:sz w:val="16"/>
               </w:rPr>
-              <w:t> </w:t>
+              <w:t xml:space="preserve"> </w:t>
             </w:r>
             <w:r>
               <w:rPr>
@@ -10486,7 +10741,7 @@
               <w:rPr>
                 <w:sz w:val="16"/>
               </w:rPr>
-              <w:t> </w:t>
+              <w:t xml:space="preserve"> </w:t>
             </w:r>
             <w:r>
               <w:rPr>
@@ -10500,7 +10755,7 @@
                 <w:spacing w:val="3"/>
                 <w:sz w:val="16"/>
               </w:rPr>
-              <w:t> </w:t>
+              <w:t xml:space="preserve"> </w:t>
             </w:r>
             <w:r>
               <w:rPr>
@@ -10514,7 +10769,7 @@
                 <w:spacing w:val="-1"/>
                 <w:sz w:val="16"/>
               </w:rPr>
-              <w:t> </w:t>
+              <w:t xml:space="preserve"> </w:t>
             </w:r>
             <w:r>
               <w:rPr>
@@ -10528,7 +10783,7 @@
             <w:pPr>
               <w:pStyle w:val="TableParagraph"/>
               <w:tabs>
-                <w:tab w:pos="6926" w:val="left" w:leader="none"/>
+                <w:tab w:val="left" w:pos="6926"/>
               </w:tabs>
               <w:spacing w:line="160" w:lineRule="exact"/>
               <w:ind w:left="434"/>
@@ -10540,12 +10795,13 @@
             <w:r>
               <w:rPr>
                 <w:b/>
+                <w:noProof/>
                 <w:sz w:val="16"/>
               </w:rPr>
               <mc:AlternateContent>
                 <mc:Choice Requires="wps">
                   <w:drawing>
-                    <wp:anchor distT="0" distB="0" distL="0" distR="0" allowOverlap="1" layoutInCell="1" locked="0" behindDoc="1" simplePos="0" relativeHeight="487421440">
+                    <wp:anchor distT="0" distB="0" distL="0" distR="0" simplePos="0" relativeHeight="487421440" behindDoc="1" locked="0" layoutInCell="1" allowOverlap="1" wp14:anchorId="52534C5D" wp14:editId="60A55C55">
                       <wp:simplePos x="0" y="0"/>
                       <wp:positionH relativeFrom="column">
                         <wp:posOffset>79756</wp:posOffset>
@@ -10558,17 +10814,19 @@
                       <wp:wrapNone/>
                       <wp:docPr id="49" name="Group 49"/>
                       <wp:cNvGraphicFramePr>
-                        <a:graphicFrameLocks/>
+                        <a:graphicFrameLocks xmlns:a="http://schemas.openxmlformats.org/drawingml/2006/main"/>
                       </wp:cNvGraphicFramePr>
-                      <a:graphic>
+                      <a:graphic xmlns:a="http://schemas.openxmlformats.org/drawingml/2006/main">
                         <a:graphicData uri="http://schemas.microsoft.com/office/word/2010/wordprocessingGroup">
                           <wpg:wgp>
-                            <wpg:cNvPr id="49" name="Group 49"/>
-                            <wpg:cNvGrpSpPr/>
+                            <wpg:cNvGrpSpPr>
+                              <a:grpSpLocks/>
+                            </wpg:cNvGrpSpPr>
                             <wpg:grpSpPr>
                               <a:xfrm>
                                 <a:off x="0" y="0"/>
                                 <a:ext cx="111760" cy="111760"/>
+                                <a:chOff x="0" y="0"/>
                                 <a:chExt cx="111760" cy="111760"/>
                               </a:xfrm>
                             </wpg:grpSpPr>
@@ -10627,7 +10885,7 @@
                     </wp:anchor>
                   </w:drawing>
                 </mc:Choice>
-                <mc:Fallback>
+                <mc:Fallback xmlns:pic="http://schemas.openxmlformats.org/drawingml/2006/picture" xmlns:a="http://schemas.openxmlformats.org/drawingml/2006/main" xmlns:ve="http://schemas.openxmlformats.org/markup-compatibility/2006">
                   <w:pict>
                     <v:group style="position:absolute;margin-left:6.28pt;margin-top:-3.595703pt;width:8.8pt;height:8.8pt;mso-position-horizontal-relative:column;mso-position-vertical-relative:paragraph;z-index:-15895040" id="docshapegroup47" coordorigin="126,-72" coordsize="176,176">
                       <v:rect style="position:absolute;left:132;top:-65;width:161;height:161" id="docshape48" filled="false" stroked="true" strokeweight=".72pt" strokecolor="#000000">
@@ -10652,7 +10910,7 @@
                 <w:spacing w:val="-8"/>
                 <w:sz w:val="16"/>
               </w:rPr>
-              <w:t> </w:t>
+              <w:t xml:space="preserve"> </w:t>
             </w:r>
             <w:r>
               <w:rPr>
@@ -10667,7 +10925,7 @@
                 <w:spacing w:val="-8"/>
                 <w:sz w:val="16"/>
               </w:rPr>
-              <w:t> </w:t>
+              <w:t xml:space="preserve"> </w:t>
             </w:r>
             <w:r>
               <w:rPr>
@@ -10682,7 +10940,7 @@
                 <w:spacing w:val="-9"/>
                 <w:sz w:val="16"/>
               </w:rPr>
-              <w:t> </w:t>
+              <w:t xml:space="preserve"> </w:t>
             </w:r>
             <w:r>
               <w:rPr>
@@ -10697,7 +10955,7 @@
                 <w:spacing w:val="-8"/>
                 <w:sz w:val="16"/>
               </w:rPr>
-              <w:t> </w:t>
+              <w:t xml:space="preserve"> </w:t>
             </w:r>
             <w:r>
               <w:rPr>
@@ -10712,7 +10970,7 @@
                 <w:spacing w:val="-8"/>
                 <w:sz w:val="16"/>
               </w:rPr>
-              <w:t> </w:t>
+              <w:t xml:space="preserve"> </w:t>
             </w:r>
             <w:r>
               <w:rPr>
@@ -10727,7 +10985,7 @@
                 <w:spacing w:val="-8"/>
                 <w:sz w:val="16"/>
               </w:rPr>
-              <w:t> </w:t>
+              <w:t xml:space="preserve"> </w:t>
             </w:r>
             <w:r>
               <w:rPr>
@@ -10740,7 +10998,7 @@
                 <w:spacing w:val="-7"/>
                 <w:sz w:val="16"/>
               </w:rPr>
-              <w:t> </w:t>
+              <w:t xml:space="preserve"> </w:t>
             </w:r>
             <w:r>
               <w:rPr>
@@ -10753,7 +11011,7 @@
                 <w:spacing w:val="-9"/>
                 <w:sz w:val="16"/>
               </w:rPr>
-              <w:t> </w:t>
+              <w:t xml:space="preserve"> </w:t>
             </w:r>
             <w:r>
               <w:rPr>
@@ -10766,20 +11024,22 @@
                 <w:spacing w:val="-6"/>
                 <w:sz w:val="16"/>
               </w:rPr>
-              <w:t> </w:t>
-            </w:r>
+              <w:t xml:space="preserve"> </w:t>
+            </w:r>
+            <w:proofErr w:type="spellStart"/>
             <w:r>
               <w:rPr>
                 <w:sz w:val="16"/>
               </w:rPr>
               <w:t>iVm</w:t>
             </w:r>
+            <w:proofErr w:type="spellEnd"/>
             <w:r>
               <w:rPr>
                 <w:spacing w:val="-6"/>
                 <w:sz w:val="16"/>
               </w:rPr>
-              <w:t> </w:t>
+              <w:t xml:space="preserve"> </w:t>
             </w:r>
             <w:r>
               <w:rPr>
@@ -10792,7 +11052,7 @@
                 <w:spacing w:val="-9"/>
                 <w:sz w:val="16"/>
               </w:rPr>
-              <w:t> </w:t>
+              <w:t xml:space="preserve"> </w:t>
             </w:r>
             <w:r>
               <w:rPr>
@@ -10805,7 +11065,7 @@
                 <w:spacing w:val="-7"/>
                 <w:sz w:val="16"/>
               </w:rPr>
-              <w:t> </w:t>
+              <w:t xml:space="preserve"> </w:t>
             </w:r>
             <w:r>
               <w:rPr>
@@ -10833,7 +11093,7 @@
                 <w:spacing w:val="-7"/>
                 <w:sz w:val="16"/>
               </w:rPr>
-              <w:t> </w:t>
+              <w:t xml:space="preserve"> </w:t>
             </w:r>
             <w:r>
               <w:rPr>
@@ -10848,7 +11108,7 @@
                 <w:spacing w:val="-2"/>
                 <w:sz w:val="16"/>
               </w:rPr>
-              <w:t> </w:t>
+              <w:t xml:space="preserve"> </w:t>
             </w:r>
             <w:r>
               <w:rPr>
@@ -10883,7 +11143,7 @@
       </w:tr>
       <w:tr>
         <w:trPr>
-          <w:trHeight w:val="389" w:hRule="atLeast"/>
+          <w:trHeight w:val="389"/>
         </w:trPr>
         <w:tc>
           <w:tcPr>
@@ -10914,7 +11174,7 @@
           <w:p>
             <w:pPr>
               <w:pStyle w:val="TableParagraph"/>
-              <w:spacing w:line="178" w:lineRule="exact" w:before="15"/>
+              <w:spacing w:before="15" w:line="178" w:lineRule="exact"/>
               <w:ind w:left="434"/>
               <w:rPr>
                 <w:b/>
@@ -10935,7 +11195,7 @@
                 <w:spacing w:val="-3"/>
                 <w:sz w:val="16"/>
               </w:rPr>
-              <w:t> </w:t>
+              <w:t xml:space="preserve"> </w:t>
             </w:r>
             <w:r>
               <w:rPr>
@@ -10951,7 +11211,7 @@
                 <w:spacing w:val="-1"/>
                 <w:sz w:val="16"/>
               </w:rPr>
-              <w:t> </w:t>
+              <w:t xml:space="preserve"> </w:t>
             </w:r>
             <w:r>
               <w:rPr>
@@ -10967,7 +11227,7 @@
                 <w:spacing w:val="2"/>
                 <w:sz w:val="16"/>
               </w:rPr>
-              <w:t> </w:t>
+              <w:t xml:space="preserve"> </w:t>
             </w:r>
             <w:r>
               <w:rPr>
@@ -10981,7 +11241,7 @@
                 <w:spacing w:val="2"/>
                 <w:sz w:val="16"/>
               </w:rPr>
-              <w:t> </w:t>
+              <w:t xml:space="preserve"> </w:t>
             </w:r>
             <w:r>
               <w:rPr>
@@ -10995,7 +11255,7 @@
                 <w:spacing w:val="-3"/>
                 <w:sz w:val="16"/>
               </w:rPr>
-              <w:t> </w:t>
+              <w:t xml:space="preserve"> </w:t>
             </w:r>
             <w:r>
               <w:rPr>
@@ -11009,7 +11269,7 @@
                 <w:spacing w:val="2"/>
                 <w:sz w:val="16"/>
               </w:rPr>
-              <w:t> </w:t>
+              <w:t xml:space="preserve"> </w:t>
             </w:r>
             <w:r>
               <w:rPr>
@@ -11023,7 +11283,7 @@
                 <w:spacing w:val="-3"/>
                 <w:sz w:val="16"/>
               </w:rPr>
-              <w:t> </w:t>
+              <w:t xml:space="preserve"> </w:t>
             </w:r>
             <w:r>
               <w:rPr>
@@ -11037,7 +11297,7 @@
                 <w:spacing w:val="3"/>
                 <w:sz w:val="16"/>
               </w:rPr>
-              <w:t> </w:t>
+              <w:t xml:space="preserve"> </w:t>
             </w:r>
             <w:r>
               <w:rPr>
@@ -11051,7 +11311,7 @@
                 <w:spacing w:val="2"/>
                 <w:sz w:val="16"/>
               </w:rPr>
-              <w:t> </w:t>
+              <w:t xml:space="preserve"> </w:t>
             </w:r>
             <w:r>
               <w:rPr>
@@ -11065,7 +11325,7 @@
                 <w:spacing w:val="2"/>
                 <w:sz w:val="16"/>
               </w:rPr>
-              <w:t> </w:t>
+              <w:t xml:space="preserve"> </w:t>
             </w:r>
             <w:r>
               <w:rPr>
@@ -11087,7 +11347,7 @@
             <w:pPr>
               <w:pStyle w:val="TableParagraph"/>
               <w:tabs>
-                <w:tab w:pos="6926" w:val="left" w:leader="none"/>
+                <w:tab w:val="left" w:pos="6926"/>
               </w:tabs>
               <w:spacing w:line="177" w:lineRule="exact"/>
               <w:ind w:left="434"/>
@@ -11099,12 +11359,13 @@
             <w:r>
               <w:rPr>
                 <w:b/>
+                <w:noProof/>
                 <w:sz w:val="16"/>
               </w:rPr>
               <mc:AlternateContent>
                 <mc:Choice Requires="wps">
                   <w:drawing>
-                    <wp:anchor distT="0" distB="0" distL="0" distR="0" allowOverlap="1" layoutInCell="1" locked="0" behindDoc="1" simplePos="0" relativeHeight="487421952">
+                    <wp:anchor distT="0" distB="0" distL="0" distR="0" simplePos="0" relativeHeight="487421952" behindDoc="1" locked="0" layoutInCell="1" allowOverlap="1" wp14:anchorId="42D40CD5" wp14:editId="5BFD2D0E">
                       <wp:simplePos x="0" y="0"/>
                       <wp:positionH relativeFrom="column">
                         <wp:posOffset>79756</wp:posOffset>
@@ -11117,17 +11378,19 @@
                       <wp:wrapNone/>
                       <wp:docPr id="51" name="Group 51"/>
                       <wp:cNvGraphicFramePr>
-                        <a:graphicFrameLocks/>
+                        <a:graphicFrameLocks xmlns:a="http://schemas.openxmlformats.org/drawingml/2006/main"/>
                       </wp:cNvGraphicFramePr>
-                      <a:graphic>
+                      <a:graphic xmlns:a="http://schemas.openxmlformats.org/drawingml/2006/main">
                         <a:graphicData uri="http://schemas.microsoft.com/office/word/2010/wordprocessingGroup">
                           <wpg:wgp>
-                            <wpg:cNvPr id="51" name="Group 51"/>
-                            <wpg:cNvGrpSpPr/>
+                            <wpg:cNvGrpSpPr>
+                              <a:grpSpLocks/>
+                            </wpg:cNvGrpSpPr>
                             <wpg:grpSpPr>
                               <a:xfrm>
                                 <a:off x="0" y="0"/>
                                 <a:ext cx="111760" cy="111760"/>
+                                <a:chOff x="0" y="0"/>
                                 <a:chExt cx="111760" cy="111760"/>
                               </a:xfrm>
                             </wpg:grpSpPr>
@@ -11186,7 +11449,7 @@
                     </wp:anchor>
                   </w:drawing>
                 </mc:Choice>
-                <mc:Fallback>
+                <mc:Fallback xmlns:pic="http://schemas.openxmlformats.org/drawingml/2006/picture" xmlns:a="http://schemas.openxmlformats.org/drawingml/2006/main" xmlns:ve="http://schemas.openxmlformats.org/markup-compatibility/2006">
                   <w:pict>
                     <v:group style="position:absolute;margin-left:6.28pt;margin-top:-3.955707pt;width:8.8pt;height:8.8pt;mso-position-horizontal-relative:column;mso-position-vertical-relative:paragraph;z-index:-15894528" id="docshapegroup49" coordorigin="126,-79" coordsize="176,176">
                       <v:rect style="position:absolute;left:132;top:-72;width:161;height:161" id="docshape50" filled="false" stroked="true" strokeweight=".72pt" strokecolor="#000000">
@@ -11209,7 +11472,7 @@
                 <w:spacing w:val="-5"/>
                 <w:sz w:val="16"/>
               </w:rPr>
-              <w:t> </w:t>
+              <w:t xml:space="preserve"> </w:t>
             </w:r>
             <w:r>
               <w:rPr>
@@ -11222,7 +11485,7 @@
                 <w:spacing w:val="-4"/>
                 <w:sz w:val="16"/>
               </w:rPr>
-              <w:t> </w:t>
+              <w:t xml:space="preserve"> </w:t>
             </w:r>
             <w:r>
               <w:rPr>
@@ -11235,7 +11498,7 @@
                 <w:spacing w:val="-3"/>
                 <w:sz w:val="16"/>
               </w:rPr>
-              <w:t> </w:t>
+              <w:t xml:space="preserve"> </w:t>
             </w:r>
             <w:r>
               <w:rPr>
@@ -11248,7 +11511,7 @@
                 <w:spacing w:val="-5"/>
                 <w:sz w:val="16"/>
               </w:rPr>
-              <w:t> </w:t>
+              <w:t xml:space="preserve"> </w:t>
             </w:r>
             <w:r>
               <w:rPr>
@@ -11261,7 +11524,7 @@
                 <w:spacing w:val="-2"/>
                 <w:sz w:val="16"/>
               </w:rPr>
-              <w:t> </w:t>
+              <w:t xml:space="preserve"> </w:t>
             </w:r>
             <w:r>
               <w:rPr>
@@ -11274,7 +11537,7 @@
                 <w:spacing w:val="-5"/>
                 <w:sz w:val="16"/>
               </w:rPr>
-              <w:t> </w:t>
+              <w:t xml:space="preserve"> </w:t>
             </w:r>
             <w:r>
               <w:rPr>
@@ -11302,7 +11565,7 @@
                 <w:spacing w:val="-7"/>
                 <w:sz w:val="16"/>
               </w:rPr>
-              <w:t> </w:t>
+              <w:t xml:space="preserve"> </w:t>
             </w:r>
             <w:r>
               <w:rPr>
@@ -11317,7 +11580,7 @@
                 <w:spacing w:val="-2"/>
                 <w:sz w:val="16"/>
               </w:rPr>
-              <w:t> </w:t>
+              <w:t xml:space="preserve"> </w:t>
             </w:r>
             <w:r>
               <w:rPr>
@@ -11352,7 +11615,7 @@
     </w:tbl>
     <w:p>
       <w:pPr>
-        <w:pStyle w:val="BodyText"/>
+        <w:pStyle w:val="Textkrper"/>
         <w:rPr>
           <w:sz w:val="20"/>
         </w:rPr>
@@ -11360,7 +11623,7 @@
     </w:p>
     <w:p>
       <w:pPr>
-        <w:pStyle w:val="BodyText"/>
+        <w:pStyle w:val="Textkrper"/>
         <w:spacing w:before="45"/>
         <w:rPr>
           <w:sz w:val="20"/>
@@ -11368,12 +11631,13 @@
       </w:pPr>
       <w:r>
         <w:rPr>
+          <w:noProof/>
           <w:sz w:val="20"/>
         </w:rPr>
         <mc:AlternateContent>
           <mc:Choice Requires="wps">
             <w:drawing>
-              <wp:anchor distT="0" distB="0" distL="0" distR="0" allowOverlap="1" layoutInCell="1" locked="0" behindDoc="1" simplePos="0" relativeHeight="487588864">
+              <wp:anchor distT="0" distB="0" distL="0" distR="0" simplePos="0" relativeHeight="487588864" behindDoc="1" locked="0" layoutInCell="1" allowOverlap="1" wp14:anchorId="1AB65E96" wp14:editId="61575491">
                 <wp:simplePos x="0" y="0"/>
                 <wp:positionH relativeFrom="page">
                   <wp:posOffset>504190</wp:posOffset>
@@ -11386,13 +11650,14 @@
                 <wp:wrapTopAndBottom/>
                 <wp:docPr id="53" name="Graphic 53"/>
                 <wp:cNvGraphicFramePr>
-                  <a:graphicFrameLocks/>
+                  <a:graphicFrameLocks xmlns:a="http://schemas.openxmlformats.org/drawingml/2006/main"/>
                 </wp:cNvGraphicFramePr>
-                <a:graphic>
+                <a:graphic xmlns:a="http://schemas.openxmlformats.org/drawingml/2006/main">
                   <a:graphicData uri="http://schemas.microsoft.com/office/word/2010/wordprocessingShape">
                     <wps:wsp>
-                      <wps:cNvPr id="53" name="Graphic 53"/>
-                      <wps:cNvSpPr/>
+                      <wps:cNvSpPr>
+                        <a:spLocks/>
+                      </wps:cNvSpPr>
                       <wps:spPr>
                         <a:xfrm>
                           <a:off x="0" y="0"/>
@@ -11441,7 +11706,7 @@
               </wp:anchor>
             </w:drawing>
           </mc:Choice>
-          <mc:Fallback>
+          <mc:Fallback xmlns:pic="http://schemas.openxmlformats.org/drawingml/2006/picture" xmlns:a="http://schemas.openxmlformats.org/drawingml/2006/main" xmlns:ve="http://schemas.openxmlformats.org/markup-compatibility/2006">
             <w:pict>
               <v:rect style="position:absolute;margin-left:39.700001pt;margin-top:14.980976pt;width:226.8pt;height:.72pt;mso-position-horizontal-relative:page;mso-position-vertical-relative:paragraph;z-index:-15727616;mso-wrap-distance-left:0;mso-wrap-distance-right:0" id="docshape51" filled="true" fillcolor="#000000" stroked="false">
                 <v:fill type="solid"/>
@@ -11454,19 +11719,18 @@
     </w:p>
     <w:p>
       <w:pPr>
-        <w:pStyle w:val="BodyText"/>
+        <w:pStyle w:val="Textkrper"/>
         <w:spacing w:before="2"/>
         <w:ind w:left="368"/>
       </w:pPr>
       <w:r>
-        <w:rPr/>
         <w:t>(Ort,</w:t>
       </w:r>
       <w:r>
         <w:rPr>
           <w:spacing w:val="-5"/>
         </w:rPr>
-        <w:t> </w:t>
+        <w:t xml:space="preserve"> </w:t>
       </w:r>
       <w:r>
         <w:rPr>
@@ -11477,7 +11741,7 @@
     </w:p>
     <w:p>
       <w:pPr>
-        <w:pStyle w:val="BodyText"/>
+        <w:pStyle w:val="Textkrper"/>
         <w:spacing w:before="5"/>
         <w:rPr>
           <w:sz w:val="17"/>
@@ -11485,12 +11749,13 @@
       </w:pPr>
       <w:r>
         <w:rPr>
+          <w:noProof/>
           <w:sz w:val="17"/>
         </w:rPr>
         <mc:AlternateContent>
           <mc:Choice Requires="wps">
             <w:drawing>
-              <wp:anchor distT="0" distB="0" distL="0" distR="0" allowOverlap="1" layoutInCell="1" locked="0" behindDoc="1" simplePos="0" relativeHeight="487589376">
+              <wp:anchor distT="0" distB="0" distL="0" distR="0" simplePos="0" relativeHeight="487589376" behindDoc="1" locked="0" layoutInCell="1" allowOverlap="1" wp14:anchorId="6E5421BA" wp14:editId="2C9EE1B8">
                 <wp:simplePos x="0" y="0"/>
                 <wp:positionH relativeFrom="page">
                   <wp:posOffset>683894</wp:posOffset>
@@ -11503,13 +11768,14 @@
                 <wp:wrapTopAndBottom/>
                 <wp:docPr id="54" name="Graphic 54"/>
                 <wp:cNvGraphicFramePr>
-                  <a:graphicFrameLocks/>
+                  <a:graphicFrameLocks xmlns:a="http://schemas.openxmlformats.org/drawingml/2006/main"/>
                 </wp:cNvGraphicFramePr>
-                <a:graphic>
+                <a:graphic xmlns:a="http://schemas.openxmlformats.org/drawingml/2006/main">
                   <a:graphicData uri="http://schemas.microsoft.com/office/word/2010/wordprocessingShape">
                     <wps:wsp>
-                      <wps:cNvPr id="54" name="Graphic 54"/>
-                      <wps:cNvSpPr/>
+                      <wps:cNvSpPr>
+                        <a:spLocks/>
+                      </wps:cNvSpPr>
                       <wps:spPr>
                         <a:xfrm>
                           <a:off x="0" y="0"/>
@@ -11558,7 +11824,7 @@
               </wp:anchor>
             </w:drawing>
           </mc:Choice>
-          <mc:Fallback>
+          <mc:Fallback xmlns:pic="http://schemas.openxmlformats.org/drawingml/2006/picture" xmlns:a="http://schemas.openxmlformats.org/drawingml/2006/main" xmlns:ve="http://schemas.openxmlformats.org/markup-compatibility/2006">
             <w:pict>
               <v:rect style="position:absolute;margin-left:53.849998pt;margin-top:11.230782pt;width:144pt;height:.6pt;mso-position-horizontal-relative:page;mso-position-vertical-relative:paragraph;z-index:-15727104;mso-wrap-distance-left:0;mso-wrap-distance-right:0" id="docshape52" filled="true" fillcolor="#000000" stroked="false">
                 <v:fill type="solid"/>
@@ -11571,26 +11837,22 @@
     </w:p>
     <w:p>
       <w:pPr>
-        <w:pStyle w:val="ListParagraph"/>
+        <w:pStyle w:val="Listenabsatz"/>
         <w:numPr>
           <w:ilvl w:val="0"/>
-          <w:numId w:val="3"/>
+          <w:numId w:val="1"/>
         </w:numPr>
         <w:tabs>
-          <w:tab w:pos="509" w:val="left" w:leader="none"/>
+          <w:tab w:val="left" w:pos="509"/>
         </w:tabs>
-        <w:spacing w:line="200" w:lineRule="exact" w:before="90" w:after="0"/>
-        <w:ind w:left="509" w:right="0" w:hanging="141"/>
-        <w:jc w:val="left"/>
+        <w:spacing w:before="90" w:line="200" w:lineRule="exact"/>
+        <w:ind w:hanging="141"/>
         <w:rPr>
           <w:sz w:val="14"/>
         </w:rPr>
       </w:pPr>
-      <w:bookmarkStart w:name="_bookmark0" w:id="2"/>
-      <w:bookmarkEnd w:id="2"/>
-      <w:r>
-        <w:rPr/>
-      </w:r>
+      <w:bookmarkStart w:id="1" w:name="_bookmark0"/>
+      <w:bookmarkEnd w:id="1"/>
       <w:r>
         <w:rPr>
           <w:spacing w:val="-2"/>
@@ -11603,7 +11865,7 @@
           <w:spacing w:val="2"/>
           <w:sz w:val="14"/>
         </w:rPr>
-        <w:t> </w:t>
+        <w:t xml:space="preserve"> </w:t>
       </w:r>
       <w:r>
         <w:rPr>
@@ -11617,7 +11879,7 @@
           <w:spacing w:val="3"/>
           <w:sz w:val="14"/>
         </w:rPr>
-        <w:t> </w:t>
+        <w:t xml:space="preserve"> </w:t>
       </w:r>
       <w:r>
         <w:rPr>
@@ -11630,7 +11892,7 @@
         <w:rPr>
           <w:sz w:val="14"/>
         </w:rPr>
-        <w:t> </w:t>
+        <w:t xml:space="preserve"> </w:t>
       </w:r>
       <w:r>
         <w:rPr>
@@ -11643,7 +11905,7 @@
         <w:rPr>
           <w:sz w:val="14"/>
         </w:rPr>
-        <w:t> </w:t>
+        <w:t xml:space="preserve"> </w:t>
       </w:r>
       <w:r>
         <w:rPr>
@@ -11657,7 +11919,7 @@
           <w:spacing w:val="3"/>
           <w:sz w:val="14"/>
         </w:rPr>
-        <w:t> </w:t>
+        <w:t xml:space="preserve"> </w:t>
       </w:r>
       <w:r>
         <w:rPr>
@@ -11671,7 +11933,7 @@
           <w:spacing w:val="3"/>
           <w:sz w:val="14"/>
         </w:rPr>
-        <w:t> </w:t>
+        <w:t xml:space="preserve"> </w:t>
       </w:r>
       <w:r>
         <w:rPr>
@@ -11683,29 +11945,28 @@
     </w:p>
     <w:p>
       <w:pPr>
-        <w:pStyle w:val="ListParagraph"/>
+        <w:pStyle w:val="Listenabsatz"/>
         <w:numPr>
           <w:ilvl w:val="0"/>
-          <w:numId w:val="3"/>
+          <w:numId w:val="1"/>
         </w:numPr>
         <w:tabs>
-          <w:tab w:pos="509" w:val="left" w:leader="none"/>
+          <w:tab w:val="left" w:pos="509"/>
         </w:tabs>
-        <w:spacing w:line="199" w:lineRule="exact" w:before="0" w:after="0"/>
-        <w:ind w:left="509" w:right="0" w:hanging="141"/>
-        <w:jc w:val="left"/>
+        <w:ind w:hanging="141"/>
         <w:rPr>
           <w:sz w:val="14"/>
         </w:rPr>
       </w:pPr>
       <w:r>
         <w:rPr>
+          <w:noProof/>
           <w:sz w:val="14"/>
         </w:rPr>
         <mc:AlternateContent>
           <mc:Choice Requires="wps">
             <w:drawing>
-              <wp:anchor distT="0" distB="0" distL="0" distR="0" allowOverlap="1" layoutInCell="1" locked="0" behindDoc="1" simplePos="0" relativeHeight="487422464">
+              <wp:anchor distT="0" distB="0" distL="0" distR="0" simplePos="0" relativeHeight="487422464" behindDoc="1" locked="0" layoutInCell="1" allowOverlap="1" wp14:anchorId="66462124" wp14:editId="2B723EFE">
                 <wp:simplePos x="0" y="0"/>
                 <wp:positionH relativeFrom="page">
                   <wp:posOffset>3924300</wp:posOffset>
@@ -11718,17 +11979,19 @@
                 <wp:wrapNone/>
                 <wp:docPr id="55" name="Group 55"/>
                 <wp:cNvGraphicFramePr>
-                  <a:graphicFrameLocks/>
+                  <a:graphicFrameLocks xmlns:a="http://schemas.openxmlformats.org/drawingml/2006/main"/>
                 </wp:cNvGraphicFramePr>
-                <a:graphic>
+                <a:graphic xmlns:a="http://schemas.openxmlformats.org/drawingml/2006/main">
                   <a:graphicData uri="http://schemas.microsoft.com/office/word/2010/wordprocessingGroup">
                     <wpg:wgp>
-                      <wpg:cNvPr id="55" name="Group 55"/>
-                      <wpg:cNvGrpSpPr/>
+                      <wpg:cNvGrpSpPr>
+                        <a:grpSpLocks/>
+                      </wpg:cNvGrpSpPr>
                       <wpg:grpSpPr>
                         <a:xfrm>
                           <a:off x="0" y="0"/>
                           <a:ext cx="3241675" cy="1153160"/>
+                          <a:chOff x="0" y="0"/>
                           <a:chExt cx="3241675" cy="1153160"/>
                         </a:xfrm>
                       </wpg:grpSpPr>
@@ -11778,13 +12041,13 @@
                           <a:noAutofit/>
                         </wps:bodyPr>
                       </wps:wsp>
-                      <pic:pic>
+                      <pic:pic xmlns:pic="http://schemas.openxmlformats.org/drawingml/2006/picture">
                         <pic:nvPicPr>
                           <pic:cNvPr id="57" name="Image 57"/>
                           <pic:cNvPicPr/>
                         </pic:nvPicPr>
                         <pic:blipFill>
-                          <a:blip r:embed="rId7" cstate="print"/>
+                          <a:blip r:embed="rId8" cstate="print"/>
                           <a:stretch>
                             <a:fillRect/>
                           </a:stretch>
@@ -11815,7 +12078,6 @@
                           <w:txbxContent>
                             <w:p>
                               <w:pPr>
-                                <w:spacing w:line="240" w:lineRule="auto" w:before="0"/>
                                 <w:rPr>
                                   <w:sz w:val="16"/>
                                 </w:rPr>
@@ -11823,7 +12085,6 @@
                             </w:p>
                             <w:p>
                               <w:pPr>
-                                <w:spacing w:line="240" w:lineRule="auto" w:before="0"/>
                                 <w:rPr>
                                   <w:sz w:val="16"/>
                                 </w:rPr>
@@ -11831,7 +12092,7 @@
                             </w:p>
                             <w:p>
                               <w:pPr>
-                                <w:spacing w:line="240" w:lineRule="auto" w:before="95"/>
+                                <w:spacing w:before="95"/>
                                 <w:rPr>
                                   <w:sz w:val="16"/>
                                 </w:rPr>
@@ -11839,9 +12100,7 @@
                             </w:p>
                             <w:p>
                               <w:pPr>
-                                <w:spacing w:before="0"/>
-                                <w:ind w:left="286" w:right="0" w:firstLine="0"/>
-                                <w:jc w:val="left"/>
+                                <w:ind w:left="286"/>
                                 <w:rPr>
                                   <w:sz w:val="16"/>
                                 </w:rPr>
@@ -11858,7 +12117,7 @@
                                   <w:spacing w:val="-17"/>
                                   <w:sz w:val="16"/>
                                 </w:rPr>
-                                <w:t> </w:t>
+                                <w:t xml:space="preserve"> </w:t>
                               </w:r>
                               <w:r>
                                 <w:rPr>
@@ -11872,7 +12131,7 @@
                                   <w:spacing w:val="-5"/>
                                   <w:sz w:val="16"/>
                                 </w:rPr>
-                                <w:t> </w:t>
+                                <w:t xml:space="preserve"> </w:t>
                               </w:r>
                               <w:r>
                                 <w:rPr>
@@ -11886,7 +12145,7 @@
                                   <w:spacing w:val="-5"/>
                                   <w:sz w:val="16"/>
                                 </w:rPr>
-                                <w:t> </w:t>
+                                <w:t xml:space="preserve"> </w:t>
                               </w:r>
                               <w:r>
                                 <w:rPr>
@@ -11900,7 +12159,7 @@
                                   <w:spacing w:val="-5"/>
                                   <w:sz w:val="16"/>
                                 </w:rPr>
-                                <w:t> </w:t>
+                                <w:t xml:space="preserve"> </w:t>
                               </w:r>
                               <w:r>
                                 <w:rPr>
@@ -11914,7 +12173,7 @@
                                   <w:spacing w:val="-3"/>
                                   <w:sz w:val="16"/>
                                 </w:rPr>
-                                <w:t> </w:t>
+                                <w:t xml:space="preserve"> </w:t>
                               </w:r>
                               <w:r>
                                 <w:rPr>
@@ -11928,7 +12187,7 @@
                                   <w:spacing w:val="37"/>
                                   <w:sz w:val="16"/>
                                 </w:rPr>
-                                <w:t> </w:t>
+                                <w:t xml:space="preserve"> </w:t>
                               </w:r>
                               <w:r>
                                 <w:rPr>
@@ -11950,14 +12209,14 @@
               </wp:anchor>
             </w:drawing>
           </mc:Choice>
-          <mc:Fallback>
+          <mc:Fallback xmlns:pic="http://schemas.openxmlformats.org/drawingml/2006/picture" xmlns:a="http://schemas.openxmlformats.org/drawingml/2006/main" xmlns:ve="http://schemas.openxmlformats.org/markup-compatibility/2006">
             <w:pict>
               <v:group style="position:absolute;margin-left:309pt;margin-top:-68.125664pt;width:255.25pt;height:90.8pt;mso-position-horizontal-relative:page;mso-position-vertical-relative:paragraph;z-index:-15894016" id="docshapegroup53" coordorigin="6180,-1363" coordsize="5105,1816">
                 <v:rect style="position:absolute;left:6180;top:-727;width:5105;height:15" id="docshape54" filled="true" fillcolor="#000000" stroked="false">
                   <v:fill type="solid"/>
                 </v:rect>
                 <v:shape style="position:absolute;left:7358;top:-1363;width:3201;height:1816" type="#_x0000_t75" id="docshape55" stroked="false">
-                  <v:imagedata r:id="rId7" o:title=""/>
+                  <v:imagedata r:id="rId9" o:title=""/>
                 </v:shape>
                 <v:shapetype id="_x0000_t202" o:spt="202" coordsize="21600,21600" path="m,l,21600r21600,l21600,xe">
                   <v:stroke joinstyle="miter"/>
@@ -12101,15 +12360,8 @@
           </mc:Fallback>
         </mc:AlternateContent>
       </w:r>
-      <w:bookmarkStart w:name="_bookmark1" w:id="3"/>
-      <w:bookmarkEnd w:id="3"/>
-      <w:r>
-        <w:rPr>
-          <w:spacing w:val="8"/>
-          <w:position w:val="6"/>
-          <w:sz w:val="12"/>
-        </w:rPr>
-      </w:r>
+      <w:bookmarkStart w:id="2" w:name="_bookmark1"/>
+      <w:bookmarkEnd w:id="2"/>
       <w:r>
         <w:rPr>
           <w:sz w:val="14"/>
@@ -12121,7 +12373,7 @@
           <w:spacing w:val="-10"/>
           <w:sz w:val="14"/>
         </w:rPr>
-        <w:t> </w:t>
+        <w:t xml:space="preserve"> </w:t>
       </w:r>
       <w:r>
         <w:rPr>
@@ -12134,7 +12386,7 @@
           <w:spacing w:val="-14"/>
           <w:sz w:val="14"/>
         </w:rPr>
-        <w:t> </w:t>
+        <w:t xml:space="preserve"> </w:t>
       </w:r>
       <w:r>
         <w:rPr>
@@ -12147,20 +12399,22 @@
           <w:spacing w:val="-10"/>
           <w:sz w:val="14"/>
         </w:rPr>
-        <w:t> </w:t>
-      </w:r>
+        <w:t xml:space="preserve"> </w:t>
+      </w:r>
+      <w:proofErr w:type="gramStart"/>
       <w:r>
         <w:rPr>
           <w:sz w:val="14"/>
         </w:rPr>
         <w:t>ist</w:t>
       </w:r>
+      <w:proofErr w:type="gramEnd"/>
       <w:r>
         <w:rPr>
           <w:spacing w:val="-10"/>
           <w:sz w:val="14"/>
         </w:rPr>
-        <w:t> </w:t>
+        <w:t xml:space="preserve"> </w:t>
       </w:r>
       <w:r>
         <w:rPr>
@@ -12173,7 +12427,7 @@
           <w:spacing w:val="-8"/>
           <w:sz w:val="14"/>
         </w:rPr>
-        <w:t> </w:t>
+        <w:t xml:space="preserve"> </w:t>
       </w:r>
       <w:r>
         <w:rPr>
@@ -12186,7 +12440,7 @@
           <w:spacing w:val="-5"/>
           <w:sz w:val="14"/>
         </w:rPr>
-        <w:t> </w:t>
+        <w:t xml:space="preserve"> </w:t>
       </w:r>
       <w:r>
         <w:rPr>
@@ -12199,7 +12453,7 @@
           <w:spacing w:val="-9"/>
           <w:sz w:val="14"/>
         </w:rPr>
-        <w:t> </w:t>
+        <w:t xml:space="preserve"> </w:t>
       </w:r>
       <w:r>
         <w:rPr>
@@ -12212,7 +12466,7 @@
           <w:spacing w:val="-8"/>
           <w:sz w:val="14"/>
         </w:rPr>
-        <w:t> </w:t>
+        <w:t xml:space="preserve"> </w:t>
       </w:r>
       <w:r>
         <w:rPr>
@@ -12225,7 +12479,7 @@
           <w:spacing w:val="-9"/>
           <w:sz w:val="14"/>
         </w:rPr>
-        <w:t> </w:t>
+        <w:t xml:space="preserve"> </w:t>
       </w:r>
       <w:r>
         <w:rPr>
@@ -12237,26 +12491,22 @@
     </w:p>
     <w:p>
       <w:pPr>
-        <w:pStyle w:val="ListParagraph"/>
+        <w:pStyle w:val="Listenabsatz"/>
         <w:numPr>
           <w:ilvl w:val="0"/>
-          <w:numId w:val="3"/>
+          <w:numId w:val="1"/>
         </w:numPr>
         <w:tabs>
-          <w:tab w:pos="509" w:val="left" w:leader="none"/>
+          <w:tab w:val="left" w:pos="509"/>
         </w:tabs>
-        <w:spacing w:line="201" w:lineRule="exact" w:before="0" w:after="0"/>
-        <w:ind w:left="509" w:right="0" w:hanging="141"/>
-        <w:jc w:val="left"/>
+        <w:spacing w:line="201" w:lineRule="exact"/>
+        <w:ind w:hanging="141"/>
         <w:rPr>
           <w:sz w:val="14"/>
         </w:rPr>
       </w:pPr>
-      <w:bookmarkStart w:name="_bookmark2" w:id="4"/>
-      <w:bookmarkEnd w:id="4"/>
-      <w:r>
-        <w:rPr/>
-      </w:r>
+      <w:bookmarkStart w:id="3" w:name="_bookmark2"/>
+      <w:bookmarkEnd w:id="3"/>
       <w:r>
         <w:rPr>
           <w:sz w:val="14"/>
@@ -12268,7 +12518,7 @@
           <w:spacing w:val="-10"/>
           <w:sz w:val="14"/>
         </w:rPr>
-        <w:t> </w:t>
+        <w:t xml:space="preserve"> </w:t>
       </w:r>
       <w:r>
         <w:rPr>
@@ -12281,7 +12531,7 @@
           <w:spacing w:val="-8"/>
           <w:sz w:val="14"/>
         </w:rPr>
-        <w:t> </w:t>
+        <w:t xml:space="preserve"> </w:t>
       </w:r>
       <w:r>
         <w:rPr>
@@ -12294,7 +12544,7 @@
           <w:spacing w:val="-8"/>
           <w:sz w:val="14"/>
         </w:rPr>
-        <w:t> </w:t>
+        <w:t xml:space="preserve"> </w:t>
       </w:r>
       <w:r>
         <w:rPr>
@@ -12307,7 +12557,7 @@
           <w:spacing w:val="-9"/>
           <w:sz w:val="14"/>
         </w:rPr>
-        <w:t> </w:t>
+        <w:t xml:space="preserve"> </w:t>
       </w:r>
       <w:r>
         <w:rPr>
@@ -12320,7 +12570,7 @@
           <w:spacing w:val="-8"/>
           <w:sz w:val="14"/>
         </w:rPr>
-        <w:t> </w:t>
+        <w:t xml:space="preserve"> </w:t>
       </w:r>
       <w:r>
         <w:rPr>
@@ -12332,100 +12582,89 @@
     </w:p>
     <w:p>
       <w:pPr>
-        <w:pStyle w:val="Heading2"/>
+        <w:pStyle w:val="berschrift2"/>
       </w:pPr>
-      <w:bookmarkStart w:name="Arbeitsgemeinschaft Schuldnerberatung de" w:id="5"/>
-      <w:bookmarkEnd w:id="5"/>
-      <w:r>
-        <w:rPr>
-          <w:b w:val="0"/>
-        </w:rPr>
-      </w:r>
-      <w:r>
-        <w:rPr/>
+      <w:bookmarkStart w:id="4" w:name="Arbeitsgemeinschaft_Schuldnerberatung_de"/>
+      <w:bookmarkEnd w:id="4"/>
+      <w:r>
         <w:t>Arbeitsgemeinschaft</w:t>
       </w:r>
       <w:r>
         <w:rPr>
           <w:spacing w:val="-9"/>
         </w:rPr>
-        <w:t> </w:t>
-      </w:r>
-      <w:r>
-        <w:rPr/>
+        <w:t xml:space="preserve"> </w:t>
+      </w:r>
+      <w:r>
         <w:t>Schuldnerberatung</w:t>
       </w:r>
       <w:r>
         <w:rPr>
           <w:spacing w:val="-13"/>
         </w:rPr>
-        <w:t> </w:t>
-      </w:r>
-      <w:r>
-        <w:rPr/>
+        <w:t xml:space="preserve"> </w:t>
+      </w:r>
+      <w:r>
         <w:t>der</w:t>
       </w:r>
       <w:r>
         <w:rPr>
           <w:spacing w:val="-11"/>
         </w:rPr>
-        <w:t> </w:t>
-      </w:r>
-      <w:r>
-        <w:rPr/>
+        <w:t xml:space="preserve"> </w:t>
+      </w:r>
+      <w:r>
         <w:t>Verbände</w:t>
       </w:r>
       <w:r>
         <w:rPr>
           <w:spacing w:val="-9"/>
         </w:rPr>
-        <w:t> </w:t>
-      </w:r>
-      <w:r>
-        <w:rPr/>
+        <w:t xml:space="preserve"> </w:t>
+      </w:r>
+      <w:r>
         <w:t>(AG</w:t>
       </w:r>
       <w:r>
         <w:rPr>
           <w:spacing w:val="-11"/>
         </w:rPr>
-        <w:t> </w:t>
-      </w:r>
-      <w:r>
-        <w:rPr/>
+        <w:t xml:space="preserve"> </w:t>
+      </w:r>
+      <w:r>
         <w:t>SBV)</w:t>
       </w:r>
       <w:r>
         <w:rPr>
           <w:spacing w:val="-9"/>
         </w:rPr>
-        <w:t> </w:t>
-      </w:r>
-      <w:r>
-        <w:rPr/>
+        <w:t xml:space="preserve"> </w:t>
+      </w:r>
+      <w:r>
         <w:t>vom</w:t>
       </w:r>
       <w:r>
         <w:rPr>
           <w:spacing w:val="-9"/>
         </w:rPr>
-        <w:t> </w:t>
-      </w:r>
-      <w:r>
-        <w:rPr/>
+        <w:t xml:space="preserve"> </w:t>
+      </w:r>
+      <w:r>
         <w:t>21.09.2021 in Absprache mit der Deutschen Kreditwirtschaft (DK) – Stand: 01.07.2023</w:t>
       </w:r>
     </w:p>
     <w:p>
       <w:pPr>
-        <w:pStyle w:val="BodyText"/>
+        <w:pStyle w:val="Textkrper"/>
         <w:spacing w:before="125"/>
         <w:ind w:left="1503" w:right="829" w:hanging="2"/>
       </w:pPr>
       <w:r>
-        <w:rPr/>
+        <w:rPr>
+          <w:noProof/>
+        </w:rPr>
         <w:drawing>
-          <wp:anchor distT="0" distB="0" distL="0" distR="0" allowOverlap="1" layoutInCell="1" locked="0" behindDoc="0" simplePos="0" relativeHeight="15742976">
+          <wp:anchor distT="0" distB="0" distL="0" distR="0" simplePos="0" relativeHeight="15742976" behindDoc="0" locked="0" layoutInCell="1" allowOverlap="1" wp14:anchorId="58E752BD" wp14:editId="3D5E0CE7">
             <wp:simplePos x="0" y="0"/>
             <wp:positionH relativeFrom="page">
               <wp:posOffset>506730</wp:posOffset>
@@ -12438,17 +12677,17 @@
             <wp:wrapNone/>
             <wp:docPr id="59" name="Image 59"/>
             <wp:cNvGraphicFramePr>
-              <a:graphicFrameLocks/>
+              <a:graphicFrameLocks xmlns:a="http://schemas.openxmlformats.org/drawingml/2006/main"/>
             </wp:cNvGraphicFramePr>
-            <a:graphic>
+            <a:graphic xmlns:a="http://schemas.openxmlformats.org/drawingml/2006/main">
               <a:graphicData uri="http://schemas.openxmlformats.org/drawingml/2006/picture">
-                <pic:pic>
+                <pic:pic xmlns:pic="http://schemas.openxmlformats.org/drawingml/2006/picture">
                   <pic:nvPicPr>
                     <pic:cNvPr id="59" name="Image 59"/>
                     <pic:cNvPicPr/>
                   </pic:nvPicPr>
                   <pic:blipFill>
-                    <a:blip r:embed="rId8" cstate="print"/>
+                    <a:blip r:embed="rId10" cstate="print"/>
                     <a:stretch>
                       <a:fillRect/>
                     </a:stretch>
@@ -12469,120 +12708,108 @@
         </w:drawing>
       </w:r>
       <w:r>
-        <w:rPr/>
         <w:t>Die</w:t>
       </w:r>
       <w:r>
         <w:rPr>
           <w:spacing w:val="-6"/>
         </w:rPr>
-        <w:t> </w:t>
-      </w:r>
-      <w:r>
-        <w:rPr/>
+        <w:t xml:space="preserve"> </w:t>
+      </w:r>
+      <w:r>
         <w:t>Musterbescheinigung</w:t>
       </w:r>
       <w:r>
         <w:rPr>
           <w:spacing w:val="-8"/>
         </w:rPr>
-        <w:t> </w:t>
-      </w:r>
-      <w:r>
-        <w:rPr/>
+        <w:t xml:space="preserve"> </w:t>
+      </w:r>
+      <w:r>
         <w:t>steht</w:t>
       </w:r>
       <w:r>
         <w:rPr>
           <w:spacing w:val="-5"/>
         </w:rPr>
-        <w:t> </w:t>
-      </w:r>
-      <w:r>
-        <w:rPr/>
+        <w:t xml:space="preserve"> </w:t>
+      </w:r>
+      <w:r>
         <w:t>unter</w:t>
       </w:r>
       <w:r>
         <w:rPr>
           <w:spacing w:val="-7"/>
         </w:rPr>
-        <w:t> </w:t>
-      </w:r>
-      <w:r>
-        <w:rPr/>
+        <w:t xml:space="preserve"> </w:t>
+      </w:r>
+      <w:r>
         <w:t>einer</w:t>
       </w:r>
       <w:r>
         <w:rPr>
           <w:spacing w:val="-7"/>
         </w:rPr>
-        <w:t> </w:t>
-      </w:r>
-      <w:r>
-        <w:rPr/>
+        <w:t xml:space="preserve"> </w:t>
+      </w:r>
+      <w:r>
         <w:t>Creative</w:t>
       </w:r>
       <w:r>
         <w:rPr>
           <w:spacing w:val="-6"/>
         </w:rPr>
-        <w:t> </w:t>
-      </w:r>
-      <w:r>
-        <w:rPr/>
+        <w:t xml:space="preserve"> </w:t>
+      </w:r>
+      <w:r>
         <w:t>Commons</w:t>
       </w:r>
       <w:r>
         <w:rPr>
           <w:spacing w:val="-6"/>
         </w:rPr>
-        <w:t> </w:t>
-      </w:r>
-      <w:r>
-        <w:rPr/>
+        <w:t xml:space="preserve"> </w:t>
+      </w:r>
+      <w:r>
         <w:t>Namensnennung-Keine</w:t>
       </w:r>
       <w:r>
         <w:rPr>
           <w:spacing w:val="-7"/>
         </w:rPr>
-        <w:t> </w:t>
-      </w:r>
-      <w:r>
-        <w:rPr/>
+        <w:t xml:space="preserve"> </w:t>
+      </w:r>
+      <w:r>
         <w:t>Bearbeitung</w:t>
       </w:r>
       <w:r>
         <w:rPr>
           <w:spacing w:val="-8"/>
         </w:rPr>
-        <w:t> </w:t>
-      </w:r>
-      <w:r>
-        <w:rPr/>
+        <w:t xml:space="preserve"> </w:t>
+      </w:r>
+      <w:r>
         <w:t>3.0</w:t>
       </w:r>
       <w:r>
         <w:rPr>
           <w:spacing w:val="-7"/>
         </w:rPr>
-        <w:t> </w:t>
-      </w:r>
-      <w:r>
-        <w:rPr/>
+        <w:t xml:space="preserve"> </w:t>
+      </w:r>
+      <w:r>
         <w:t>Deutschland</w:t>
       </w:r>
       <w:r>
         <w:rPr>
           <w:spacing w:val="-5"/>
         </w:rPr>
-        <w:t> </w:t>
-      </w:r>
-      <w:r>
-        <w:rPr/>
-        <w:t>Lizenz </w:t>
-      </w:r>
-      <w:hyperlink r:id="rId9">
+        <w:t xml:space="preserve"> </w:t>
+      </w:r>
+      <w:r>
+        <w:t xml:space="preserve">Lizenz </w:t>
+      </w:r>
+      <w:hyperlink r:id="rId11">
         <w:r>
           <w:rPr>
             <w:spacing w:val="-2"/>
@@ -12594,17 +12821,20 @@
     <w:sectPr>
       <w:type w:val="continuous"/>
       <w:pgSz w:w="11910" w:h="16860"/>
-      <w:pgMar w:top="480" w:bottom="280" w:left="425" w:right="425"/>
+      <w:pgMar w:top="480" w:right="425" w:bottom="280" w:left="425" w:header="720" w:footer="720" w:gutter="0"/>
+      <w:cols w:space="720"/>
     </w:sectPr>
   </w:body>
 </w:document>
 </file>
 
 <file path=word/numbering.xml><?xml version="1.0" encoding="utf-8"?>
-<w:numbering xmlns:ve="http://schemas.openxmlformats.org/markup-compatibility/2006" xmlns:o="urn:schemas-microsoft-com:office:office" xmlns:r="http://schemas.openxmlformats.org/officeDocument/2006/relationships" xmlns:m="http://schemas.openxmlformats.org/officeDocument/2006/math" xmlns:v="urn:schemas-microsoft-com:vml" xmlns:wp="http://schemas.openxmlformats.org/drawingml/2006/wordprocessingDrawing" xmlns:w10="urn:schemas-microsoft-com:office:word" xmlns:w="http://schemas.openxmlformats.org/wordprocessingml/2006/main" xmlns:wne="http://schemas.microsoft.com/office/word/2006/wordml">
-  <w:abstractNum w:abstractNumId="2">
+<w:numbering xmlns:wpc="http://schemas.microsoft.com/office/word/2010/wordprocessingCanvas" xmlns:cx="http://schemas.microsoft.com/office/drawing/2014/chartex" xmlns:cx1="http://schemas.microsoft.com/office/drawing/2015/9/8/chartex" xmlns:cx2="http://schemas.microsoft.com/office/drawing/2015/10/21/chartex" xmlns:cx3="http://schemas.microsoft.com/office/drawing/2016/5/9/chartex" xmlns:cx4="http://schemas.microsoft.com/office/drawing/2016/5/10/chartex" xmlns:cx5="http://schemas.microsoft.com/office/drawing/2016/5/11/chartex" xmlns:cx6="http://schemas.microsoft.com/office/drawing/2016/5/12/chartex" xmlns:cx7="http://schemas.microsoft.com/office/drawing/2016/5/13/chartex" xmlns:cx8="http://schemas.microsoft.com/office/drawing/2016/5/14/chartex" xmlns:mc="http://schemas.openxmlformats.org/markup-compatibility/2006" xmlns:aink="http://schemas.microsoft.com/office/drawing/2016/ink" xmlns:am3d="http://schemas.microsoft.com/office/drawing/2017/model3d" xmlns:o="urn:schemas-microsoft-com:office:office" xmlns:oel="http://schemas.microsoft.com/office/2019/extlst" xmlns:r="http://schemas.openxmlformats.org/officeDocument/2006/relationships" xmlns:m="http://schemas.openxmlformats.org/officeDocument/2006/math" xmlns:v="urn:schemas-microsoft-com:vml" xmlns:wp14="http://schemas.microsoft.com/office/word/2010/wordprocessingDrawing" xmlns:wp="http://schemas.openxmlformats.org/drawingml/2006/wordprocessingDrawing" xmlns:w10="urn:schemas-microsoft-com:office:word" xmlns:w="http://schemas.openxmlformats.org/wordprocessingml/2006/main" xmlns:w14="http://schemas.microsoft.com/office/word/2010/wordml" xmlns:w15="http://schemas.microsoft.com/office/word/2012/wordml" xmlns:w16cex="http://schemas.microsoft.com/office/word/2018/wordml/cex" xmlns:w16cid="http://schemas.microsoft.com/office/word/2016/wordml/cid" xmlns:w16="http://schemas.microsoft.com/office/word/2018/wordml" xmlns:w16du="http://schemas.microsoft.com/office/word/2023/wordml/word16du" xmlns:w16sdtdh="http://schemas.microsoft.com/office/word/2020/wordml/sdtdatahash" xmlns:w16sdtfl="http://schemas.microsoft.com/office/word/2024/wordml/sdtformatlock" xmlns:w16se="http://schemas.microsoft.com/office/word/2015/wordml/symex" xmlns:wpg="http://schemas.microsoft.com/office/word/2010/wordprocessingGroup" xmlns:wpi="http://schemas.microsoft.com/office/word/2010/wordprocessingInk" xmlns:wne="http://schemas.microsoft.com/office/word/2006/wordml" xmlns:wps="http://schemas.microsoft.com/office/word/2010/wordprocessingShape" mc:Ignorable="w14 w15 w16se w16cid w16 w16cex w16sdtdh w16sdtfl w16du wp14">
+  <w:abstractNum w:abstractNumId="0" w15:restartNumberingAfterBreak="0">
+    <w:nsid w:val="1177305E"/>
     <w:multiLevelType w:val="hybridMultilevel"/>
-    <w:lvl w:ilvl="0">
+    <w:tmpl w:val="970ADD1C"/>
+    <w:lvl w:ilvl="0" w:tplc="2AFA2BE6">
       <w:start w:val="1"/>
       <w:numFmt w:val="decimal"/>
       <w:lvlText w:val="%1"/>
@@ -12614,7 +12844,7 @@
         <w:jc w:val="left"/>
       </w:pPr>
       <w:rPr>
-        <w:rFonts w:hint="default" w:ascii="Arial" w:hAnsi="Arial" w:eastAsia="Arial" w:cs="Arial"/>
+        <w:rFonts w:ascii="Arial" w:eastAsia="Arial" w:hAnsi="Arial" w:cs="Arial" w:hint="default"/>
         <w:b w:val="0"/>
         <w:bCs w:val="0"/>
         <w:i w:val="0"/>
@@ -12627,8 +12857,7 @@
         <w:lang w:val="de-DE" w:eastAsia="en-US" w:bidi="ar-SA"/>
       </w:rPr>
     </w:lvl>
-    <w:lvl w:ilvl="1">
-      <w:start w:val="0"/>
+    <w:lvl w:ilvl="1" w:tplc="77B27DC0">
       <w:numFmt w:val="bullet"/>
       <w:lvlText w:val="•"/>
       <w:lvlJc w:val="left"/>
@@ -12640,8 +12869,7 @@
         <w:lang w:val="de-DE" w:eastAsia="en-US" w:bidi="ar-SA"/>
       </w:rPr>
     </w:lvl>
-    <w:lvl w:ilvl="2">
-      <w:start w:val="0"/>
+    <w:lvl w:ilvl="2" w:tplc="909C2426">
       <w:numFmt w:val="bullet"/>
       <w:lvlText w:val="•"/>
       <w:lvlJc w:val="left"/>
@@ -12653,8 +12881,7 @@
         <w:lang w:val="de-DE" w:eastAsia="en-US" w:bidi="ar-SA"/>
       </w:rPr>
     </w:lvl>
-    <w:lvl w:ilvl="3">
-      <w:start w:val="0"/>
+    <w:lvl w:ilvl="3" w:tplc="137E0B62">
       <w:numFmt w:val="bullet"/>
       <w:lvlText w:val="•"/>
       <w:lvlJc w:val="left"/>
@@ -12666,8 +12893,7 @@
         <w:lang w:val="de-DE" w:eastAsia="en-US" w:bidi="ar-SA"/>
       </w:rPr>
     </w:lvl>
-    <w:lvl w:ilvl="4">
-      <w:start w:val="0"/>
+    <w:lvl w:ilvl="4" w:tplc="189C6BAA">
       <w:numFmt w:val="bullet"/>
       <w:lvlText w:val="•"/>
       <w:lvlJc w:val="left"/>
@@ -12679,8 +12905,7 @@
         <w:lang w:val="de-DE" w:eastAsia="en-US" w:bidi="ar-SA"/>
       </w:rPr>
     </w:lvl>
-    <w:lvl w:ilvl="5">
-      <w:start w:val="0"/>
+    <w:lvl w:ilvl="5" w:tplc="F4808302">
       <w:numFmt w:val="bullet"/>
       <w:lvlText w:val="•"/>
       <w:lvlJc w:val="left"/>
@@ -12692,8 +12917,7 @@
         <w:lang w:val="de-DE" w:eastAsia="en-US" w:bidi="ar-SA"/>
       </w:rPr>
     </w:lvl>
-    <w:lvl w:ilvl="6">
-      <w:start w:val="0"/>
+    <w:lvl w:ilvl="6" w:tplc="7C6A848E">
       <w:numFmt w:val="bullet"/>
       <w:lvlText w:val="•"/>
       <w:lvlJc w:val="left"/>
@@ -12705,8 +12929,7 @@
         <w:lang w:val="de-DE" w:eastAsia="en-US" w:bidi="ar-SA"/>
       </w:rPr>
     </w:lvl>
-    <w:lvl w:ilvl="7">
-      <w:start w:val="0"/>
+    <w:lvl w:ilvl="7" w:tplc="DAC0880E">
       <w:numFmt w:val="bullet"/>
       <w:lvlText w:val="•"/>
       <w:lvlJc w:val="left"/>
@@ -12718,8 +12941,7 @@
         <w:lang w:val="de-DE" w:eastAsia="en-US" w:bidi="ar-SA"/>
       </w:rPr>
     </w:lvl>
-    <w:lvl w:ilvl="8">
-      <w:start w:val="0"/>
+    <w:lvl w:ilvl="8" w:tplc="227C4A24">
       <w:numFmt w:val="bullet"/>
       <w:lvlText w:val="•"/>
       <w:lvlJc w:val="left"/>
@@ -12732,9 +12954,11 @@
       </w:rPr>
     </w:lvl>
   </w:abstractNum>
-  <w:abstractNum w:abstractNumId="1">
+  <w:abstractNum w:abstractNumId="1" w15:restartNumberingAfterBreak="0">
+    <w:nsid w:val="2C3F17FE"/>
     <w:multiLevelType w:val="hybridMultilevel"/>
-    <w:lvl w:ilvl="0">
+    <w:tmpl w:val="273CAF5E"/>
+    <w:lvl w:ilvl="0" w:tplc="3E6C05D0">
       <w:start w:val="1"/>
       <w:numFmt w:val="lowerLetter"/>
       <w:lvlText w:val="%1)"/>
@@ -12744,7 +12968,7 @@
         <w:jc w:val="left"/>
       </w:pPr>
       <w:rPr>
-        <w:rFonts w:hint="default" w:ascii="Arial" w:hAnsi="Arial" w:eastAsia="Arial" w:cs="Arial"/>
+        <w:rFonts w:ascii="Arial" w:eastAsia="Arial" w:hAnsi="Arial" w:cs="Arial" w:hint="default"/>
         <w:b w:val="0"/>
         <w:bCs w:val="0"/>
         <w:i w:val="0"/>
@@ -12756,8 +12980,7 @@
         <w:lang w:val="de-DE" w:eastAsia="en-US" w:bidi="ar-SA"/>
       </w:rPr>
     </w:lvl>
-    <w:lvl w:ilvl="1">
-      <w:start w:val="0"/>
+    <w:lvl w:ilvl="1" w:tplc="67C46B54">
       <w:numFmt w:val="bullet"/>
       <w:lvlText w:val="•"/>
       <w:lvlJc w:val="left"/>
@@ -12769,8 +12992,7 @@
         <w:lang w:val="de-DE" w:eastAsia="en-US" w:bidi="ar-SA"/>
       </w:rPr>
     </w:lvl>
-    <w:lvl w:ilvl="2">
-      <w:start w:val="0"/>
+    <w:lvl w:ilvl="2" w:tplc="012A0436">
       <w:numFmt w:val="bullet"/>
       <w:lvlText w:val="•"/>
       <w:lvlJc w:val="left"/>
@@ -12782,8 +13004,7 @@
         <w:lang w:val="de-DE" w:eastAsia="en-US" w:bidi="ar-SA"/>
       </w:rPr>
     </w:lvl>
-    <w:lvl w:ilvl="3">
-      <w:start w:val="0"/>
+    <w:lvl w:ilvl="3" w:tplc="0D7CA786">
       <w:numFmt w:val="bullet"/>
       <w:lvlText w:val="•"/>
       <w:lvlJc w:val="left"/>
@@ -12795,8 +13016,7 @@
         <w:lang w:val="de-DE" w:eastAsia="en-US" w:bidi="ar-SA"/>
       </w:rPr>
     </w:lvl>
-    <w:lvl w:ilvl="4">
-      <w:start w:val="0"/>
+    <w:lvl w:ilvl="4" w:tplc="31F4DAB4">
       <w:numFmt w:val="bullet"/>
       <w:lvlText w:val="•"/>
       <w:lvlJc w:val="left"/>
@@ -12808,8 +13028,7 @@
         <w:lang w:val="de-DE" w:eastAsia="en-US" w:bidi="ar-SA"/>
       </w:rPr>
     </w:lvl>
-    <w:lvl w:ilvl="5">
-      <w:start w:val="0"/>
+    <w:lvl w:ilvl="5" w:tplc="DA1E2EA4">
       <w:numFmt w:val="bullet"/>
       <w:lvlText w:val="•"/>
       <w:lvlJc w:val="left"/>
@@ -12821,8 +13040,7 @@
         <w:lang w:val="de-DE" w:eastAsia="en-US" w:bidi="ar-SA"/>
       </w:rPr>
     </w:lvl>
-    <w:lvl w:ilvl="6">
-      <w:start w:val="0"/>
+    <w:lvl w:ilvl="6" w:tplc="A6B04C42">
       <w:numFmt w:val="bullet"/>
       <w:lvlText w:val="•"/>
       <w:lvlJc w:val="left"/>
@@ -12834,8 +13052,7 @@
         <w:lang w:val="de-DE" w:eastAsia="en-US" w:bidi="ar-SA"/>
       </w:rPr>
     </w:lvl>
-    <w:lvl w:ilvl="7">
-      <w:start w:val="0"/>
+    <w:lvl w:ilvl="7" w:tplc="F91AFFFA">
       <w:numFmt w:val="bullet"/>
       <w:lvlText w:val="•"/>
       <w:lvlJc w:val="left"/>
@@ -12847,8 +13064,7 @@
         <w:lang w:val="de-DE" w:eastAsia="en-US" w:bidi="ar-SA"/>
       </w:rPr>
     </w:lvl>
-    <w:lvl w:ilvl="8">
-      <w:start w:val="0"/>
+    <w:lvl w:ilvl="8" w:tplc="9FE215F2">
       <w:numFmt w:val="bullet"/>
       <w:lvlText w:val="•"/>
       <w:lvlJc w:val="left"/>
@@ -12861,9 +13077,11 @@
       </w:rPr>
     </w:lvl>
   </w:abstractNum>
-  <w:abstractNum w:abstractNumId="0">
+  <w:abstractNum w:abstractNumId="2" w15:restartNumberingAfterBreak="0">
+    <w:nsid w:val="6A7B2C58"/>
     <w:multiLevelType w:val="hybridMultilevel"/>
-    <w:lvl w:ilvl="0">
+    <w:tmpl w:val="C978B694"/>
+    <w:lvl w:ilvl="0" w:tplc="B8B0D2B4">
       <w:start w:val="1"/>
       <w:numFmt w:val="lowerLetter"/>
       <w:lvlText w:val="%1)"/>
@@ -12873,7 +13091,7 @@
         <w:jc w:val="left"/>
       </w:pPr>
       <w:rPr>
-        <w:rFonts w:hint="default" w:ascii="Arial" w:hAnsi="Arial" w:eastAsia="Arial" w:cs="Arial"/>
+        <w:rFonts w:ascii="Arial" w:eastAsia="Arial" w:hAnsi="Arial" w:cs="Arial" w:hint="default"/>
         <w:b w:val="0"/>
         <w:bCs w:val="0"/>
         <w:i w:val="0"/>
@@ -12885,8 +13103,7 @@
         <w:lang w:val="de-DE" w:eastAsia="en-US" w:bidi="ar-SA"/>
       </w:rPr>
     </w:lvl>
-    <w:lvl w:ilvl="1">
-      <w:start w:val="0"/>
+    <w:lvl w:ilvl="1" w:tplc="E5FA3BBA">
       <w:numFmt w:val="bullet"/>
       <w:lvlText w:val="•"/>
       <w:lvlJc w:val="left"/>
@@ -12898,8 +13115,7 @@
         <w:lang w:val="de-DE" w:eastAsia="en-US" w:bidi="ar-SA"/>
       </w:rPr>
     </w:lvl>
-    <w:lvl w:ilvl="2">
-      <w:start w:val="0"/>
+    <w:lvl w:ilvl="2" w:tplc="A7B42AFE">
       <w:numFmt w:val="bullet"/>
       <w:lvlText w:val="•"/>
       <w:lvlJc w:val="left"/>
@@ -12911,8 +13127,7 @@
         <w:lang w:val="de-DE" w:eastAsia="en-US" w:bidi="ar-SA"/>
       </w:rPr>
     </w:lvl>
-    <w:lvl w:ilvl="3">
-      <w:start w:val="0"/>
+    <w:lvl w:ilvl="3" w:tplc="96DE45EE">
       <w:numFmt w:val="bullet"/>
       <w:lvlText w:val="•"/>
       <w:lvlJc w:val="left"/>
@@ -12924,8 +13139,7 @@
         <w:lang w:val="de-DE" w:eastAsia="en-US" w:bidi="ar-SA"/>
       </w:rPr>
     </w:lvl>
-    <w:lvl w:ilvl="4">
-      <w:start w:val="0"/>
+    <w:lvl w:ilvl="4" w:tplc="23D62524">
       <w:numFmt w:val="bullet"/>
       <w:lvlText w:val="•"/>
       <w:lvlJc w:val="left"/>
@@ -12937,8 +13151,7 @@
         <w:lang w:val="de-DE" w:eastAsia="en-US" w:bidi="ar-SA"/>
       </w:rPr>
     </w:lvl>
-    <w:lvl w:ilvl="5">
-      <w:start w:val="0"/>
+    <w:lvl w:ilvl="5" w:tplc="1D2C6C4C">
       <w:numFmt w:val="bullet"/>
       <w:lvlText w:val="•"/>
       <w:lvlJc w:val="left"/>
@@ -12950,8 +13163,7 @@
         <w:lang w:val="de-DE" w:eastAsia="en-US" w:bidi="ar-SA"/>
       </w:rPr>
     </w:lvl>
-    <w:lvl w:ilvl="6">
-      <w:start w:val="0"/>
+    <w:lvl w:ilvl="6" w:tplc="29C8286C">
       <w:numFmt w:val="bullet"/>
       <w:lvlText w:val="•"/>
       <w:lvlJc w:val="left"/>
@@ -12963,8 +13175,7 @@
         <w:lang w:val="de-DE" w:eastAsia="en-US" w:bidi="ar-SA"/>
       </w:rPr>
     </w:lvl>
-    <w:lvl w:ilvl="7">
-      <w:start w:val="0"/>
+    <w:lvl w:ilvl="7" w:tplc="10CE2C76">
       <w:numFmt w:val="bullet"/>
       <w:lvlText w:val="•"/>
       <w:lvlJc w:val="left"/>
@@ -12976,8 +13187,7 @@
         <w:lang w:val="de-DE" w:eastAsia="en-US" w:bidi="ar-SA"/>
       </w:rPr>
     </w:lvl>
-    <w:lvl w:ilvl="8">
-      <w:start w:val="0"/>
+    <w:lvl w:ilvl="8" w:tplc="0630B540">
       <w:numFmt w:val="bullet"/>
       <w:lvlText w:val="•"/>
       <w:lvlJc w:val="left"/>
@@ -12990,27 +13200,27 @@
       </w:rPr>
     </w:lvl>
   </w:abstractNum>
-  <w:num w:numId="3">
-    <w:abstractNumId w:val="2"/>
+  <w:num w:numId="1" w16cid:durableId="411970472">
+    <w:abstractNumId w:val="0"/>
   </w:num>
-  <w:num w:numId="2">
+  <w:num w:numId="2" w16cid:durableId="317928910">
     <w:abstractNumId w:val="1"/>
   </w:num>
-  <w:num w:numId="1">
-    <w:abstractNumId w:val="0"/>
+  <w:num w:numId="3" w16cid:durableId="1593393995">
+    <w:abstractNumId w:val="2"/>
   </w:num>
 </w:numbering>
 </file>
 
 <file path=word/styles.xml><?xml version="1.0" encoding="utf-8"?>
-<w:styles xmlns:r="http://schemas.openxmlformats.org/officeDocument/2006/relationships" xmlns:w="http://schemas.openxmlformats.org/wordprocessingml/2006/main">
+<w:styles xmlns:mc="http://schemas.openxmlformats.org/markup-compatibility/2006" xmlns:r="http://schemas.openxmlformats.org/officeDocument/2006/relationships" xmlns:w="http://schemas.openxmlformats.org/wordprocessingml/2006/main" xmlns:w14="http://schemas.microsoft.com/office/word/2010/wordml" xmlns:w15="http://schemas.microsoft.com/office/word/2012/wordml" xmlns:w16cex="http://schemas.microsoft.com/office/word/2018/wordml/cex" xmlns:w16cid="http://schemas.microsoft.com/office/word/2016/wordml/cid" xmlns:w16="http://schemas.microsoft.com/office/word/2018/wordml" xmlns:w16du="http://schemas.microsoft.com/office/word/2023/wordml/word16du" xmlns:w16sdtdh="http://schemas.microsoft.com/office/word/2020/wordml/sdtdatahash" xmlns:w16sdtfl="http://schemas.microsoft.com/office/word/2024/wordml/sdtformatlock" xmlns:w16se="http://schemas.microsoft.com/office/word/2015/wordml/symex" mc:Ignorable="w14 w15 w16se w16cid w16 w16cex w16sdtdh w16sdtfl w16du">
   <w:docDefaults>
     <w:rPrDefault>
       <w:rPr>
-        <w:rFonts w:cstheme="minorBidi" w:hAnsiTheme="minorHAnsi" w:eastAsiaTheme="minorHAnsi" w:asciiTheme="minorHAnsi"/>
+        <w:rFonts w:asciiTheme="minorHAnsi" w:eastAsiaTheme="minorHAnsi" w:hAnsiTheme="minorHAnsi" w:cstheme="minorBidi"/>
         <w:sz w:val="22"/>
         <w:szCs w:val="22"/>
-        <w:lang w:val="en-US" w:bidi="ar-SA" w:eastAsia="en-US"/>
+        <w:lang w:val="en-US" w:eastAsia="en-US" w:bidi="ar-SA"/>
       </w:rPr>
     </w:rPrDefault>
     <w:pPrDefault>
@@ -13018,19 +13228,456 @@
         <w:widowControl w:val="0"/>
         <w:autoSpaceDE w:val="0"/>
         <w:autoSpaceDN w:val="0"/>
-        <w:spacing w:lineRule="auto" w:line="240" w:before="0" w:after="0"/>
-        <w:ind w:left="0" w:right="0"/>
-        <w:jc w:val="left"/>
       </w:pPr>
     </w:pPrDefault>
   </w:docDefaults>
-  <w:style w:styleId="DefaultParagraphFont" w:default="1" w:type="character">
+  <w:latentStyles w:defLockedState="0" w:defUIPriority="99" w:defSemiHidden="0" w:defUnhideWhenUsed="0" w:defQFormat="0" w:count="376">
+    <w:lsdException w:name="Normal" w:uiPriority="0" w:qFormat="1"/>
+    <w:lsdException w:name="heading 1" w:uiPriority="9" w:qFormat="1"/>
+    <w:lsdException w:name="heading 2" w:semiHidden="1" w:uiPriority="9" w:unhideWhenUsed="1" w:qFormat="1"/>
+    <w:lsdException w:name="heading 3" w:semiHidden="1" w:uiPriority="9" w:unhideWhenUsed="1" w:qFormat="1"/>
+    <w:lsdException w:name="heading 4" w:semiHidden="1" w:uiPriority="9" w:unhideWhenUsed="1" w:qFormat="1"/>
+    <w:lsdException w:name="heading 5" w:semiHidden="1" w:uiPriority="9" w:unhideWhenUsed="1" w:qFormat="1"/>
+    <w:lsdException w:name="heading 6" w:semiHidden="1" w:uiPriority="9" w:unhideWhenUsed="1" w:qFormat="1"/>
+    <w:lsdException w:name="heading 7" w:semiHidden="1" w:uiPriority="9" w:unhideWhenUsed="1" w:qFormat="1"/>
+    <w:lsdException w:name="heading 8" w:semiHidden="1" w:uiPriority="9" w:unhideWhenUsed="1" w:qFormat="1"/>
+    <w:lsdException w:name="heading 9" w:semiHidden="1" w:uiPriority="9" w:unhideWhenUsed="1" w:qFormat="1"/>
+    <w:lsdException w:name="index 1" w:semiHidden="1" w:unhideWhenUsed="1"/>
+    <w:lsdException w:name="index 2" w:semiHidden="1" w:unhideWhenUsed="1"/>
+    <w:lsdException w:name="index 3" w:semiHidden="1" w:unhideWhenUsed="1"/>
+    <w:lsdException w:name="index 4" w:semiHidden="1" w:unhideWhenUsed="1"/>
+    <w:lsdException w:name="index 5" w:semiHidden="1" w:unhideWhenUsed="1"/>
+    <w:lsdException w:name="index 6" w:semiHidden="1" w:unhideWhenUsed="1"/>
+    <w:lsdException w:name="index 7" w:semiHidden="1" w:unhideWhenUsed="1"/>
+    <w:lsdException w:name="index 8" w:semiHidden="1" w:unhideWhenUsed="1"/>
+    <w:lsdException w:name="index 9" w:semiHidden="1" w:unhideWhenUsed="1"/>
+    <w:lsdException w:name="toc 1" w:semiHidden="1" w:uiPriority="39" w:unhideWhenUsed="1"/>
+    <w:lsdException w:name="toc 2" w:semiHidden="1" w:uiPriority="39" w:unhideWhenUsed="1"/>
+    <w:lsdException w:name="toc 3" w:semiHidden="1" w:uiPriority="39" w:unhideWhenUsed="1"/>
+    <w:lsdException w:name="toc 4" w:semiHidden="1" w:uiPriority="39" w:unhideWhenUsed="1"/>
+    <w:lsdException w:name="toc 5" w:semiHidden="1" w:uiPriority="39" w:unhideWhenUsed="1"/>
+    <w:lsdException w:name="toc 6" w:semiHidden="1" w:uiPriority="39" w:unhideWhenUsed="1"/>
+    <w:lsdException w:name="toc 7" w:semiHidden="1" w:uiPriority="39" w:unhideWhenUsed="1"/>
+    <w:lsdException w:name="toc 8" w:semiHidden="1" w:uiPriority="39" w:unhideWhenUsed="1"/>
+    <w:lsdException w:name="toc 9" w:semiHidden="1" w:uiPriority="39" w:unhideWhenUsed="1"/>
+    <w:lsdException w:name="Normal Indent" w:semiHidden="1" w:unhideWhenUsed="1"/>
+    <w:lsdException w:name="footnote text" w:semiHidden="1" w:unhideWhenUsed="1"/>
+    <w:lsdException w:name="annotation text" w:semiHidden="1" w:unhideWhenUsed="1"/>
+    <w:lsdException w:name="header" w:semiHidden="1" w:unhideWhenUsed="1"/>
+    <w:lsdException w:name="footer" w:semiHidden="1" w:unhideWhenUsed="1"/>
+    <w:lsdException w:name="index heading" w:semiHidden="1" w:unhideWhenUsed="1"/>
+    <w:lsdException w:name="caption" w:semiHidden="1" w:uiPriority="35" w:unhideWhenUsed="1" w:qFormat="1"/>
+    <w:lsdException w:name="table of figures" w:semiHidden="1" w:unhideWhenUsed="1"/>
+    <w:lsdException w:name="envelope address" w:semiHidden="1" w:unhideWhenUsed="1"/>
+    <w:lsdException w:name="envelope return" w:semiHidden="1" w:unhideWhenUsed="1"/>
+    <w:lsdException w:name="footnote reference" w:semiHidden="1" w:unhideWhenUsed="1"/>
+    <w:lsdException w:name="annotation reference" w:semiHidden="1" w:unhideWhenUsed="1"/>
+    <w:lsdException w:name="line number" w:semiHidden="1" w:unhideWhenUsed="1"/>
+    <w:lsdException w:name="page number" w:semiHidden="1" w:unhideWhenUsed="1"/>
+    <w:lsdException w:name="endnote reference" w:semiHidden="1" w:unhideWhenUsed="1"/>
+    <w:lsdException w:name="endnote text" w:semiHidden="1" w:unhideWhenUsed="1"/>
+    <w:lsdException w:name="table of authorities" w:semiHidden="1" w:unhideWhenUsed="1"/>
+    <w:lsdException w:name="macro" w:semiHidden="1" w:unhideWhenUsed="1"/>
+    <w:lsdException w:name="toa heading" w:semiHidden="1" w:unhideWhenUsed="1"/>
+    <w:lsdException w:name="List" w:semiHidden="1" w:unhideWhenUsed="1"/>
+    <w:lsdException w:name="List Bullet" w:semiHidden="1" w:unhideWhenUsed="1"/>
+    <w:lsdException w:name="List Number" w:semiHidden="1" w:unhideWhenUsed="1"/>
+    <w:lsdException w:name="List 2" w:semiHidden="1" w:unhideWhenUsed="1"/>
+    <w:lsdException w:name="List 3" w:semiHidden="1" w:unhideWhenUsed="1"/>
+    <w:lsdException w:name="List 4" w:semiHidden="1" w:unhideWhenUsed="1"/>
+    <w:lsdException w:name="List 5" w:semiHidden="1" w:unhideWhenUsed="1"/>
+    <w:lsdException w:name="List Bullet 2" w:semiHidden="1" w:unhideWhenUsed="1"/>
+    <w:lsdException w:name="List Bullet 3" w:semiHidden="1" w:unhideWhenUsed="1"/>
+    <w:lsdException w:name="List Bullet 4" w:semiHidden="1" w:unhideWhenUsed="1"/>
+    <w:lsdException w:name="List Bullet 5" w:semiHidden="1" w:unhideWhenUsed="1"/>
+    <w:lsdException w:name="List Number 2" w:semiHidden="1" w:unhideWhenUsed="1"/>
+    <w:lsdException w:name="List Number 3" w:semiHidden="1" w:unhideWhenUsed="1"/>
+    <w:lsdException w:name="List Number 4" w:semiHidden="1" w:unhideWhenUsed="1"/>
+    <w:lsdException w:name="List Number 5" w:semiHidden="1" w:unhideWhenUsed="1"/>
+    <w:lsdException w:name="Title" w:uiPriority="10" w:qFormat="1"/>
+    <w:lsdException w:name="Closing" w:semiHidden="1" w:unhideWhenUsed="1"/>
+    <w:lsdException w:name="Signature" w:semiHidden="1" w:unhideWhenUsed="1"/>
+    <w:lsdException w:name="Default Paragraph Font" w:semiHidden="1" w:uiPriority="1" w:unhideWhenUsed="1"/>
+    <w:lsdException w:name="Body Text" w:semiHidden="1" w:unhideWhenUsed="1"/>
+    <w:lsdException w:name="Body Text Indent" w:semiHidden="1" w:unhideWhenUsed="1"/>
+    <w:lsdException w:name="List Continue" w:semiHidden="1" w:unhideWhenUsed="1"/>
+    <w:lsdException w:name="List Continue 2" w:semiHidden="1" w:unhideWhenUsed="1"/>
+    <w:lsdException w:name="List Continue 3" w:semiHidden="1" w:unhideWhenUsed="1"/>
+    <w:lsdException w:name="List Continue 4" w:semiHidden="1" w:unhideWhenUsed="1"/>
+    <w:lsdException w:name="List Continue 5" w:semiHidden="1" w:unhideWhenUsed="1"/>
+    <w:lsdException w:name="Message Header" w:semiHidden="1" w:unhideWhenUsed="1"/>
+    <w:lsdException w:name="Subtitle" w:uiPriority="11" w:qFormat="1"/>
+    <w:lsdException w:name="Salutation" w:semiHidden="1" w:unhideWhenUsed="1"/>
+    <w:lsdException w:name="Date" w:semiHidden="1" w:unhideWhenUsed="1"/>
+    <w:lsdException w:name="Body Text First Indent" w:semiHidden="1" w:unhideWhenUsed="1"/>
+    <w:lsdException w:name="Body Text First Indent 2" w:semiHidden="1" w:unhideWhenUsed="1"/>
+    <w:lsdException w:name="Note Heading" w:semiHidden="1" w:unhideWhenUsed="1"/>
+    <w:lsdException w:name="Body Text 2" w:semiHidden="1" w:unhideWhenUsed="1"/>
+    <w:lsdException w:name="Body Text 3" w:semiHidden="1" w:unhideWhenUsed="1"/>
+    <w:lsdException w:name="Body Text Indent 2" w:semiHidden="1" w:unhideWhenUsed="1"/>
+    <w:lsdException w:name="Body Text Indent 3" w:semiHidden="1" w:unhideWhenUsed="1"/>
+    <w:lsdException w:name="Block Text" w:semiHidden="1" w:unhideWhenUsed="1"/>
+    <w:lsdException w:name="Hyperlink" w:semiHidden="1" w:unhideWhenUsed="1"/>
+    <w:lsdException w:name="FollowedHyperlink" w:semiHidden="1" w:unhideWhenUsed="1"/>
+    <w:lsdException w:name="Strong" w:uiPriority="22" w:qFormat="1"/>
+    <w:lsdException w:name="Emphasis" w:uiPriority="20" w:qFormat="1"/>
+    <w:lsdException w:name="Document Map" w:semiHidden="1" w:unhideWhenUsed="1"/>
+    <w:lsdException w:name="Plain Text" w:semiHidden="1" w:unhideWhenUsed="1"/>
+    <w:lsdException w:name="E-mail Signature" w:semiHidden="1" w:unhideWhenUsed="1"/>
+    <w:lsdException w:name="HTML Top of Form" w:semiHidden="1" w:unhideWhenUsed="1"/>
+    <w:lsdException w:name="HTML Bottom of Form" w:semiHidden="1" w:unhideWhenUsed="1"/>
+    <w:lsdException w:name="Normal (Web)" w:semiHidden="1" w:unhideWhenUsed="1"/>
+    <w:lsdException w:name="HTML Acronym" w:semiHidden="1" w:unhideWhenUsed="1"/>
+    <w:lsdException w:name="HTML Address" w:semiHidden="1" w:unhideWhenUsed="1"/>
+    <w:lsdException w:name="HTML Cite" w:semiHidden="1" w:unhideWhenUsed="1"/>
+    <w:lsdException w:name="HTML Code" w:semiHidden="1" w:unhideWhenUsed="1"/>
+    <w:lsdException w:name="HTML Definition" w:semiHidden="1" w:unhideWhenUsed="1"/>
+    <w:lsdException w:name="HTML Keyboard" w:semiHidden="1" w:unhideWhenUsed="1"/>
+    <w:lsdException w:name="HTML Preformatted" w:semiHidden="1" w:unhideWhenUsed="1"/>
+    <w:lsdException w:name="HTML Sample" w:semiHidden="1" w:unhideWhenUsed="1"/>
+    <w:lsdException w:name="HTML Typewriter" w:semiHidden="1" w:unhideWhenUsed="1"/>
+    <w:lsdException w:name="HTML Variable" w:semiHidden="1" w:unhideWhenUsed="1"/>
+    <w:lsdException w:name="Normal Table" w:semiHidden="1" w:unhideWhenUsed="1"/>
+    <w:lsdException w:name="annotation subject" w:semiHidden="1" w:unhideWhenUsed="1"/>
+    <w:lsdException w:name="No List" w:semiHidden="1" w:unhideWhenUsed="1"/>
+    <w:lsdException w:name="Outline List 1" w:semiHidden="1" w:unhideWhenUsed="1"/>
+    <w:lsdException w:name="Outline List 2" w:semiHidden="1" w:unhideWhenUsed="1"/>
+    <w:lsdException w:name="Outline List 3" w:semiHidden="1" w:unhideWhenUsed="1"/>
+    <w:lsdException w:name="Table Simple 1" w:semiHidden="1" w:unhideWhenUsed="1"/>
+    <w:lsdException w:name="Table Simple 2" w:semiHidden="1" w:unhideWhenUsed="1"/>
+    <w:lsdException w:name="Table Simple 3" w:semiHidden="1" w:unhideWhenUsed="1"/>
+    <w:lsdException w:name="Table Classic 1" w:semiHidden="1" w:unhideWhenUsed="1"/>
+    <w:lsdException w:name="Table Classic 2" w:semiHidden="1" w:unhideWhenUsed="1"/>
+    <w:lsdException w:name="Table Classic 3" w:semiHidden="1" w:unhideWhenUsed="1"/>
+    <w:lsdException w:name="Table Classic 4" w:semiHidden="1" w:unhideWhenUsed="1"/>
+    <w:lsdException w:name="Table Colorful 1" w:semiHidden="1" w:unhideWhenUsed="1"/>
+    <w:lsdException w:name="Table Colorful 2" w:semiHidden="1" w:unhideWhenUsed="1"/>
+    <w:lsdException w:name="Table Colorful 3" w:semiHidden="1" w:unhideWhenUsed="1"/>
+    <w:lsdException w:name="Table Columns 1" w:semiHidden="1" w:unhideWhenUsed="1"/>
+    <w:lsdException w:name="Table Columns 2" w:semiHidden="1" w:unhideWhenUsed="1"/>
+    <w:lsdException w:name="Table Columns 3" w:semiHidden="1" w:unhideWhenUsed="1"/>
+    <w:lsdException w:name="Table Columns 4" w:semiHidden="1" w:unhideWhenUsed="1"/>
+    <w:lsdException w:name="Table Columns 5" w:semiHidden="1" w:unhideWhenUsed="1"/>
+    <w:lsdException w:name="Table Grid 1" w:semiHidden="1" w:unhideWhenUsed="1"/>
+    <w:lsdException w:name="Table Grid 2" w:semiHidden="1" w:unhideWhenUsed="1"/>
+    <w:lsdException w:name="Table Grid 3" w:semiHidden="1" w:unhideWhenUsed="1"/>
+    <w:lsdException w:name="Table Grid 4" w:semiHidden="1" w:unhideWhenUsed="1"/>
+    <w:lsdException w:name="Table Grid 5" w:semiHidden="1" w:unhideWhenUsed="1"/>
+    <w:lsdException w:name="Table Grid 6" w:semiHidden="1" w:unhideWhenUsed="1"/>
+    <w:lsdException w:name="Table Grid 7" w:semiHidden="1" w:unhideWhenUsed="1"/>
+    <w:lsdException w:name="Table Grid 8" w:semiHidden="1" w:unhideWhenUsed="1"/>
+    <w:lsdException w:name="Table List 1" w:semiHidden="1" w:unhideWhenUsed="1"/>
+    <w:lsdException w:name="Table List 2" w:semiHidden="1" w:unhideWhenUsed="1"/>
+    <w:lsdException w:name="Table List 3" w:semiHidden="1" w:unhideWhenUsed="1"/>
+    <w:lsdException w:name="Table List 4" w:semiHidden="1" w:unhideWhenUsed="1"/>
+    <w:lsdException w:name="Table List 5" w:semiHidden="1" w:unhideWhenUsed="1"/>
+    <w:lsdException w:name="Table List 6" w:semiHidden="1" w:unhideWhenUsed="1"/>
+    <w:lsdException w:name="Table List 7" w:semiHidden="1" w:unhideWhenUsed="1"/>
+    <w:lsdException w:name="Table List 8" w:semiHidden="1" w:unhideWhenUsed="1"/>
+    <w:lsdException w:name="Table 3D effects 1" w:semiHidden="1" w:unhideWhenUsed="1"/>
+    <w:lsdException w:name="Table 3D effects 2" w:semiHidden="1" w:unhideWhenUsed="1"/>
+    <w:lsdException w:name="Table 3D effects 3" w:semiHidden="1" w:unhideWhenUsed="1"/>
+    <w:lsdException w:name="Table Contemporary" w:semiHidden="1" w:unhideWhenUsed="1"/>
+    <w:lsdException w:name="Table Elegant" w:semiHidden="1" w:unhideWhenUsed="1"/>
+    <w:lsdException w:name="Table Professional" w:semiHidden="1" w:unhideWhenUsed="1"/>
+    <w:lsdException w:name="Table Subtle 1" w:semiHidden="1" w:unhideWhenUsed="1"/>
+    <w:lsdException w:name="Table Subtle 2" w:semiHidden="1" w:unhideWhenUsed="1"/>
+    <w:lsdException w:name="Table Web 1" w:semiHidden="1" w:unhideWhenUsed="1"/>
+    <w:lsdException w:name="Table Web 2" w:semiHidden="1" w:unhideWhenUsed="1"/>
+    <w:lsdException w:name="Table Web 3" w:semiHidden="1" w:unhideWhenUsed="1"/>
+    <w:lsdException w:name="Balloon Text" w:semiHidden="1" w:unhideWhenUsed="1"/>
+    <w:lsdException w:name="Table Grid" w:uiPriority="39"/>
+    <w:lsdException w:name="Table Theme" w:semiHidden="1" w:unhideWhenUsed="1"/>
+    <w:lsdException w:name="Placeholder Text" w:semiHidden="1"/>
+    <w:lsdException w:name="No Spacing" w:uiPriority="1" w:qFormat="1"/>
+    <w:lsdException w:name="Light Shading" w:uiPriority="60"/>
+    <w:lsdException w:name="Light List" w:uiPriority="61"/>
+    <w:lsdException w:name="Light Grid" w:uiPriority="62"/>
+    <w:lsdException w:name="Medium Shading 1" w:uiPriority="63"/>
+    <w:lsdException w:name="Medium Shading 2" w:uiPriority="64"/>
+    <w:lsdException w:name="Medium List 1" w:uiPriority="65"/>
+    <w:lsdException w:name="Medium List 2" w:uiPriority="66"/>
+    <w:lsdException w:name="Medium Grid 1" w:uiPriority="67"/>
+    <w:lsdException w:name="Medium Grid 2" w:uiPriority="68"/>
+    <w:lsdException w:name="Medium Grid 3" w:uiPriority="69"/>
+    <w:lsdException w:name="Dark List" w:uiPriority="70"/>
+    <w:lsdException w:name="Colorful Shading" w:uiPriority="71"/>
+    <w:lsdException w:name="Colorful List" w:uiPriority="72"/>
+    <w:lsdException w:name="Colorful Grid" w:uiPriority="73"/>
+    <w:lsdException w:name="Light Shading Accent 1" w:uiPriority="60"/>
+    <w:lsdException w:name="Light List Accent 1" w:uiPriority="61"/>
+    <w:lsdException w:name="Light Grid Accent 1" w:uiPriority="62"/>
+    <w:lsdException w:name="Medium Shading 1 Accent 1" w:uiPriority="63"/>
+    <w:lsdException w:name="Medium Shading 2 Accent 1" w:uiPriority="64"/>
+    <w:lsdException w:name="Medium List 1 Accent 1" w:uiPriority="65"/>
+    <w:lsdException w:name="Revision" w:semiHidden="1"/>
+    <w:lsdException w:name="List Paragraph" w:uiPriority="34" w:qFormat="1"/>
+    <w:lsdException w:name="Quote" w:uiPriority="29" w:qFormat="1"/>
+    <w:lsdException w:name="Intense Quote" w:uiPriority="30" w:qFormat="1"/>
+    <w:lsdException w:name="Medium List 2 Accent 1" w:uiPriority="66"/>
+    <w:lsdException w:name="Medium Grid 1 Accent 1" w:uiPriority="67"/>
+    <w:lsdException w:name="Medium Grid 2 Accent 1" w:uiPriority="68"/>
+    <w:lsdException w:name="Medium Grid 3 Accent 1" w:uiPriority="69"/>
+    <w:lsdException w:name="Dark List Accent 1" w:uiPriority="70"/>
+    <w:lsdException w:name="Colorful Shading Accent 1" w:uiPriority="71"/>
+    <w:lsdException w:name="Colorful List Accent 1" w:uiPriority="72"/>
+    <w:lsdException w:name="Colorful Grid Accent 1" w:uiPriority="73"/>
+    <w:lsdException w:name="Light Shading Accent 2" w:uiPriority="60"/>
+    <w:lsdException w:name="Light List Accent 2" w:uiPriority="61"/>
+    <w:lsdException w:name="Light Grid Accent 2" w:uiPriority="62"/>
+    <w:lsdException w:name="Medium Shading 1 Accent 2" w:uiPriority="63"/>
+    <w:lsdException w:name="Medium Shading 2 Accent 2" w:uiPriority="64"/>
+    <w:lsdException w:name="Medium List 1 Accent 2" w:uiPriority="65"/>
+    <w:lsdException w:name="Medium List 2 Accent 2" w:uiPriority="66"/>
+    <w:lsdException w:name="Medium Grid 1 Accent 2" w:uiPriority="67"/>
+    <w:lsdException w:name="Medium Grid 2 Accent 2" w:uiPriority="68"/>
+    <w:lsdException w:name="Medium Grid 3 Accent 2" w:uiPriority="69"/>
+    <w:lsdException w:name="Dark List Accent 2" w:uiPriority="70"/>
+    <w:lsdException w:name="Colorful Shading Accent 2" w:uiPriority="71"/>
+    <w:lsdException w:name="Colorful List Accent 2" w:uiPriority="72"/>
+    <w:lsdException w:name="Colorful Grid Accent 2" w:uiPriority="73"/>
+    <w:lsdException w:name="Light Shading Accent 3" w:uiPriority="60"/>
+    <w:lsdException w:name="Light List Accent 3" w:uiPriority="61"/>
+    <w:lsdException w:name="Light Grid Accent 3" w:uiPriority="62"/>
+    <w:lsdException w:name="Medium Shading 1 Accent 3" w:uiPriority="63"/>
+    <w:lsdException w:name="Medium Shading 2 Accent 3" w:uiPriority="64"/>
+    <w:lsdException w:name="Medium List 1 Accent 3" w:uiPriority="65"/>
+    <w:lsdException w:name="Medium List 2 Accent 3" w:uiPriority="66"/>
+    <w:lsdException w:name="Medium Grid 1 Accent 3" w:uiPriority="67"/>
+    <w:lsdException w:name="Medium Grid 2 Accent 3" w:uiPriority="68"/>
+    <w:lsdException w:name="Medium Grid 3 Accent 3" w:uiPriority="69"/>
+    <w:lsdException w:name="Dark List Accent 3" w:uiPriority="70"/>
+    <w:lsdException w:name="Colorful Shading Accent 3" w:uiPriority="71"/>
+    <w:lsdException w:name="Colorful List Accent 3" w:uiPriority="72"/>
+    <w:lsdException w:name="Colorful Grid Accent 3" w:uiPriority="73"/>
+    <w:lsdException w:name="Light Shading Accent 4" w:uiPriority="60"/>
+    <w:lsdException w:name="Light List Accent 4" w:uiPriority="61"/>
+    <w:lsdException w:name="Light Grid Accent 4" w:uiPriority="62"/>
+    <w:lsdException w:name="Medium Shading 1 Accent 4" w:uiPriority="63"/>
+    <w:lsdException w:name="Medium Shading 2 Accent 4" w:uiPriority="64"/>
+    <w:lsdException w:name="Medium List 1 Accent 4" w:uiPriority="65"/>
+    <w:lsdException w:name="Medium List 2 Accent 4" w:uiPriority="66"/>
+    <w:lsdException w:name="Medium Grid 1 Accent 4" w:uiPriority="67"/>
+    <w:lsdException w:name="Medium Grid 2 Accent 4" w:uiPriority="68"/>
+    <w:lsdException w:name="Medium Grid 3 Accent 4" w:uiPriority="69"/>
+    <w:lsdException w:name="Dark List Accent 4" w:uiPriority="70"/>
+    <w:lsdException w:name="Colorful Shading Accent 4" w:uiPriority="71"/>
+    <w:lsdException w:name="Colorful List Accent 4" w:uiPriority="72"/>
+    <w:lsdException w:name="Colorful Grid Accent 4" w:uiPriority="73"/>
+    <w:lsdException w:name="Light Shading Accent 5" w:uiPriority="60"/>
+    <w:lsdException w:name="Light List Accent 5" w:uiPriority="61"/>
+    <w:lsdException w:name="Light Grid Accent 5" w:uiPriority="62"/>
+    <w:lsdException w:name="Medium Shading 1 Accent 5" w:uiPriority="63"/>
+    <w:lsdException w:name="Medium Shading 2 Accent 5" w:uiPriority="64"/>
+    <w:lsdException w:name="Medium List 1 Accent 5" w:uiPriority="65"/>
+    <w:lsdException w:name="Medium List 2 Accent 5" w:uiPriority="66"/>
+    <w:lsdException w:name="Medium Grid 1 Accent 5" w:uiPriority="67"/>
+    <w:lsdException w:name="Medium Grid 2 Accent 5" w:uiPriority="68"/>
+    <w:lsdException w:name="Medium Grid 3 Accent 5" w:uiPriority="69"/>
+    <w:lsdException w:name="Dark List Accent 5" w:uiPriority="70"/>
+    <w:lsdException w:name="Colorful Shading Accent 5" w:uiPriority="71"/>
+    <w:lsdException w:name="Colorful List Accent 5" w:uiPriority="72"/>
+    <w:lsdException w:name="Colorful Grid Accent 5" w:uiPriority="73"/>
+    <w:lsdException w:name="Light Shading Accent 6" w:uiPriority="60"/>
+    <w:lsdException w:name="Light List Accent 6" w:uiPriority="61"/>
+    <w:lsdException w:name="Light Grid Accent 6" w:uiPriority="62"/>
+    <w:lsdException w:name="Medium Shading 1 Accent 6" w:uiPriority="63"/>
+    <w:lsdException w:name="Medium Shading 2 Accent 6" w:uiPriority="64"/>
+    <w:lsdException w:name="Medium List 1 Accent 6" w:uiPriority="65"/>
+    <w:lsdException w:name="Medium List 2 Accent 6" w:uiPriority="66"/>
+    <w:lsdException w:name="Medium Grid 1 Accent 6" w:uiPriority="67"/>
+    <w:lsdException w:name="Medium Grid 2 Accent 6" w:uiPriority="68"/>
+    <w:lsdException w:name="Medium Grid 3 Accent 6" w:uiPriority="69"/>
+    <w:lsdException w:name="Dark List Accent 6" w:uiPriority="70"/>
+    <w:lsdException w:name="Colorful Shading Accent 6" w:uiPriority="71"/>
+    <w:lsdException w:name="Colorful List Accent 6" w:uiPriority="72"/>
+    <w:lsdException w:name="Colorful Grid Accent 6" w:uiPriority="73"/>
+    <w:lsdException w:name="Subtle Emphasis" w:uiPriority="19" w:qFormat="1"/>
+    <w:lsdException w:name="Intense Emphasis" w:uiPriority="21" w:qFormat="1"/>
+    <w:lsdException w:name="Subtle Reference" w:uiPriority="31" w:qFormat="1"/>
+    <w:lsdException w:name="Intense Reference" w:uiPriority="32" w:qFormat="1"/>
+    <w:lsdException w:name="Book Title" w:uiPriority="33" w:qFormat="1"/>
+    <w:lsdException w:name="Bibliography" w:semiHidden="1" w:uiPriority="37" w:unhideWhenUsed="1"/>
+    <w:lsdException w:name="TOC Heading" w:semiHidden="1" w:uiPriority="39" w:unhideWhenUsed="1" w:qFormat="1"/>
+    <w:lsdException w:name="Plain Table 1" w:uiPriority="41"/>
+    <w:lsdException w:name="Plain Table 2" w:uiPriority="42"/>
+    <w:lsdException w:name="Plain Table 3" w:uiPriority="43"/>
+    <w:lsdException w:name="Plain Table 4" w:uiPriority="44"/>
+    <w:lsdException w:name="Plain Table 5" w:uiPriority="45"/>
+    <w:lsdException w:name="Grid Table Light" w:uiPriority="40"/>
+    <w:lsdException w:name="Grid Table 1 Light" w:uiPriority="46"/>
+    <w:lsdException w:name="Grid Table 2" w:uiPriority="47"/>
+    <w:lsdException w:name="Grid Table 3" w:uiPriority="48"/>
+    <w:lsdException w:name="Grid Table 4" w:uiPriority="49"/>
+    <w:lsdException w:name="Grid Table 5 Dark" w:uiPriority="50"/>
+    <w:lsdException w:name="Grid Table 6 Colorful" w:uiPriority="51"/>
+    <w:lsdException w:name="Grid Table 7 Colorful" w:uiPriority="52"/>
+    <w:lsdException w:name="Grid Table 1 Light Accent 1" w:uiPriority="46"/>
+    <w:lsdException w:name="Grid Table 2 Accent 1" w:uiPriority="47"/>
+    <w:lsdException w:name="Grid Table 3 Accent 1" w:uiPriority="48"/>
+    <w:lsdException w:name="Grid Table 4 Accent 1" w:uiPriority="49"/>
+    <w:lsdException w:name="Grid Table 5 Dark Accent 1" w:uiPriority="50"/>
+    <w:lsdException w:name="Grid Table 6 Colorful Accent 1" w:uiPriority="51"/>
+    <w:lsdException w:name="Grid Table 7 Colorful Accent 1" w:uiPriority="52"/>
+    <w:lsdException w:name="Grid Table 1 Light Accent 2" w:uiPriority="46"/>
+    <w:lsdException w:name="Grid Table 2 Accent 2" w:uiPriority="47"/>
+    <w:lsdException w:name="Grid Table 3 Accent 2" w:uiPriority="48"/>
+    <w:lsdException w:name="Grid Table 4 Accent 2" w:uiPriority="49"/>
+    <w:lsdException w:name="Grid Table 5 Dark Accent 2" w:uiPriority="50"/>
+    <w:lsdException w:name="Grid Table 6 Colorful Accent 2" w:uiPriority="51"/>
+    <w:lsdException w:name="Grid Table 7 Colorful Accent 2" w:uiPriority="52"/>
+    <w:lsdException w:name="Grid Table 1 Light Accent 3" w:uiPriority="46"/>
+    <w:lsdException w:name="Grid Table 2 Accent 3" w:uiPriority="47"/>
+    <w:lsdException w:name="Grid Table 3 Accent 3" w:uiPriority="48"/>
+    <w:lsdException w:name="Grid Table 4 Accent 3" w:uiPriority="49"/>
+    <w:lsdException w:name="Grid Table 5 Dark Accent 3" w:uiPriority="50"/>
+    <w:lsdException w:name="Grid Table 6 Colorful Accent 3" w:uiPriority="51"/>
+    <w:lsdException w:name="Grid Table 7 Colorful Accent 3" w:uiPriority="52"/>
+    <w:lsdException w:name="Grid Table 1 Light Accent 4" w:uiPriority="46"/>
+    <w:lsdException w:name="Grid Table 2 Accent 4" w:uiPriority="47"/>
+    <w:lsdException w:name="Grid Table 3 Accent 4" w:uiPriority="48"/>
+    <w:lsdException w:name="Grid Table 4 Accent 4" w:uiPriority="49"/>
+    <w:lsdException w:name="Grid Table 5 Dark Accent 4" w:uiPriority="50"/>
+    <w:lsdException w:name="Grid Table 6 Colorful Accent 4" w:uiPriority="51"/>
+    <w:lsdException w:name="Grid Table 7 Colorful Accent 4" w:uiPriority="52"/>
+    <w:lsdException w:name="Grid Table 1 Light Accent 5" w:uiPriority="46"/>
+    <w:lsdException w:name="Grid Table 2 Accent 5" w:uiPriority="47"/>
+    <w:lsdException w:name="Grid Table 3 Accent 5" w:uiPriority="48"/>
+    <w:lsdException w:name="Grid Table 4 Accent 5" w:uiPriority="49"/>
+    <w:lsdException w:name="Grid Table 5 Dark Accent 5" w:uiPriority="50"/>
+    <w:lsdException w:name="Grid Table 6 Colorful Accent 5" w:uiPriority="51"/>
+    <w:lsdException w:name="Grid Table 7 Colorful Accent 5" w:uiPriority="52"/>
+    <w:lsdException w:name="Grid Table 1 Light Accent 6" w:uiPriority="46"/>
+    <w:lsdException w:name="Grid Table 2 Accent 6" w:uiPriority="47"/>
+    <w:lsdException w:name="Grid Table 3 Accent 6" w:uiPriority="48"/>
+    <w:lsdException w:name="Grid Table 4 Accent 6" w:uiPriority="49"/>
+    <w:lsdException w:name="Grid Table 5 Dark Accent 6" w:uiPriority="50"/>
+    <w:lsdException w:name="Grid Table 6 Colorful Accent 6" w:uiPriority="51"/>
+    <w:lsdException w:name="Grid Table 7 Colorful Accent 6" w:uiPriority="52"/>
+    <w:lsdException w:name="List Table 1 Light" w:uiPriority="46"/>
+    <w:lsdException w:name="List Table 2" w:uiPriority="47"/>
+    <w:lsdException w:name="List Table 3" w:uiPriority="48"/>
+    <w:lsdException w:name="List Table 4" w:uiPriority="49"/>
+    <w:lsdException w:name="List Table 5 Dark" w:uiPriority="50"/>
+    <w:lsdException w:name="List Table 6 Colorful" w:uiPriority="51"/>
+    <w:lsdException w:name="List Table 7 Colorful" w:uiPriority="52"/>
+    <w:lsdException w:name="List Table 1 Light Accent 1" w:uiPriority="46"/>
+    <w:lsdException w:name="List Table 2 Accent 1" w:uiPriority="47"/>
+    <w:lsdException w:name="List Table 3 Accent 1" w:uiPriority="48"/>
+    <w:lsdException w:name="List Table 4 Accent 1" w:uiPriority="49"/>
+    <w:lsdException w:name="List Table 5 Dark Accent 1" w:uiPriority="50"/>
+    <w:lsdException w:name="List Table 6 Colorful Accent 1" w:uiPriority="51"/>
+    <w:lsdException w:name="List Table 7 Colorful Accent 1" w:uiPriority="52"/>
+    <w:lsdException w:name="List Table 1 Light Accent 2" w:uiPriority="46"/>
+    <w:lsdException w:name="List Table 2 Accent 2" w:uiPriority="47"/>
+    <w:lsdException w:name="List Table 3 Accent 2" w:uiPriority="48"/>
+    <w:lsdException w:name="List Table 4 Accent 2" w:uiPriority="49"/>
+    <w:lsdException w:name="List Table 5 Dark Accent 2" w:uiPriority="50"/>
+    <w:lsdException w:name="List Table 6 Colorful Accent 2" w:uiPriority="51"/>
+    <w:lsdException w:name="List Table 7 Colorful Accent 2" w:uiPriority="52"/>
+    <w:lsdException w:name="List Table 1 Light Accent 3" w:uiPriority="46"/>
+    <w:lsdException w:name="List Table 2 Accent 3" w:uiPriority="47"/>
+    <w:lsdException w:name="List Table 3 Accent 3" w:uiPriority="48"/>
+    <w:lsdException w:name="List Table 4 Accent 3" w:uiPriority="49"/>
+    <w:lsdException w:name="List Table 5 Dark Accent 3" w:uiPriority="50"/>
+    <w:lsdException w:name="List Table 6 Colorful Accent 3" w:uiPriority="51"/>
+    <w:lsdException w:name="List Table 7 Colorful Accent 3" w:uiPriority="52"/>
+    <w:lsdException w:name="List Table 1 Light Accent 4" w:uiPriority="46"/>
+    <w:lsdException w:name="List Table 2 Accent 4" w:uiPriority="47"/>
+    <w:lsdException w:name="List Table 3 Accent 4" w:uiPriority="48"/>
+    <w:lsdException w:name="List Table 4 Accent 4" w:uiPriority="49"/>
+    <w:lsdException w:name="List Table 5 Dark Accent 4" w:uiPriority="50"/>
+    <w:lsdException w:name="List Table 6 Colorful Accent 4" w:uiPriority="51"/>
+    <w:lsdException w:name="List Table 7 Colorful Accent 4" w:uiPriority="52"/>
+    <w:lsdException w:name="List Table 1 Light Accent 5" w:uiPriority="46"/>
+    <w:lsdException w:name="List Table 2 Accent 5" w:uiPriority="47"/>
+    <w:lsdException w:name="List Table 3 Accent 5" w:uiPriority="48"/>
+    <w:lsdException w:name="List Table 4 Accent 5" w:uiPriority="49"/>
+    <w:lsdException w:name="List Table 5 Dark Accent 5" w:uiPriority="50"/>
+    <w:lsdException w:name="List Table 6 Colorful Accent 5" w:uiPriority="51"/>
+    <w:lsdException w:name="List Table 7 Colorful Accent 5" w:uiPriority="52"/>
+    <w:lsdException w:name="List Table 1 Light Accent 6" w:uiPriority="46"/>
+    <w:lsdException w:name="List Table 2 Accent 6" w:uiPriority="47"/>
+    <w:lsdException w:name="List Table 3 Accent 6" w:uiPriority="48"/>
+    <w:lsdException w:name="List Table 4 Accent 6" w:uiPriority="49"/>
+    <w:lsdException w:name="List Table 5 Dark Accent 6" w:uiPriority="50"/>
+    <w:lsdException w:name="List Table 6 Colorful Accent 6" w:uiPriority="51"/>
+    <w:lsdException w:name="List Table 7 Colorful Accent 6" w:uiPriority="52"/>
+    <w:lsdException w:name="Mention" w:semiHidden="1" w:unhideWhenUsed="1"/>
+    <w:lsdException w:name="Smart Hyperlink" w:semiHidden="1" w:unhideWhenUsed="1"/>
+    <w:lsdException w:name="Hashtag" w:semiHidden="1" w:unhideWhenUsed="1"/>
+    <w:lsdException w:name="Unresolved Mention" w:semiHidden="1" w:unhideWhenUsed="1"/>
+    <w:lsdException w:name="Smart Link" w:semiHidden="1" w:unhideWhenUsed="1"/>
+  </w:latentStyles>
+  <w:style w:type="paragraph" w:default="1" w:styleId="Standard">
+    <w:name w:val="Normal"/>
+    <w:qFormat/>
+    <w:rPr>
+      <w:rFonts w:ascii="Arial" w:eastAsia="Arial" w:hAnsi="Arial" w:cs="Arial"/>
+      <w:lang w:val="de-DE"/>
+    </w:rPr>
+  </w:style>
+  <w:style w:type="paragraph" w:styleId="berschrift1">
+    <w:name w:val="heading 1"/>
+    <w:basedOn w:val="Standard"/>
+    <w:uiPriority w:val="9"/>
+    <w:qFormat/>
+    <w:pPr>
+      <w:ind w:left="396" w:right="20"/>
+      <w:jc w:val="center"/>
+      <w:outlineLvl w:val="0"/>
+    </w:pPr>
+    <w:rPr>
+      <w:sz w:val="24"/>
+      <w:szCs w:val="24"/>
+    </w:rPr>
+  </w:style>
+  <w:style w:type="paragraph" w:styleId="berschrift2">
+    <w:name w:val="heading 2"/>
+    <w:basedOn w:val="Standard"/>
+    <w:uiPriority w:val="9"/>
+    <w:unhideWhenUsed/>
+    <w:qFormat/>
+    <w:pPr>
+      <w:spacing w:before="73"/>
+      <w:ind w:left="368" w:right="3710"/>
+      <w:outlineLvl w:val="1"/>
+    </w:pPr>
+    <w:rPr>
+      <w:b/>
+      <w:bCs/>
+      <w:sz w:val="18"/>
+      <w:szCs w:val="18"/>
+    </w:rPr>
+  </w:style>
+  <w:style w:type="character" w:default="1" w:styleId="Absatz-Standardschriftart">
     <w:name w:val="Default Paragraph Font"/>
     <w:uiPriority w:val="1"/>
     <w:semiHidden/>
     <w:unhideWhenUsed/>
   </w:style>
-  <w:style w:styleId="TableNormal" w:default="1" w:type="table">
+  <w:style w:type="table" w:default="1" w:styleId="NormaleTabelle">
+    <w:name w:val="Normal Table"/>
+    <w:uiPriority w:val="99"/>
+    <w:semiHidden/>
+    <w:unhideWhenUsed/>
+    <w:tblPr>
+      <w:tblInd w:w="0" w:type="dxa"/>
+      <w:tblCellMar>
+        <w:top w:w="0" w:type="dxa"/>
+        <w:left w:w="108" w:type="dxa"/>
+        <w:bottom w:w="0" w:type="dxa"/>
+        <w:right w:w="108" w:type="dxa"/>
+      </w:tblCellMar>
+    </w:tblPr>
+  </w:style>
+  <w:style w:type="numbering" w:default="1" w:styleId="KeineListe">
+    <w:name w:val="No List"/>
+    <w:uiPriority w:val="99"/>
+    <w:semiHidden/>
+    <w:unhideWhenUsed/>
+  </w:style>
+  <w:style w:type="table" w:customStyle="1" w:styleId="TableNormal">
     <w:name w:val="Table Normal"/>
     <w:uiPriority w:val="2"/>
     <w:semiHidden/>
@@ -13046,95 +13693,31 @@
       </w:tblCellMar>
     </w:tblPr>
   </w:style>
-  <w:style w:styleId="NoList" w:default="1" w:type="numbering">
-    <w:name w:val="No List"/>
-    <w:uiPriority w:val="99"/>
-    <w:semiHidden/>
-    <w:unhideWhenUsed/>
-  </w:style>
-  <w:style w:default="1" w:styleId="Normal" w:type="paragraph">
-    <w:name w:val="Normal"/>
+  <w:style w:type="paragraph" w:styleId="Textkrper">
+    <w:name w:val="Body Text"/>
+    <w:basedOn w:val="Standard"/>
     <w:uiPriority w:val="1"/>
     <w:qFormat/>
-    <w:pPr/>
     <w:rPr>
-      <w:rFonts w:ascii="Arial" w:hAnsi="Arial" w:eastAsia="Arial" w:cs="Arial"/>
-      <w:lang w:val="de-DE" w:eastAsia="en-US" w:bidi="ar-SA"/>
+      <w:sz w:val="16"/>
+      <w:szCs w:val="16"/>
     </w:rPr>
   </w:style>
-  <w:style w:styleId="BodyText" w:type="paragraph">
-    <w:name w:val="Body Text"/>
-    <w:basedOn w:val="Normal"/>
-    <w:uiPriority w:val="1"/>
-    <w:qFormat/>
-    <w:pPr/>
-    <w:rPr>
-      <w:rFonts w:ascii="Arial" w:hAnsi="Arial" w:eastAsia="Arial" w:cs="Arial"/>
-      <w:sz w:val="16"/>
-      <w:szCs w:val="16"/>
-      <w:lang w:val="de-DE" w:eastAsia="en-US" w:bidi="ar-SA"/>
-    </w:rPr>
-  </w:style>
-  <w:style w:styleId="Heading1" w:type="paragraph">
-    <w:name w:val="Heading 1"/>
-    <w:basedOn w:val="Normal"/>
-    <w:uiPriority w:val="1"/>
-    <w:qFormat/>
-    <w:pPr>
-      <w:ind w:left="396" w:right="20"/>
-      <w:jc w:val="center"/>
-      <w:outlineLvl w:val="1"/>
-    </w:pPr>
-    <w:rPr>
-      <w:rFonts w:ascii="Arial" w:hAnsi="Arial" w:eastAsia="Arial" w:cs="Arial"/>
-      <w:sz w:val="24"/>
-      <w:szCs w:val="24"/>
-      <w:lang w:val="de-DE" w:eastAsia="en-US" w:bidi="ar-SA"/>
-    </w:rPr>
-  </w:style>
-  <w:style w:styleId="Heading2" w:type="paragraph">
-    <w:name w:val="Heading 2"/>
-    <w:basedOn w:val="Normal"/>
-    <w:uiPriority w:val="1"/>
-    <w:qFormat/>
-    <w:pPr>
-      <w:spacing w:before="73"/>
-      <w:ind w:left="368" w:right="3710"/>
-      <w:outlineLvl w:val="2"/>
-    </w:pPr>
-    <w:rPr>
-      <w:rFonts w:ascii="Arial" w:hAnsi="Arial" w:eastAsia="Arial" w:cs="Arial"/>
-      <w:b/>
-      <w:bCs/>
-      <w:sz w:val="18"/>
-      <w:szCs w:val="18"/>
-      <w:lang w:val="de-DE" w:eastAsia="en-US" w:bidi="ar-SA"/>
-    </w:rPr>
-  </w:style>
-  <w:style w:styleId="ListParagraph" w:type="paragraph">
+  <w:style w:type="paragraph" w:styleId="Listenabsatz">
     <w:name w:val="List Paragraph"/>
-    <w:basedOn w:val="Normal"/>
+    <w:basedOn w:val="Standard"/>
     <w:uiPriority w:val="1"/>
     <w:qFormat/>
     <w:pPr>
       <w:spacing w:line="199" w:lineRule="exact"/>
       <w:ind w:left="509" w:hanging="141"/>
     </w:pPr>
-    <w:rPr>
-      <w:rFonts w:ascii="Arial" w:hAnsi="Arial" w:eastAsia="Arial" w:cs="Arial"/>
-      <w:lang w:val="de-DE" w:eastAsia="en-US" w:bidi="ar-SA"/>
-    </w:rPr>
   </w:style>
-  <w:style w:styleId="TableParagraph" w:type="paragraph">
+  <w:style w:type="paragraph" w:customStyle="1" w:styleId="TableParagraph">
     <w:name w:val="Table Paragraph"/>
-    <w:basedOn w:val="Normal"/>
+    <w:basedOn w:val="Standard"/>
     <w:uiPriority w:val="1"/>
     <w:qFormat/>
-    <w:pPr/>
-    <w:rPr>
-      <w:rFonts w:ascii="Arial" w:hAnsi="Arial" w:eastAsia="Arial" w:cs="Arial"/>
-      <w:lang w:val="de-DE" w:eastAsia="en-US" w:bidi="ar-SA"/>
-    </w:rPr>
   </w:style>
 </w:styles>
 </file>
